--- a/hw8/Team11_HW8.docx
+++ b/hw8/Team11_HW8.docx
@@ -522,7 +522,7 @@
               <w:kern w:val="2"/>
               <w:sz w:val="24"/>
               <w:szCs w:val="24"/>
-              <w:lang w:val="en-VN"/>
+              <w:lang/>
               <w14:ligatures w14:val="standardContextual"/>
             </w:rPr>
           </w:pPr>
@@ -548,7 +548,7 @@
                 <w:kern w:val="2"/>
                 <w:sz w:val="24"/>
                 <w:szCs w:val="24"/>
-                <w:lang w:val="en-VN"/>
+                <w:lang/>
                 <w14:ligatures w14:val="standardContextual"/>
               </w:rPr>
               <w:tab/>
@@ -610,7 +610,7 @@
               <w:kern w:val="2"/>
               <w:sz w:val="24"/>
               <w:szCs w:val="24"/>
-              <w:lang w:val="en-VN"/>
+              <w:lang/>
               <w14:ligatures w14:val="standardContextual"/>
             </w:rPr>
           </w:pPr>
@@ -627,7 +627,7 @@
                 <w:kern w:val="2"/>
                 <w:sz w:val="24"/>
                 <w:szCs w:val="24"/>
-                <w:lang w:val="en-VN"/>
+                <w:lang/>
                 <w14:ligatures w14:val="standardContextual"/>
               </w:rPr>
               <w:tab/>
@@ -689,7 +689,7 @@
               <w:kern w:val="2"/>
               <w:sz w:val="24"/>
               <w:szCs w:val="24"/>
-              <w:lang w:val="en-VN"/>
+              <w:lang/>
               <w14:ligatures w14:val="standardContextual"/>
             </w:rPr>
           </w:pPr>
@@ -706,7 +706,7 @@
                 <w:kern w:val="2"/>
                 <w:sz w:val="24"/>
                 <w:szCs w:val="24"/>
-                <w:lang w:val="en-VN"/>
+                <w:lang/>
                 <w14:ligatures w14:val="standardContextual"/>
               </w:rPr>
               <w:tab/>
@@ -768,7 +768,7 @@
               <w:kern w:val="2"/>
               <w:sz w:val="24"/>
               <w:szCs w:val="24"/>
-              <w:lang w:val="en-VN"/>
+              <w:lang/>
               <w14:ligatures w14:val="standardContextual"/>
             </w:rPr>
           </w:pPr>
@@ -785,7 +785,7 @@
                 <w:kern w:val="2"/>
                 <w:sz w:val="24"/>
                 <w:szCs w:val="24"/>
-                <w:lang w:val="en-VN"/>
+                <w:lang/>
                 <w14:ligatures w14:val="standardContextual"/>
               </w:rPr>
               <w:tab/>
@@ -847,7 +847,7 @@
               <w:kern w:val="2"/>
               <w:sz w:val="24"/>
               <w:szCs w:val="24"/>
-              <w:lang w:val="en-VN"/>
+              <w:lang/>
               <w14:ligatures w14:val="standardContextual"/>
             </w:rPr>
           </w:pPr>
@@ -864,7 +864,7 @@
                 <w:kern w:val="2"/>
                 <w:sz w:val="24"/>
                 <w:szCs w:val="24"/>
-                <w:lang w:val="en-VN"/>
+                <w:lang/>
                 <w14:ligatures w14:val="standardContextual"/>
               </w:rPr>
               <w:tab/>
@@ -926,7 +926,7 @@
               <w:kern w:val="2"/>
               <w:sz w:val="24"/>
               <w:szCs w:val="24"/>
-              <w:lang w:val="en-VN"/>
+              <w:lang/>
               <w14:ligatures w14:val="standardContextual"/>
             </w:rPr>
           </w:pPr>
@@ -943,7 +943,7 @@
                 <w:kern w:val="2"/>
                 <w:sz w:val="24"/>
                 <w:szCs w:val="24"/>
-                <w:lang w:val="en-VN"/>
+                <w:lang/>
                 <w14:ligatures w14:val="standardContextual"/>
               </w:rPr>
               <w:tab/>
@@ -1037,23 +1037,8 @@
     </w:p>
     <w:p>
       <w:pPr>
-        <w:rPr>
-          <w:sz w:val="27"/>
-          <w:szCs w:val="27"/>
-        </w:rPr>
-      </w:pPr>
-      <w:r>
-        <w:rPr>
-          <w:rStyle w:val="Strong"/>
-        </w:rPr>
-        <w:lastRenderedPageBreak/>
-        <w:t>Tổng quan về Bài báo Khoa học</w:t>
-      </w:r>
-    </w:p>
-    <w:p>
-      <w:pPr>
         <w:pStyle w:val="NormalWeb"/>
-        <w:spacing w:line="264" w:lineRule="auto"/>
+        <w:spacing w:before="120" w:beforeAutospacing="0" w:after="0" w:afterAutospacing="0" w:line="264" w:lineRule="auto"/>
         <w:jc w:val="both"/>
         <w:rPr>
           <w:sz w:val="26"/>
@@ -1068,6 +1053,7 @@
           <w:sz w:val="26"/>
           <w:szCs w:val="26"/>
         </w:rPr>
+        <w:lastRenderedPageBreak/>
         <w:t>Tên bài báo:</w:t>
       </w:r>
       <w:r>
@@ -1081,29 +1067,46 @@
     <w:p>
       <w:pPr>
         <w:pStyle w:val="NormalWeb"/>
-        <w:spacing w:before="120" w:beforeAutospacing="0" w:line="264" w:lineRule="auto"/>
+        <w:spacing w:before="120" w:beforeAutospacing="0" w:after="0" w:afterAutospacing="0" w:line="264" w:lineRule="auto"/>
         <w:jc w:val="both"/>
         <w:rPr>
+          <w:i/>
+          <w:iCs/>
           <w:sz w:val="26"/>
           <w:szCs w:val="26"/>
         </w:rPr>
       </w:pPr>
       <w:r>
         <w:rPr>
+          <w:i/>
+          <w:iCs/>
           <w:sz w:val="26"/>
           <w:szCs w:val="26"/>
         </w:rPr>
-        <w:t xml:space="preserve">Một cải tiến cho thuật toán </w:t>
-      </w:r>
-      <w:r>
-        <w:rPr>
+        <w:t>C</w:t>
+      </w:r>
+      <w:r>
+        <w:rPr>
+          <w:i/>
+          <w:iCs/>
           <w:sz w:val="26"/>
           <w:szCs w:val="26"/>
         </w:rPr>
+        <w:t xml:space="preserve">ải tiến </w:t>
+      </w:r>
+      <w:r>
+        <w:rPr>
+          <w:i/>
+          <w:iCs/>
+          <w:sz w:val="26"/>
+          <w:szCs w:val="26"/>
+        </w:rPr>
         <w:t>random</w:t>
       </w:r>
       <w:r>
         <w:rPr>
+          <w:i/>
+          <w:iCs/>
           <w:sz w:val="26"/>
           <w:szCs w:val="26"/>
           <w:lang w:val="vi-VN"/>
@@ -1112,6 +1115,8 @@
       </w:r>
       <w:r>
         <w:rPr>
+          <w:i/>
+          <w:iCs/>
           <w:sz w:val="26"/>
           <w:szCs w:val="26"/>
         </w:rPr>
@@ -1121,7 +1126,7 @@
     <w:p>
       <w:pPr>
         <w:pStyle w:val="NormalWeb"/>
-        <w:spacing w:line="264" w:lineRule="auto"/>
+        <w:spacing w:before="120" w:beforeAutospacing="0" w:after="0" w:afterAutospacing="0" w:line="264" w:lineRule="auto"/>
         <w:rPr>
           <w:sz w:val="26"/>
           <w:szCs w:val="26"/>
@@ -1147,7 +1152,7 @@
     <w:p>
       <w:pPr>
         <w:pStyle w:val="NormalWeb"/>
-        <w:spacing w:line="264" w:lineRule="auto"/>
+        <w:spacing w:before="120" w:beforeAutospacing="0" w:after="0" w:afterAutospacing="0" w:line="264" w:lineRule="auto"/>
         <w:rPr>
           <w:sz w:val="26"/>
           <w:szCs w:val="26"/>
@@ -1198,6 +1203,9 @@
     <w:p>
       <w:pPr>
         <w:pStyle w:val="Heading1"/>
+        <w:rPr>
+          <w:color w:val="EE0000"/>
+        </w:rPr>
       </w:pPr>
       <w:bookmarkStart w:id="0" w:name="_Toc200483440"/>
       <w:r>
@@ -1205,90 +1213,1519 @@
           <w:rStyle w:val="Strong"/>
           <w:b/>
           <w:bCs/>
-        </w:rPr>
-        <w:t>Tóm tắt (</w:t>
-      </w:r>
-      <w:r>
+          <w:color w:val="EE0000"/>
+        </w:rPr>
+        <w:t>Abstract</w:t>
+      </w:r>
+      <w:bookmarkEnd w:id="0"/>
+    </w:p>
+    <w:p>
+      <w:pPr>
+        <w:pStyle w:val="normal-body1"/>
+        <w:rPr>
+          <w:rStyle w:val="citation-132"/>
+          <w:color w:val="EE0000"/>
+        </w:rPr>
+      </w:pPr>
+      <w:r>
+        <w:rPr>
+          <w:rStyle w:val="citation-132"/>
+          <w:color w:val="EE0000"/>
+        </w:rPr>
+        <w:t>Random forest (RF) là một trong những thuật toán machine learning được sử dụng rộng rãi.</w:t>
+      </w:r>
+    </w:p>
+    <w:p>
+      <w:pPr>
+        <w:pStyle w:val="normal-body1"/>
+        <w:rPr>
+          <w:rStyle w:val="citation-132"/>
+          <w:color w:val="EE0000"/>
+        </w:rPr>
+      </w:pPr>
+      <w:r>
+        <w:rPr>
+          <w:rStyle w:val="citation-132"/>
+          <w:color w:val="EE0000"/>
+        </w:rPr>
+        <w:t xml:space="preserve">Các cây quyết định </w:t>
+      </w:r>
+      <w:r>
+        <w:rPr>
+          <w:rStyle w:val="citation-132"/>
+          <w:i/>
+          <w:iCs/>
+          <w:color w:val="EE0000"/>
+        </w:rPr>
+        <w:t>(decision trees)</w:t>
+      </w:r>
+      <w:r>
+        <w:rPr>
+          <w:rStyle w:val="citation-132"/>
+          <w:color w:val="EE0000"/>
+        </w:rPr>
+        <w:t xml:space="preserve"> trong RF có thể có: độ chính xác phân loại thấp</w:t>
+      </w:r>
+      <w:r>
+        <w:rPr>
+          <w:rStyle w:val="citation-132"/>
+          <w:i/>
+          <w:iCs/>
+          <w:color w:val="EE0000"/>
+        </w:rPr>
+        <w:t xml:space="preserve"> (</w:t>
+      </w:r>
+      <w:r>
+        <w:rPr>
+          <w:i/>
+          <w:iCs/>
+          <w:color w:val="EE0000"/>
+        </w:rPr>
+        <w:t>low classification accuracies</w:t>
+      </w:r>
+      <w:r>
+        <w:rPr>
+          <w:rStyle w:val="citation-132"/>
+          <w:i/>
+          <w:iCs/>
+          <w:color w:val="EE0000"/>
+        </w:rPr>
+        <w:t>)</w:t>
+      </w:r>
+      <w:r>
+        <w:rPr>
+          <w:rStyle w:val="citation-132"/>
+          <w:color w:val="EE0000"/>
+        </w:rPr>
+        <w:t xml:space="preserve"> hoặc độ tương quan cao </w:t>
+      </w:r>
+      <w:r>
+        <w:rPr>
+          <w:rStyle w:val="citation-132"/>
+          <w:i/>
+          <w:iCs/>
+          <w:color w:val="EE0000"/>
+        </w:rPr>
+        <w:t>(</w:t>
+      </w:r>
+      <w:r>
+        <w:rPr>
+          <w:i/>
+          <w:iCs/>
+          <w:color w:val="EE0000"/>
+        </w:rPr>
+        <w:t>high correlations</w:t>
+      </w:r>
+      <w:r>
+        <w:rPr>
+          <w:rStyle w:val="citation-132"/>
+          <w:i/>
+          <w:iCs/>
+          <w:color w:val="EE0000"/>
+        </w:rPr>
+        <w:t>)</w:t>
+      </w:r>
+      <w:r>
+        <w:rPr>
+          <w:rStyle w:val="citation-132"/>
+          <w:i/>
+          <w:iCs/>
+          <w:color w:val="EE0000"/>
+        </w:rPr>
+        <w:t xml:space="preserve"> </w:t>
+      </w:r>
+      <w:r>
+        <w:rPr>
+          <w:rStyle w:val="citation-132"/>
+          <w:color w:val="EE0000"/>
+        </w:rPr>
+        <w:t>ảnh hưởng đến hiệu suất thuật toán</w:t>
+      </w:r>
+    </w:p>
+    <w:p>
+      <w:pPr>
+        <w:pStyle w:val="normal-body1"/>
+        <w:numPr>
+          <w:ilvl w:val="0"/>
+          <w:numId w:val="18"/>
+        </w:numPr>
+        <w:rPr>
+          <w:color w:val="EE0000"/>
+        </w:rPr>
+      </w:pPr>
+      <w:r>
+        <w:rPr>
+          <w:rStyle w:val="citation-132"/>
+          <w:color w:val="EE0000"/>
+        </w:rPr>
+        <w:t xml:space="preserve">Cải tiến </w:t>
+      </w:r>
+      <w:r>
+        <w:rPr>
+          <w:rStyle w:val="citation-132"/>
+          <w:color w:val="EE0000"/>
+        </w:rPr>
+        <w:t>dự</w:t>
+      </w:r>
+      <w:r>
+        <w:rPr>
+          <w:rStyle w:val="citation-132"/>
+          <w:color w:val="EE0000"/>
+        </w:rPr>
+        <w:t>a</w:t>
+      </w:r>
+      <w:r>
+        <w:rPr>
+          <w:rStyle w:val="citation-132"/>
+          <w:color w:val="EE0000"/>
+        </w:rPr>
+        <w:t xml:space="preserve"> trên </w:t>
+      </w:r>
+      <w:r>
+        <w:rPr>
+          <w:i/>
+          <w:iCs/>
+          <w:color w:val="EE0000"/>
+        </w:rPr>
+        <w:t>classification accuracies</w:t>
+      </w:r>
+      <w:r>
+        <w:rPr>
+          <w:i/>
+          <w:iCs/>
+          <w:color w:val="EE0000"/>
+        </w:rPr>
+        <w:t xml:space="preserve"> và </w:t>
+      </w:r>
+      <w:r>
+        <w:rPr>
+          <w:i/>
+          <w:iCs/>
+          <w:color w:val="EE0000"/>
+        </w:rPr>
+        <w:t>correlations</w:t>
+      </w:r>
+      <w:r>
+        <w:rPr>
+          <w:i/>
+          <w:iCs/>
+          <w:color w:val="EE0000"/>
+        </w:rPr>
+        <w:t xml:space="preserve"> </w:t>
+      </w:r>
+      <w:r>
+        <w:rPr>
+          <w:color w:val="EE0000"/>
+        </w:rPr>
+        <w:t>của các cây</w:t>
+      </w:r>
+    </w:p>
+    <w:p>
+      <w:pPr>
+        <w:pStyle w:val="normal-body1"/>
+        <w:rPr>
+          <w:color w:val="EE0000"/>
+        </w:rPr>
+      </w:pPr>
+      <w:r>
+        <w:rPr>
+          <w:color w:val="EE0000"/>
+        </w:rPr>
+        <w:t>Từ khóa:</w:t>
+      </w:r>
+      <w:r>
+        <w:rPr>
+          <w:b/>
+          <w:bCs/>
+          <w:color w:val="EE0000"/>
+        </w:rPr>
+        <w:t xml:space="preserve"> </w:t>
+      </w:r>
+      <w:r>
+        <w:rPr>
+          <w:b/>
+          <w:bCs/>
+          <w:color w:val="EE0000"/>
+        </w:rPr>
+        <w:t>CART</w:t>
+      </w:r>
+      <w:r>
+        <w:rPr>
+          <w:b/>
+          <w:bCs/>
+          <w:color w:val="EE0000"/>
+        </w:rPr>
+        <w:t>s</w:t>
+      </w:r>
+      <w:r>
+        <w:rPr>
+          <w:color w:val="EE0000"/>
+        </w:rPr>
+        <w:t xml:space="preserve"> (</w:t>
+      </w:r>
+      <w:r>
+        <w:rPr>
+          <w:i/>
+          <w:iCs/>
+          <w:color w:val="EE0000"/>
+        </w:rPr>
+        <w:t>Classification and Regression Trees</w:t>
+      </w:r>
+      <w:r>
+        <w:rPr>
+          <w:color w:val="EE0000"/>
+        </w:rPr>
+        <w:t>)</w:t>
+      </w:r>
+      <w:r>
+        <w:rPr>
+          <w:color w:val="EE0000"/>
+        </w:rPr>
+        <w:t>: các cây quyết định trong RF</w:t>
+      </w:r>
+    </w:p>
+    <w:p>
+      <w:pPr>
+        <w:pStyle w:val="normal-body1"/>
+        <w:rPr>
+          <w:rStyle w:val="citation-132"/>
+          <w:color w:val="EE0000"/>
+        </w:rPr>
+      </w:pPr>
+      <w:r>
+        <w:rPr>
+          <w:rStyle w:val="citation-132"/>
+          <w:color w:val="EE0000"/>
+        </w:rPr>
+        <w:t>Ý tưởng cải tiến:</w:t>
+      </w:r>
+    </w:p>
+    <w:p>
+      <w:pPr>
+        <w:pStyle w:val="normal-body1"/>
+        <w:rPr>
+          <w:rStyle w:val="citation-132"/>
+          <w:color w:val="EE0000"/>
+        </w:rPr>
+      </w:pPr>
+      <w:r>
+        <w:rPr>
+          <w:rStyle w:val="citation-132"/>
+          <w:color w:val="EE0000"/>
+        </w:rPr>
+        <w:t xml:space="preserve">(1) Giữ lại các cây có </w:t>
+      </w:r>
+      <w:r>
+        <w:rPr>
+          <w:rStyle w:val="citation-132"/>
+          <w:color w:val="EE0000"/>
+        </w:rPr>
+        <w:t>độ chính xác phân loại thấp</w:t>
+      </w:r>
+    </w:p>
+    <w:p>
+      <w:pPr>
+        <w:pStyle w:val="Bullet-"/>
+        <w:rPr>
+          <w:rStyle w:val="citation-132"/>
+          <w:color w:val="EE0000"/>
+        </w:rPr>
+      </w:pPr>
+      <w:r>
+        <w:rPr>
+          <w:rStyle w:val="citation-132"/>
+          <w:color w:val="EE0000"/>
+        </w:rPr>
+        <w:t xml:space="preserve">Mỗi cây dự đoán trên 3 datasets dành riêng → tính độ chính xác trung bình </w:t>
+      </w:r>
+    </w:p>
+    <w:p>
+      <w:pPr>
+        <w:pStyle w:val="Bullet-"/>
+        <w:rPr>
+          <w:rStyle w:val="citation-132"/>
+          <w:color w:val="EE0000"/>
+        </w:rPr>
+      </w:pPr>
+      <w:r>
+        <w:rPr>
+          <w:rStyle w:val="citation-132"/>
+          <w:color w:val="EE0000"/>
+        </w:rPr>
+        <w:t xml:space="preserve">Sắp xếp các cây theo </w:t>
+      </w:r>
+      <w:r>
+        <w:rPr>
+          <w:rStyle w:val="citation-132"/>
+          <w:color w:val="EE0000"/>
+        </w:rPr>
+        <w:t>độ chính xác trung bình</w:t>
+      </w:r>
+      <w:r>
+        <w:rPr>
+          <w:rStyle w:val="citation-132"/>
+          <w:color w:val="EE0000"/>
+        </w:rPr>
+        <w:t xml:space="preserve"> giảm dần</w:t>
+      </w:r>
+    </w:p>
+    <w:p>
+      <w:pPr>
+        <w:pStyle w:val="normal-body1"/>
+        <w:rPr>
+          <w:rStyle w:val="citation-132"/>
+          <w:color w:val="EE0000"/>
+        </w:rPr>
+      </w:pPr>
+      <w:r>
+        <w:rPr>
+          <w:rStyle w:val="citation-132"/>
+          <w:color w:val="EE0000"/>
+        </w:rPr>
+        <w:t>(2) Giảm độ tương quan giữa các cây</w:t>
+      </w:r>
+    </w:p>
+    <w:p>
+      <w:pPr>
+        <w:pStyle w:val="Bullet-"/>
+      </w:pPr>
+      <w:r>
+        <w:t>T</w:t>
+      </w:r>
+      <w:r>
+        <w:t>ính độ tương đồng cosine (cosine similarity)</w:t>
+      </w:r>
+      <w:r>
+        <w:t xml:space="preserve"> bằng </w:t>
+      </w:r>
+      <w:r>
+        <w:t>phương pháp tích vô hướng cải tiến (improved dot product)</w:t>
+      </w:r>
+    </w:p>
+    <w:p>
+      <w:pPr>
+        <w:pStyle w:val="Bullet-"/>
+        <w:rPr>
+          <w:rStyle w:val="citation-132"/>
+          <w:color w:val="EE0000"/>
+        </w:rPr>
+      </w:pPr>
+      <w:r>
+        <w:t xml:space="preserve">Là </w:t>
+      </w:r>
+      <w:r>
+        <w:t>mức độ tương quan giữa các cây CART trong không gian đặc trưng</w:t>
+      </w:r>
+      <w:r>
+        <w:t xml:space="preserve"> (</w:t>
+      </w:r>
+      <w:r>
+        <w:t>feature space</w:t>
+      </w:r>
+      <w:r>
+        <w:t>)</w:t>
+      </w:r>
+      <w:r>
+        <w:t>.</w:t>
+      </w:r>
+    </w:p>
+    <w:p>
+      <w:pPr>
+        <w:pStyle w:val="normal-body1"/>
+        <w:rPr>
+          <w:b/>
+          <w:bCs/>
+          <w:color w:val="EE0000"/>
+        </w:rPr>
+      </w:pPr>
+      <w:r>
+        <w:rPr>
+          <w:b/>
+          <w:bCs/>
+          <w:color w:val="EE0000"/>
+        </w:rPr>
+        <w:t>G</w:t>
+      </w:r>
+      <w:r>
+        <w:rPr>
+          <w:b/>
+          <w:bCs/>
+          <w:color w:val="EE0000"/>
+        </w:rPr>
+        <w:t>rid search</w:t>
+      </w:r>
+      <w:r>
+        <w:rPr>
+          <w:color w:val="EE0000"/>
+        </w:rPr>
+        <w:t xml:space="preserve"> được dùng để xác định </w:t>
+      </w:r>
+      <w:r>
+        <w:rPr>
+          <w:b/>
+          <w:bCs/>
+          <w:color w:val="EE0000"/>
+        </w:rPr>
+        <w:t>ngưỡng tích vô hướng</w:t>
+      </w:r>
+      <w:r>
+        <w:rPr>
+          <w:b/>
+          <w:bCs/>
+          <w:color w:val="EE0000"/>
+        </w:rPr>
+        <w:t xml:space="preserve"> </w:t>
+      </w:r>
+      <w:r>
+        <w:rPr>
+          <w:color w:val="EE0000"/>
+        </w:rPr>
+        <w:t>(</w:t>
+      </w:r>
+      <w:r>
+        <w:rPr>
+          <w:color w:val="EE0000"/>
+        </w:rPr>
+        <w:t>inner product threshold</w:t>
+      </w:r>
+      <w:r>
+        <w:rPr>
+          <w:color w:val="EE0000"/>
+        </w:rPr>
+        <w:t>)</w:t>
+      </w:r>
+    </w:p>
+    <w:p>
+      <w:pPr>
+        <w:pStyle w:val="normal-body1"/>
+        <w:rPr>
+          <w:rStyle w:val="citation-132"/>
+          <w:color w:val="EE0000"/>
+        </w:rPr>
+      </w:pPr>
+      <w:r>
+        <w:rPr>
+          <w:rStyle w:val="citation-132"/>
+          <w:color w:val="EE0000"/>
+        </w:rPr>
+        <w:t>T</w:t>
+      </w:r>
+      <w:r>
+        <w:rPr>
+          <w:rStyle w:val="citation-132"/>
+          <w:color w:val="EE0000"/>
+        </w:rPr>
+        <w:t xml:space="preserve">rong các cặp cây có </w:t>
+      </w:r>
+      <w:r>
+        <w:rPr>
+          <w:rStyle w:val="citation-132"/>
+          <w:color w:val="EE0000"/>
+        </w:rPr>
+        <w:t>tích vô hướng</w:t>
+      </w:r>
+      <w:r>
+        <w:rPr>
+          <w:rStyle w:val="citation-132"/>
+          <w:color w:val="EE0000"/>
+        </w:rPr>
+        <w:t xml:space="preserve"> cao hơn ngưỡng, cây có độ chính xác thấp hơn sẽ được đánh dấu là có thể loại bỏ</w:t>
+      </w:r>
+    </w:p>
+    <w:p>
+      <w:pPr>
+        <w:pStyle w:val="normal-body1"/>
+        <w:numPr>
+          <w:ilvl w:val="0"/>
+          <w:numId w:val="18"/>
+        </w:numPr>
+        <w:rPr>
+          <w:rStyle w:val="citation-132"/>
+          <w:color w:val="EE0000"/>
+        </w:rPr>
+      </w:pPr>
+      <w:r>
+        <w:rPr>
+          <w:rStyle w:val="citation-132"/>
+          <w:color w:val="EE0000"/>
+        </w:rPr>
+        <w:t>Chỉ còn các cây có chất lượng tốt dùng để xây dựng RF</w:t>
+      </w:r>
+    </w:p>
+    <w:p>
+      <w:pPr>
+        <w:pStyle w:val="normal-body1"/>
+        <w:rPr>
+          <w:rStyle w:val="citation-132"/>
+          <w:b/>
+          <w:bCs/>
+          <w:color w:val="EE0000"/>
+        </w:rPr>
+      </w:pPr>
+      <w:r>
+        <w:rPr>
+          <w:rStyle w:val="citation-132"/>
+          <w:b/>
+          <w:bCs/>
+          <w:color w:val="EE0000"/>
+        </w:rPr>
+        <w:t>Kết quả thực nghiệm:</w:t>
+      </w:r>
+    </w:p>
+    <w:p>
+      <w:pPr>
+        <w:pStyle w:val="Bullet-"/>
+        <w:rPr>
+          <w:rStyle w:val="citation-132"/>
+          <w:color w:val="EE0000"/>
+        </w:rPr>
+      </w:pPr>
+      <w:r>
+        <w:rPr>
+          <w:rStyle w:val="citation-132"/>
+          <w:color w:val="EE0000"/>
+        </w:rPr>
+        <w:t>So sánh trước và sau cái tiến RF sau 5 lần thực nghiệm (5 datasets), RF cải tiến cho kết quả tốt vượt trội</w:t>
+      </w:r>
+    </w:p>
+    <w:p>
+      <w:pPr>
+        <w:pStyle w:val="Bullet-"/>
+      </w:pPr>
+      <w:r>
+        <w:t>Giá trị G-means và điểm số OBD (out-of-bag) cũng cao hơn rõ rệt.</w:t>
+      </w:r>
+    </w:p>
+    <w:p>
+      <w:pPr>
+        <w:pStyle w:val="Bullet-"/>
+      </w:pPr>
+      <w:r>
+        <w:t>K</w:t>
+      </w:r>
+      <w:r>
+        <w:t xml:space="preserve">iểm định phi tham số </w:t>
+      </w:r>
+      <w:r>
+        <w:t>(</w:t>
+      </w:r>
+      <w:r>
+        <w:t>non-parametric test</w:t>
+      </w:r>
+      <w:r>
+        <w:t>) cũng</w:t>
+      </w:r>
+      <w:r>
+        <w:t xml:space="preserve"> cho thấy có sự khác biệt</w:t>
+      </w:r>
+      <w:r>
+        <w:t xml:space="preserve"> với 3 kiểm định</w:t>
+      </w:r>
+      <w:r>
+        <w:t>.</w:t>
+      </w:r>
+    </w:p>
+    <w:p>
+      <w:pPr>
+        <w:pStyle w:val="Heading1"/>
         <w:rPr>
           <w:rStyle w:val="Strong"/>
           <w:b/>
           <w:bCs/>
-        </w:rPr>
-        <w:t>Abstract</w:t>
-      </w:r>
+          <w:color w:val="EE0000"/>
+        </w:rPr>
+      </w:pPr>
+      <w:bookmarkStart w:id="1" w:name="_Toc200483441"/>
       <w:r>
         <w:rPr>
           <w:rStyle w:val="Strong"/>
           <w:b/>
           <w:bCs/>
+          <w:color w:val="EE0000"/>
+        </w:rPr>
+        <w:lastRenderedPageBreak/>
+        <w:t>Introduction</w:t>
+      </w:r>
+    </w:p>
+    <w:p>
+      <w:pPr>
+        <w:pStyle w:val="Heading2"/>
+      </w:pPr>
+      <w:r>
+        <w:t>RF và các nghiên cứu cải tiến</w:t>
+      </w:r>
+    </w:p>
+    <w:p>
+      <w:pPr>
+        <w:pStyle w:val="normal-body1"/>
+        <w:rPr>
+          <w:color w:val="EE0000"/>
+        </w:rPr>
+      </w:pPr>
+      <w:r>
+        <w:rPr>
+          <w:color w:val="EE0000"/>
+        </w:rPr>
+        <w:t xml:space="preserve">Năn 2001, </w:t>
+      </w:r>
+      <w:r>
+        <w:rPr>
+          <w:rStyle w:val="Strong"/>
+          <w:b w:val="0"/>
+          <w:bCs w:val="0"/>
+          <w:color w:val="EE0000"/>
+        </w:rPr>
+        <w:t>Breiman</w:t>
+      </w:r>
+      <w:r>
+        <w:rPr>
+          <w:rStyle w:val="Strong"/>
+          <w:b w:val="0"/>
+          <w:bCs w:val="0"/>
+          <w:color w:val="EE0000"/>
+        </w:rPr>
+        <w:t xml:space="preserve"> tích hợp thuật toán </w:t>
+      </w:r>
+      <w:r>
+        <w:rPr>
+          <w:color w:val="EE0000"/>
+        </w:rPr>
+        <w:t>bagging</w:t>
+      </w:r>
+      <w:r>
+        <w:rPr>
+          <w:color w:val="EE0000"/>
+        </w:rPr>
+        <w:t>, không gian con ngẫu nhiên và CART thành để đề xuất mô hình RF gọi là Traditional RF (TRF)</w:t>
+      </w:r>
+    </w:p>
+    <w:p>
+      <w:pPr>
+        <w:pStyle w:val="normal-body1"/>
+        <w:rPr>
+          <w:color w:val="EE0000"/>
+        </w:rPr>
+      </w:pPr>
+      <w:r>
+        <w:rPr>
+          <w:color w:val="EE0000"/>
+        </w:rPr>
+        <w:t xml:space="preserve">TRF được ứng dụng rộng rãi trong nhiều lĩnh vực để giải quyết bài toán hồi quy và phân lớp. Tuy nhiên, còn nhiều hạn chế </w:t>
+      </w:r>
+      <w:r>
+        <w:rPr>
+          <w:color w:val="EE0000"/>
+        </w:rPr>
+        <w:t>trong các lĩnh vực đặc thù: dataset nhỏ, feature hạn chế hoặc số lượng phân lớp nhiều</w:t>
+      </w:r>
+    </w:p>
+    <w:p>
+      <w:pPr>
+        <w:pStyle w:val="normal-body1"/>
+        <w:rPr>
+          <w:color w:val="EE0000"/>
+        </w:rPr>
+      </w:pPr>
+      <w:r>
+        <w:rPr>
+          <w:color w:val="EE0000"/>
+        </w:rPr>
+        <w:t>Nhiều phương pháp cải tiến đã được nghiên cứu để giải quyết các hạn chế này</w:t>
+      </w:r>
+    </w:p>
+    <w:p>
+      <w:pPr>
+        <w:pStyle w:val="normal-body1"/>
+        <w:rPr>
+          <w:color w:val="EE0000"/>
+        </w:rPr>
+      </w:pPr>
+      <w:r>
+        <w:rPr>
+          <w:color w:val="EE0000"/>
+        </w:rPr>
+        <w:t xml:space="preserve">Giai đoạn 2009 đến 2021, các cải tiến phần lớn tập trung vào cải tiến cơ chế bầu chọn (voting). Tuy nhiên, trong các năm gần đây, các cải tiến bầu chọn giảm và thường chỉ là một phần phụ trong </w:t>
+      </w:r>
+      <w:r>
+        <w:rPr>
+          <w:color w:val="EE0000"/>
+        </w:rPr>
+        <w:t xml:space="preserve">các cải tiến cây quyết định. Lý do: </w:t>
+      </w:r>
+      <w:r>
+        <w:rPr>
+          <w:color w:val="EE0000"/>
+        </w:rPr>
+        <w:t xml:space="preserve"> </w:t>
+      </w:r>
+      <w:r>
+        <w:rPr>
+          <w:color w:val="EE0000"/>
+        </w:rPr>
+        <w:t>voting là phần cuối trong quá trình xây dựng RF, và các nghiên cứu đang hướng tới phần đầu là quá trình xây dựng cây quyết định</w:t>
+      </w:r>
+      <w:r>
+        <w:rPr>
+          <w:color w:val="EE0000"/>
+        </w:rPr>
+        <w:t>.</w:t>
+      </w:r>
+    </w:p>
+    <w:p>
+      <w:pPr>
+        <w:pStyle w:val="normal-body1"/>
+        <w:rPr>
+          <w:color w:val="EE0000"/>
+        </w:rPr>
+      </w:pPr>
+      <w:r>
+        <w:rPr>
+          <w:color w:val="EE0000"/>
+        </w:rPr>
+        <w:t>Nghiên cứu cải tiến cây quyết định từ nhiều khía cạnh:</w:t>
+      </w:r>
+    </w:p>
+    <w:p>
+      <w:pPr>
+        <w:pStyle w:val="Bullet-"/>
+        <w:rPr>
+          <w:color w:val="EE0000"/>
+        </w:rPr>
+      </w:pPr>
+      <w:r>
+        <w:rPr>
+          <w:b/>
+          <w:bCs/>
+          <w:color w:val="EE0000"/>
+        </w:rPr>
+        <w:t>Dựa vào</w:t>
+      </w:r>
+      <w:r>
+        <w:rPr>
+          <w:b/>
+          <w:bCs/>
+          <w:color w:val="EE0000"/>
+        </w:rPr>
+        <w:t xml:space="preserve"> tiêu chí </w:t>
+      </w:r>
+      <w:r>
+        <w:rPr>
+          <w:b/>
+          <w:bCs/>
+          <w:color w:val="EE0000"/>
+        </w:rPr>
+        <w:t>tách nút</w:t>
+      </w:r>
+      <w:r>
+        <w:rPr>
+          <w:color w:val="EE0000"/>
+        </w:rPr>
+        <w:t xml:space="preserve"> (</w:t>
+      </w:r>
+      <w:r>
+        <w:rPr>
+          <w:color w:val="EE0000"/>
+        </w:rPr>
+        <w:t>node splitting criteria</w:t>
+      </w:r>
+      <w:r>
+        <w:rPr>
+          <w:color w:val="EE0000"/>
         </w:rPr>
         <w:t>)</w:t>
       </w:r>
-      <w:bookmarkEnd w:id="0"/>
+    </w:p>
+    <w:p>
+      <w:pPr>
+        <w:pStyle w:val="Bullet"/>
+        <w:rPr>
+          <w:color w:val="EE0000"/>
+        </w:rPr>
+      </w:pPr>
+      <w:r>
+        <w:rPr>
+          <w:color w:val="EE0000"/>
+        </w:rPr>
+        <w:t>Ma et al. (2019) đã cải tiến entropy Grassberger và sử dụng phiên bản entropy được cải tiến này để tính information gain</w:t>
+      </w:r>
+    </w:p>
+    <w:p>
+      <w:pPr>
+        <w:pStyle w:val="Bullet-"/>
+        <w:rPr>
+          <w:color w:val="EE0000"/>
+        </w:rPr>
+      </w:pPr>
+      <w:r>
+        <w:rPr>
+          <w:b/>
+          <w:bCs/>
+          <w:color w:val="EE0000"/>
+        </w:rPr>
+        <w:t>Dựa vào quá trình xây dựng cây quyết định</w:t>
+      </w:r>
+      <w:r>
+        <w:rPr>
+          <w:color w:val="EE0000"/>
+        </w:rPr>
+        <w:t xml:space="preserve"> (</w:t>
+      </w:r>
+      <w:r>
+        <w:rPr>
+          <w:color w:val="EE0000"/>
+        </w:rPr>
+        <w:t>construction process of decision trees</w:t>
+      </w:r>
+      <w:r>
+        <w:rPr>
+          <w:color w:val="EE0000"/>
+        </w:rPr>
+        <w:t>)</w:t>
+      </w:r>
+    </w:p>
+    <w:p>
+      <w:pPr>
+        <w:pStyle w:val="Bullet"/>
+        <w:rPr>
+          <w:color w:val="EE0000"/>
+        </w:rPr>
+      </w:pPr>
+      <w:r>
+        <w:rPr>
+          <w:color w:val="EE0000"/>
+        </w:rPr>
+        <w:t>Ishwaran et al. (2008) đã đề xuất ý tưởng cây sống sót (survival tree)</w:t>
+      </w:r>
+    </w:p>
+    <w:p>
+      <w:pPr>
+        <w:pStyle w:val="Bullet"/>
+        <w:rPr>
+          <w:color w:val="EE0000"/>
+        </w:rPr>
+      </w:pPr>
+      <w:r>
+        <w:rPr>
+          <w:color w:val="EE0000"/>
+        </w:rPr>
+        <w:t>Wang và Wang (2020) đã đề xuất Post-Selection Boosted Random Forest (PBRF).</w:t>
+      </w:r>
+    </w:p>
+    <w:p>
+      <w:pPr>
+        <w:pStyle w:val="Bullet"/>
+        <w:rPr>
+          <w:color w:val="EE0000"/>
+        </w:rPr>
+      </w:pPr>
+      <w:r>
+        <w:rPr>
+          <w:color w:val="EE0000"/>
+        </w:rPr>
+        <w:t>Farhadi et al. (2023) đã đề xuất mô hình RARTEN (Reducing and Aggregating Random Forest Trees by Elastic Net)</w:t>
+      </w:r>
+    </w:p>
+    <w:p>
+      <w:pPr>
+        <w:pStyle w:val="Bullet-"/>
+        <w:rPr>
+          <w:color w:val="EE0000"/>
+        </w:rPr>
+      </w:pPr>
+      <w:r>
+        <w:rPr>
+          <w:b/>
+          <w:bCs/>
+          <w:color w:val="EE0000"/>
+        </w:rPr>
+        <w:t>Dựa vào</w:t>
+      </w:r>
+      <w:r>
+        <w:rPr>
+          <w:rFonts w:eastAsia="Times New Roman"/>
+          <w:b/>
+          <w:bCs/>
+          <w:sz w:val="28"/>
+          <w:szCs w:val="28"/>
+        </w:rPr>
+        <w:t xml:space="preserve"> </w:t>
+      </w:r>
+      <w:r>
+        <w:rPr>
+          <w:b/>
+          <w:bCs/>
+          <w:color w:val="EE0000"/>
+        </w:rPr>
+        <w:t>không gian đặc trưng con (feature subspace)</w:t>
+      </w:r>
+    </w:p>
+    <w:p>
+      <w:pPr>
+        <w:pStyle w:val="Bullet"/>
+        <w:rPr>
+          <w:color w:val="EE0000"/>
+        </w:rPr>
+      </w:pPr>
+      <w:r>
+        <w:rPr>
+          <w:color w:val="EE0000"/>
+        </w:rPr>
+        <w:t>Amaratunga et al. (2008) đã giới thiệu một phương pháp gán trọng số đặc trưng mới</w:t>
+      </w:r>
+    </w:p>
+    <w:p>
+      <w:pPr>
+        <w:pStyle w:val="Bullet"/>
+        <w:rPr>
+          <w:color w:val="EE0000"/>
+        </w:rPr>
+      </w:pPr>
+      <w:r>
+        <w:rPr>
+          <w:color w:val="EE0000"/>
+        </w:rPr>
+        <w:t>Kulkarni và Sinha (2013) đã đề xuất một phương pháp disjoint partitioning (phân vùng rời rạc). Phương pháp này chia nhỏ tập huấn luyện thành các phần không chồng lấp để huấn luyện các cây quyết định, giúp tăng tính đa dạng giữa các cây</w:t>
+      </w:r>
+    </w:p>
+    <w:p>
+      <w:pPr>
+        <w:pStyle w:val="Bullet"/>
+        <w:rPr>
+          <w:color w:val="EE0000"/>
+        </w:rPr>
+      </w:pPr>
+      <w:r>
+        <w:rPr>
+          <w:color w:val="EE0000"/>
+        </w:rPr>
+        <w:t>L</w:t>
+      </w:r>
+      <w:r>
+        <w:rPr>
+          <w:color w:val="EE0000"/>
+        </w:rPr>
+        <w:t>iu và Zhao (2017) đã đề xuất mô hình Random Forest có trọng số theo mức độ quan trọng của biến số.</w:t>
+      </w:r>
+    </w:p>
+    <w:p>
+      <w:pPr>
+        <w:pStyle w:val="Bullet"/>
+        <w:rPr>
+          <w:color w:val="EE0000"/>
+        </w:rPr>
+      </w:pPr>
+      <w:r>
+        <w:rPr>
+          <w:color w:val="EE0000"/>
+        </w:rPr>
+        <w:t xml:space="preserve">Ghosh và Cabrera (2021) cải tiến Random Forest bằng cách giảm ảnh hưởng của các cây có </w:t>
+      </w:r>
+      <w:r>
+        <w:rPr>
+          <w:color w:val="EE0000"/>
+        </w:rPr>
+        <w:t>node có</w:t>
+      </w:r>
+      <w:r>
+        <w:rPr>
+          <w:color w:val="EE0000"/>
+        </w:rPr>
+        <w:t xml:space="preserve"> đặc trưng </w:t>
+      </w:r>
+      <w:r>
+        <w:rPr>
+          <w:color w:val="EE0000"/>
+        </w:rPr>
+        <w:t>kém</w:t>
+      </w:r>
+      <w:r>
+        <w:rPr>
+          <w:color w:val="EE0000"/>
+        </w:rPr>
+        <w:t xml:space="preserve"> hữu ích</w:t>
+      </w:r>
+    </w:p>
+    <w:p>
+      <w:pPr>
+        <w:pStyle w:val="Bullet"/>
+        <w:rPr>
+          <w:color w:val="EE0000"/>
+        </w:rPr>
+      </w:pPr>
+      <w:r>
+        <w:rPr>
+          <w:color w:val="EE0000"/>
+        </w:rPr>
+        <w:t xml:space="preserve">Wang et al. (2022) đã sử dụng Spark để </w:t>
+      </w:r>
+      <w:r>
+        <w:rPr>
+          <w:color w:val="EE0000"/>
+        </w:rPr>
+        <w:t xml:space="preserve">cải tiến, </w:t>
+      </w:r>
+      <w:r>
+        <w:rPr>
+          <w:color w:val="EE0000"/>
+        </w:rPr>
+        <w:t>trích xuất đặc trưng dựa trên mức độ quan trọng đã tính toán, tạo thành không gian đặc trưng con</w:t>
+      </w:r>
     </w:p>
     <w:p>
       <w:pPr>
         <w:pStyle w:val="normal-body1"/>
-      </w:pPr>
-      <w:r>
-        <w:rPr>
-          <w:rStyle w:val="citation-132"/>
-        </w:rPr>
-        <w:t>Bài báo đề xuất một thuật toán Rừng ngẫu nhiên (Random Forest - RF) cải tiến nhằm giải quyết hai vấn đề chính trong các mô hình RF truyền thống: một số cây quyết định (decision trees) có độ chính xác phân loại thấp và/hoặc có độ tương quan cao với các cây khác</w:t>
-      </w:r>
-      <w:r>
-        <w:t xml:space="preserve">. </w:t>
-      </w:r>
-      <w:r>
-        <w:rPr>
-          <w:rStyle w:val="citation-131"/>
-        </w:rPr>
-        <w:t>Ý tưởng cốt lõi của phương pháp này bao gồm hai phần: (1) giữ lại những cây quyết định (cụ thể là CART - Classification and Regression Trees) có hiệu quả phân loại tốt nhất, và (2) giảm độ tương quan giữa các cây này</w:t>
-      </w:r>
-      <w:r>
+        <w:numPr>
+          <w:ilvl w:val="0"/>
+          <w:numId w:val="18"/>
+        </w:numPr>
+        <w:rPr>
+          <w:color w:val="EE0000"/>
+        </w:rPr>
+      </w:pPr>
+      <w:r>
+        <w:rPr>
+          <w:color w:val="EE0000"/>
+        </w:rPr>
+        <w:t>Các n</w:t>
+      </w:r>
+      <w:r>
+        <w:rPr>
+          <w:color w:val="EE0000"/>
+        </w:rPr>
+        <w:t>ghiên cứu hiện tại chủ yếu tập trung vào việc cải thiện bản thân cây quyết định, nhằm nâng cao hiệu quả phân loại và mức độ đa dạng giữa các cây</w:t>
+      </w:r>
+    </w:p>
+    <w:p>
+      <w:pPr>
+        <w:pStyle w:val="Heading2"/>
+      </w:pPr>
+      <w:r>
+        <w:lastRenderedPageBreak/>
+        <w:t>H</w:t>
+      </w:r>
+      <w:r>
+        <w:t>ạn chế</w:t>
+      </w:r>
+      <w:r>
+        <w:t xml:space="preserve"> của các cải tiến</w:t>
+      </w:r>
+      <w:r>
+        <w:t xml:space="preserve"> (Limitation/Gap)</w:t>
+      </w:r>
+      <w:r>
+        <w:t>:</w:t>
+      </w:r>
+    </w:p>
+    <w:p>
+      <w:pPr>
+        <w:pStyle w:val="Bullet-"/>
+        <w:rPr>
+          <w:color w:val="EE0000"/>
+        </w:rPr>
+      </w:pPr>
+      <w:r>
+        <w:rPr>
+          <w:color w:val="EE0000"/>
+        </w:rPr>
+        <w:t>B</w:t>
+      </w:r>
+      <w:r>
+        <w:rPr>
+          <w:color w:val="EE0000"/>
+        </w:rPr>
+        <w:t>ỏ qua cơ chế hoặc phương pháp đánh giá hiệu quả phân loại của cây quyết định</w:t>
+      </w:r>
+      <w:r>
+        <w:rPr>
+          <w:color w:val="EE0000"/>
+        </w:rPr>
+        <w:t xml:space="preserve">, </w:t>
+      </w:r>
+      <w:r>
+        <w:rPr>
+          <w:color w:val="EE0000"/>
+        </w:rPr>
+        <w:t xml:space="preserve">chỉ dùng </w:t>
+      </w:r>
+      <w:r>
+        <w:rPr>
+          <w:color w:val="EE0000"/>
+        </w:rPr>
+        <w:t>dữ liệu ngoài bao (out-of-bag data – OBD)</w:t>
+      </w:r>
+      <w:r>
+        <w:rPr>
+          <w:color w:val="EE0000"/>
+        </w:rPr>
+        <w:t xml:space="preserve"> để kiểm tra từng cây</w:t>
+      </w:r>
+    </w:p>
+    <w:p>
+      <w:pPr>
+        <w:pStyle w:val="Bullet-"/>
+        <w:rPr>
+          <w:color w:val="EE0000"/>
+        </w:rPr>
+      </w:pPr>
+      <w:r>
+        <w:rPr>
+          <w:color w:val="EE0000"/>
+        </w:rPr>
+        <w:t>T</w:t>
+      </w:r>
+      <w:r>
+        <w:rPr>
+          <w:color w:val="EE0000"/>
+        </w:rPr>
+        <w:t xml:space="preserve">ập trung vào tính đa dạng giữa các cây quyết định, nhưng rất ít nghiên </w:t>
+      </w:r>
+      <w:r>
+        <w:rPr>
+          <w:color w:val="EE0000"/>
+        </w:rPr>
+        <w:t>về</w:t>
+      </w:r>
+      <w:r>
+        <w:rPr>
+          <w:color w:val="EE0000"/>
+        </w:rPr>
+        <w:t xml:space="preserve"> mức độ đa dạng </w:t>
+      </w:r>
+      <w:r>
+        <w:rPr>
+          <w:color w:val="EE0000"/>
+        </w:rPr>
+        <w:t>(qu</w:t>
+      </w:r>
+      <w:r>
+        <w:rPr>
+          <w:color w:val="EE0000"/>
+        </w:rPr>
+        <w:t>antify the diversity</w:t>
+      </w:r>
+      <w:r>
+        <w:rPr>
+          <w:color w:val="EE0000"/>
+        </w:rPr>
+        <w:t>)</w:t>
+      </w:r>
+      <w:r>
+        <w:rPr>
+          <w:color w:val="EE0000"/>
+        </w:rPr>
         <w:t>.</w:t>
       </w:r>
     </w:p>
     <w:p>
       <w:pPr>
+        <w:pStyle w:val="Bullet-"/>
+        <w:rPr>
+          <w:color w:val="EE0000"/>
+        </w:rPr>
+      </w:pPr>
+      <w:r>
+        <w:rPr>
+          <w:color w:val="EE0000"/>
+        </w:rPr>
+        <w:t>C</w:t>
+      </w:r>
+      <w:r>
+        <w:rPr>
+          <w:color w:val="EE0000"/>
+        </w:rPr>
+        <w:t>hỉ tập trung vào một khía cạnh duy nhất: hoặc là nâng cao hiệu quả phân loại của cây, hoặc là nâng cao tính đa dạng giữa các cây, và hiếm khi kết hợp cả hai yếu tố này một cách toàn diện</w:t>
+      </w:r>
+    </w:p>
+    <w:p>
+      <w:pPr>
+        <w:pStyle w:val="Heading2"/>
+      </w:pPr>
+      <w:r>
+        <w:t>Đề xuất cải tiến</w:t>
+      </w:r>
+    </w:p>
+    <w:p>
+      <w:pPr>
         <w:pStyle w:val="normal-body1"/>
-      </w:pPr>
-      <w:r>
-        <w:t xml:space="preserve">Để làm điều này, các tác giả đề xuất một quy trình chọn lọc cây quyết định. Đầu tiên, độ chính xác của mỗi cây được đánh giá một cách khách quan bằng cách sử dụng ba tập dữ liệu dành riêng. </w:t>
-      </w:r>
-      <w:r>
-        <w:rPr>
-          <w:rStyle w:val="citation-130"/>
-        </w:rPr>
-        <w:t>Sau đó, độ tương quan giữa các cặp cây được định lượng bằng phương pháp "tích vô hướng cải tiến" (improved dot product)</w:t>
-      </w:r>
-      <w:r>
-        <w:t xml:space="preserve">. </w:t>
-      </w:r>
-      <w:r>
-        <w:rPr>
-          <w:rStyle w:val="citation-129"/>
-        </w:rPr>
-        <w:t>Cuối cùng, thuật toán sẽ loại bỏ những cây vừa có độ chính xác thấp vừa có độ tương quan cao với các cây chất lượng khác, từ đó xây dựng một Rừng ngẫu nhiên cuối cùng bao gồm các cây vừa đa dạng vừa hiệu quả</w:t>
-      </w:r>
-      <w:r>
-        <w:t xml:space="preserve">. </w:t>
-      </w:r>
-      <w:r>
-        <w:rPr>
-          <w:rStyle w:val="citation-128"/>
-        </w:rPr>
-        <w:t>Các kết quả thực nghiệm trên nhiều bộ dữ liệu cho thấy phương pháp cải tiến này vượt trội hơn năm thuật toán RF khác về độ chính xác phân loại, điểm G-means và Out-of-Bag (OBD)</w:t>
-      </w:r>
-      <w:r>
+        <w:rPr>
+          <w:color w:val="EE0000"/>
+        </w:rPr>
+      </w:pPr>
+      <w:r>
+        <w:rPr>
+          <w:color w:val="EE0000"/>
+        </w:rPr>
+        <w:t>Đ</w:t>
+      </w:r>
+      <w:r>
+        <w:rPr>
+          <w:color w:val="EE0000"/>
+        </w:rPr>
+        <w:t>ề xuất cải tiến dựa trên độ chính xác phân loại và đo lường tương quan giữa các cây quyết định, hướng đến việc xây dựng một mô hình Random Forest có khả năng khái quát hóa tốt và hiệu suất phân loại cao</w:t>
+      </w:r>
+    </w:p>
+    <w:p>
+      <w:pPr>
+        <w:pStyle w:val="Bullet-"/>
+        <w:rPr>
+          <w:color w:val="EE0000"/>
+        </w:rPr>
+      </w:pPr>
+      <w:r>
+        <w:rPr>
+          <w:color w:val="EE0000"/>
+        </w:rPr>
+        <w:t>Trước tiên, cải tiến cơ chế đánh giá hiệu quả phân loại của cây quyết định</w:t>
+      </w:r>
+      <w:r>
+        <w:rPr>
+          <w:color w:val="EE0000"/>
+        </w:rPr>
+        <w:t xml:space="preserve"> qua 3 datasets dành riêng</w:t>
+      </w:r>
+    </w:p>
+    <w:p>
+      <w:pPr>
+        <w:pStyle w:val="Bullet-"/>
+        <w:rPr>
+          <w:color w:val="EE0000"/>
+        </w:rPr>
+      </w:pPr>
+      <w:r>
+        <w:rPr>
+          <w:color w:val="EE0000"/>
+        </w:rPr>
+        <w:t>Tiếp theo, sử dụng phương pháp tích vô hướng cải tiến (improved dot product) để tính toán độ tương đồng cosine giữa các cây trong không gian đặc trưng</w:t>
+      </w:r>
+      <w:r>
+        <w:rPr>
+          <w:color w:val="EE0000"/>
+        </w:rPr>
+        <w:t xml:space="preserve"> gọi </w:t>
+      </w:r>
+      <w:r>
+        <w:rPr>
+          <w:color w:val="EE0000"/>
+        </w:rPr>
+        <w:t>là tương quan giữa các cây</w:t>
+      </w:r>
+      <w:r>
+        <w:rPr>
+          <w:color w:val="EE0000"/>
+        </w:rPr>
         <w:t>.</w:t>
       </w:r>
+      <w:r>
+        <w:rPr>
+          <w:color w:val="EE0000"/>
+        </w:rPr>
+        <w:t xml:space="preserve"> </w:t>
+      </w:r>
+      <w:r>
+        <w:rPr>
+          <w:color w:val="EE0000"/>
+        </w:rPr>
+        <w:t>Việc tìm kiếm ngưỡng tương quan (correlation threshold) cũng giúp làm cơ sở để loại bỏ các cặp cây có tương quan cao</w:t>
+      </w:r>
+    </w:p>
+    <w:p>
+      <w:pPr>
+        <w:pStyle w:val="Bullet-"/>
+        <w:rPr>
+          <w:color w:val="EE0000"/>
+        </w:rPr>
+      </w:pPr>
+      <w:r>
+        <w:rPr>
+          <w:color w:val="EE0000"/>
+        </w:rPr>
+        <w:t xml:space="preserve">Cuối cùng, </w:t>
+      </w:r>
+      <w:r>
+        <w:rPr>
+          <w:b/>
+          <w:bCs/>
+          <w:color w:val="EE0000"/>
+        </w:rPr>
+        <w:t>kết hợp độ chính xác phân loại với phép đo tương quan</w:t>
+      </w:r>
+      <w:r>
+        <w:rPr>
+          <w:color w:val="EE0000"/>
+        </w:rPr>
+        <w:t xml:space="preserve"> để </w:t>
+      </w:r>
+      <w:r>
+        <w:rPr>
+          <w:b/>
+          <w:bCs/>
+          <w:color w:val="EE0000"/>
+        </w:rPr>
+        <w:t>sàng lọc những cây có hiệu quả phân loại yếu và có tương quan cao với các cây chất lượng cao khác</w:t>
+      </w:r>
+      <w:r>
+        <w:rPr>
+          <w:color w:val="EE0000"/>
+        </w:rPr>
+        <w:t xml:space="preserve"> từ tập các cây quyết định ban đầu, để </w:t>
+      </w:r>
+      <w:r>
+        <w:rPr>
+          <w:b/>
+          <w:bCs/>
+          <w:color w:val="EE0000"/>
+        </w:rPr>
+        <w:t>xây dựng Random Forest cuối cùng</w:t>
+      </w:r>
+      <w:r>
+        <w:rPr>
+          <w:b/>
+          <w:bCs/>
+          <w:color w:val="EE0000"/>
+        </w:rPr>
+        <w:t>.</w:t>
+      </w:r>
+    </w:p>
+    <w:p>
+      <w:pPr>
+        <w:pStyle w:val="Heading2"/>
+        <w:rPr>
+          <w:color w:val="EE0000"/>
+        </w:rPr>
+      </w:pPr>
+      <w:r>
+        <w:rPr>
+          <w:color w:val="EE0000"/>
+        </w:rPr>
+        <w:t>Các đóng góp</w:t>
+      </w:r>
+      <w:r>
+        <w:rPr>
+          <w:color w:val="EE0000"/>
+        </w:rPr>
+        <w:t xml:space="preserve"> (distribution)</w:t>
+      </w:r>
+    </w:p>
+    <w:p>
+      <w:pPr>
+        <w:pStyle w:val="normal-body1"/>
+        <w:rPr>
+          <w:color w:val="EE0000"/>
+          <w:lang w:val="en"/>
+        </w:rPr>
+      </w:pPr>
+      <w:r>
+        <w:rPr>
+          <w:color w:val="EE0000"/>
+        </w:rPr>
+        <w:t>(1) C</w:t>
+      </w:r>
+      <w:r>
+        <w:rPr>
+          <w:rFonts w:eastAsia="Times New Roman"/>
+          <w:color w:val="EE0000"/>
+        </w:rPr>
+        <w:t>ải thiện cây quyết định</w:t>
+      </w:r>
+      <w:r>
+        <w:rPr>
+          <w:color w:val="EE0000"/>
+        </w:rPr>
+        <w:t xml:space="preserve">, đồng thời </w:t>
+      </w:r>
+      <w:r>
+        <w:rPr>
+          <w:rFonts w:eastAsia="Times New Roman"/>
+          <w:color w:val="EE0000"/>
+        </w:rPr>
+        <w:t>xem xét cả hiệu quả phân loại và mức độ đa dạng giữa các cây quyết định</w:t>
+      </w:r>
+    </w:p>
+    <w:p>
+      <w:pPr>
+        <w:pStyle w:val="normal-body1"/>
+        <w:rPr>
+          <w:color w:val="EE0000"/>
+        </w:rPr>
+      </w:pPr>
+      <w:r>
+        <w:rPr>
+          <w:color w:val="EE0000"/>
+        </w:rPr>
+        <w:t xml:space="preserve">(2) </w:t>
+      </w:r>
+      <w:r>
+        <w:rPr>
+          <w:color w:val="EE0000"/>
+        </w:rPr>
+        <w:t>Cải tiến cơ chế đánh giá hiệu quả phân loại của cây quyết định</w:t>
+      </w:r>
+    </w:p>
+    <w:p>
+      <w:pPr>
+        <w:pStyle w:val="normal-body1"/>
+        <w:rPr>
+          <w:color w:val="EE0000"/>
+        </w:rPr>
+      </w:pPr>
+      <w:r>
+        <w:rPr>
+          <w:color w:val="EE0000"/>
+        </w:rPr>
+        <w:t xml:space="preserve">(3) </w:t>
+      </w:r>
+      <w:r>
+        <w:rPr>
+          <w:color w:val="EE0000"/>
+        </w:rPr>
+        <w:t>Đề xuất phương pháp định lượng mức độ đa dạng giữa các cây quyết định.</w:t>
+      </w:r>
+    </w:p>
+    <w:p>
+      <w:pPr>
+        <w:pStyle w:val="normal-body1"/>
+        <w:rPr>
+          <w:color w:val="EE0000"/>
+        </w:rPr>
+      </w:pPr>
+      <w:r>
+        <w:rPr>
+          <w:color w:val="EE0000"/>
+        </w:rPr>
+        <w:t>(4) S</w:t>
+      </w:r>
+      <w:r>
+        <w:rPr>
+          <w:color w:val="EE0000"/>
+        </w:rPr>
+        <w:t xml:space="preserve">o sánh với năm mô hình Random Forest cải tiến khác trên 20 tập dữ liệu đại diện từ nhiều lĩnh vực khác nhau, và cho thấy khả năng khái quát hóa </w:t>
+      </w:r>
+      <w:r>
+        <w:rPr>
+          <w:color w:val="EE0000"/>
+        </w:rPr>
+        <w:t>và</w:t>
+      </w:r>
+      <w:r>
+        <w:rPr>
+          <w:color w:val="EE0000"/>
+        </w:rPr>
+        <w:t xml:space="preserve"> hiệu suất phân loại cao</w:t>
+      </w:r>
+    </w:p>
+    <w:p>
+      <w:pPr>
+        <w:pStyle w:val="normal-body1"/>
+        <w:rPr>
+          <w:color w:val="EE0000"/>
+          <w:lang w:val="en"/>
+        </w:rPr>
+      </w:pPr>
     </w:p>
     <w:p>
       <w:pPr>
         <w:pStyle w:val="Heading1"/>
       </w:pPr>
-      <w:bookmarkStart w:id="1" w:name="_Toc200483441"/>
       <w:r>
         <w:rPr>
           <w:rStyle w:val="Strong"/>
@@ -1303,6 +2740,11 @@
       <w:pPr>
         <w:pStyle w:val="normal-body1"/>
       </w:pPr>
+    </w:p>
+    <w:p>
+      <w:pPr>
+        <w:pStyle w:val="normal-body1"/>
+      </w:pPr>
       <w:r>
         <w:t>Rừng ngẫu nhiên truyền thống, dù mạnh mẽ, vẫn tồn tại một số nhược điểm cố hữu xuất phát từ chính nguyên lý xây dựng của nó:</w:t>
       </w:r>
@@ -1317,6 +2759,7 @@
           <w:b/>
           <w:bCs/>
         </w:rPr>
+        <w:lastRenderedPageBreak/>
         <w:t>Chất lượng cây không đồng đều:</w:t>
       </w:r>
       <w:r>
@@ -1366,15 +2809,7 @@
           <w:rStyle w:val="citation-124"/>
           <w:rFonts w:eastAsiaTheme="majorEastAsia"/>
         </w:rPr>
-        <w:t xml:space="preserve">Khi đó, mô hình bị </w:t>
-      </w:r>
-      <w:r>
-        <w:rPr>
-          <w:rStyle w:val="citation-124"/>
-          <w:rFonts w:eastAsiaTheme="majorEastAsia"/>
-        </w:rPr>
-        <w:lastRenderedPageBreak/>
-        <w:t>"dư thừa quyết định", làm tăng chi phí tính toán và giảm khả năng tổng quát hóa, đi ngược lại mục tiêu của học máy tập hợp (ensemble learning)</w:t>
+        <w:t>Khi đó, mô hình bị "dư thừa quyết định", làm tăng chi phí tính toán và giảm khả năng tổng quát hóa, đi ngược lại mục tiêu của học máy tập hợp (ensemble learning)</w:t>
       </w:r>
       <w:r>
         <w:t>.</w:t>
@@ -1652,6 +3087,7 @@
         <w:rPr>
           <w:rStyle w:val="Strong"/>
         </w:rPr>
+        <w:lastRenderedPageBreak/>
         <w:t>Xác định ngưỡng tương quan:</w:t>
       </w:r>
       <w:r>
@@ -1712,7 +3148,6 @@
           <w:rStyle w:val="Strong"/>
           <w:rFonts w:eastAsiaTheme="majorEastAsia"/>
         </w:rPr>
-        <w:lastRenderedPageBreak/>
         <w:t>Xây dựng Rừng ngẫu nhiên cuối cùng:</w:t>
       </w:r>
     </w:p>
@@ -1968,6 +3403,7 @@
         <w:rPr>
           <w:rStyle w:val="Strong"/>
         </w:rPr>
+        <w:lastRenderedPageBreak/>
         <w:t>Chi phí tính toán:</w:t>
       </w:r>
       <w:r>
@@ -2047,7 +3483,6 @@
         <w:rPr>
           <w:rStyle w:val="citation-97"/>
         </w:rPr>
-        <w:lastRenderedPageBreak/>
         <w:t>Triển khai mô hình trên các nền tảng tính toán hiệu năng cao như Spark để giảm thiểu chi phí tính toán</w:t>
       </w:r>
       <w:r>
@@ -3679,10 +5114,99 @@
     </w:lvl>
   </w:abstractNum>
   <w:abstractNum w:abstractNumId="10" w15:restartNumberingAfterBreak="0">
+    <w:nsid w:val="47C93A17"/>
+    <w:multiLevelType w:val="hybridMultilevel"/>
+    <w:tmpl w:val="41060B66"/>
+    <w:lvl w:ilvl="0" w:tplc="0C30CF74">
+      <w:start w:val="1"/>
+      <w:numFmt w:val="decimal"/>
+      <w:lvlText w:val="(%1)"/>
+      <w:lvlJc w:val="left"/>
+      <w:pPr>
+        <w:ind w:left="785" w:hanging="360"/>
+      </w:pPr>
+      <w:rPr>
+        <w:rFonts w:hint="default"/>
+      </w:rPr>
+    </w:lvl>
+    <w:lvl w:ilvl="1" w:tplc="04090019" w:tentative="1">
+      <w:start w:val="1"/>
+      <w:numFmt w:val="lowerLetter"/>
+      <w:lvlText w:val="%2."/>
+      <w:lvlJc w:val="left"/>
+      <w:pPr>
+        <w:ind w:left="1505" w:hanging="360"/>
+      </w:pPr>
+    </w:lvl>
+    <w:lvl w:ilvl="2" w:tplc="0409001B" w:tentative="1">
+      <w:start w:val="1"/>
+      <w:numFmt w:val="lowerRoman"/>
+      <w:lvlText w:val="%3."/>
+      <w:lvlJc w:val="right"/>
+      <w:pPr>
+        <w:ind w:left="2225" w:hanging="180"/>
+      </w:pPr>
+    </w:lvl>
+    <w:lvl w:ilvl="3" w:tplc="0409000F" w:tentative="1">
+      <w:start w:val="1"/>
+      <w:numFmt w:val="decimal"/>
+      <w:lvlText w:val="%4."/>
+      <w:lvlJc w:val="left"/>
+      <w:pPr>
+        <w:ind w:left="2945" w:hanging="360"/>
+      </w:pPr>
+    </w:lvl>
+    <w:lvl w:ilvl="4" w:tplc="04090019" w:tentative="1">
+      <w:start w:val="1"/>
+      <w:numFmt w:val="lowerLetter"/>
+      <w:lvlText w:val="%5."/>
+      <w:lvlJc w:val="left"/>
+      <w:pPr>
+        <w:ind w:left="3665" w:hanging="360"/>
+      </w:pPr>
+    </w:lvl>
+    <w:lvl w:ilvl="5" w:tplc="0409001B" w:tentative="1">
+      <w:start w:val="1"/>
+      <w:numFmt w:val="lowerRoman"/>
+      <w:lvlText w:val="%6."/>
+      <w:lvlJc w:val="right"/>
+      <w:pPr>
+        <w:ind w:left="4385" w:hanging="180"/>
+      </w:pPr>
+    </w:lvl>
+    <w:lvl w:ilvl="6" w:tplc="0409000F" w:tentative="1">
+      <w:start w:val="1"/>
+      <w:numFmt w:val="decimal"/>
+      <w:lvlText w:val="%7."/>
+      <w:lvlJc w:val="left"/>
+      <w:pPr>
+        <w:ind w:left="5105" w:hanging="360"/>
+      </w:pPr>
+    </w:lvl>
+    <w:lvl w:ilvl="7" w:tplc="04090019" w:tentative="1">
+      <w:start w:val="1"/>
+      <w:numFmt w:val="lowerLetter"/>
+      <w:lvlText w:val="%8."/>
+      <w:lvlJc w:val="left"/>
+      <w:pPr>
+        <w:ind w:left="5825" w:hanging="360"/>
+      </w:pPr>
+    </w:lvl>
+    <w:lvl w:ilvl="8" w:tplc="0409001B" w:tentative="1">
+      <w:start w:val="1"/>
+      <w:numFmt w:val="lowerRoman"/>
+      <w:lvlText w:val="%9."/>
+      <w:lvlJc w:val="right"/>
+      <w:pPr>
+        <w:ind w:left="6545" w:hanging="180"/>
+      </w:pPr>
+    </w:lvl>
+  </w:abstractNum>
+  <w:abstractNum w:abstractNumId="11" w15:restartNumberingAfterBreak="0">
     <w:nsid w:val="49592B2E"/>
     <w:multiLevelType w:val="hybridMultilevel"/>
-    <w:tmpl w:val="E96EA564"/>
-    <w:lvl w:ilvl="0" w:tplc="9162EDA0">
+    <w:tmpl w:val="239CA19A"/>
+    <w:lvl w:ilvl="0" w:tplc="020E546A">
       <w:start w:val="1"/>
       <w:numFmt w:val="bullet"/>
       <w:pStyle w:val="Bullet-"/>
@@ -3792,7 +5316,7 @@
       </w:rPr>
     </w:lvl>
   </w:abstractNum>
-  <w:abstractNum w:abstractNumId="11" w15:restartNumberingAfterBreak="0">
+  <w:abstractNum w:abstractNumId="12" w15:restartNumberingAfterBreak="0">
     <w:nsid w:val="502137A5"/>
     <w:multiLevelType w:val="multilevel"/>
     <w:tmpl w:val="DFFEACA0"/>
@@ -3941,7 +5465,7 @@
       </w:rPr>
     </w:lvl>
   </w:abstractNum>
-  <w:abstractNum w:abstractNumId="12" w15:restartNumberingAfterBreak="0">
+  <w:abstractNum w:abstractNumId="13" w15:restartNumberingAfterBreak="0">
     <w:nsid w:val="55C51FB6"/>
     <w:multiLevelType w:val="multilevel"/>
     <w:tmpl w:val="5FE0A1F4"/>
@@ -4090,7 +5614,7 @@
       </w:rPr>
     </w:lvl>
   </w:abstractNum>
-  <w:abstractNum w:abstractNumId="13" w15:restartNumberingAfterBreak="0">
+  <w:abstractNum w:abstractNumId="14" w15:restartNumberingAfterBreak="0">
     <w:nsid w:val="5B162019"/>
     <w:multiLevelType w:val="multilevel"/>
     <w:tmpl w:val="226AC004"/>
@@ -4239,13 +5763,126 @@
       </w:rPr>
     </w:lvl>
   </w:abstractNum>
-  <w:abstractNum w:abstractNumId="14" w15:restartNumberingAfterBreak="0">
+  <w:abstractNum w:abstractNumId="15" w15:restartNumberingAfterBreak="0">
+    <w:nsid w:val="6A0040A4"/>
+    <w:multiLevelType w:val="hybridMultilevel"/>
+    <w:tmpl w:val="B85AC446"/>
+    <w:lvl w:ilvl="0" w:tplc="12E8C142">
+      <w:numFmt w:val="bullet"/>
+      <w:lvlText w:val=""/>
+      <w:lvlJc w:val="left"/>
+      <w:pPr>
+        <w:ind w:left="785" w:hanging="360"/>
+      </w:pPr>
+      <w:rPr>
+        <w:rFonts w:ascii="Wingdings" w:eastAsiaTheme="majorEastAsia" w:hAnsi="Wingdings" w:cs="Times New Roman" w:hint="default"/>
+      </w:rPr>
+    </w:lvl>
+    <w:lvl w:ilvl="1" w:tplc="04090003" w:tentative="1">
+      <w:start w:val="1"/>
+      <w:numFmt w:val="bullet"/>
+      <w:lvlText w:val="o"/>
+      <w:lvlJc w:val="left"/>
+      <w:pPr>
+        <w:ind w:left="1505" w:hanging="360"/>
+      </w:pPr>
+      <w:rPr>
+        <w:rFonts w:ascii="Courier New" w:hAnsi="Courier New" w:cs="Courier New" w:hint="default"/>
+      </w:rPr>
+    </w:lvl>
+    <w:lvl w:ilvl="2" w:tplc="04090005" w:tentative="1">
+      <w:start w:val="1"/>
+      <w:numFmt w:val="bullet"/>
+      <w:lvlText w:val=""/>
+      <w:lvlJc w:val="left"/>
+      <w:pPr>
+        <w:ind w:left="2225" w:hanging="360"/>
+      </w:pPr>
+      <w:rPr>
+        <w:rFonts w:ascii="Wingdings" w:hAnsi="Wingdings" w:hint="default"/>
+      </w:rPr>
+    </w:lvl>
+    <w:lvl w:ilvl="3" w:tplc="04090001" w:tentative="1">
+      <w:start w:val="1"/>
+      <w:numFmt w:val="bullet"/>
+      <w:lvlText w:val=""/>
+      <w:lvlJc w:val="left"/>
+      <w:pPr>
+        <w:ind w:left="2945" w:hanging="360"/>
+      </w:pPr>
+      <w:rPr>
+        <w:rFonts w:ascii="Symbol" w:hAnsi="Symbol" w:hint="default"/>
+      </w:rPr>
+    </w:lvl>
+    <w:lvl w:ilvl="4" w:tplc="04090003" w:tentative="1">
+      <w:start w:val="1"/>
+      <w:numFmt w:val="bullet"/>
+      <w:lvlText w:val="o"/>
+      <w:lvlJc w:val="left"/>
+      <w:pPr>
+        <w:ind w:left="3665" w:hanging="360"/>
+      </w:pPr>
+      <w:rPr>
+        <w:rFonts w:ascii="Courier New" w:hAnsi="Courier New" w:cs="Courier New" w:hint="default"/>
+      </w:rPr>
+    </w:lvl>
+    <w:lvl w:ilvl="5" w:tplc="04090005" w:tentative="1">
+      <w:start w:val="1"/>
+      <w:numFmt w:val="bullet"/>
+      <w:lvlText w:val=""/>
+      <w:lvlJc w:val="left"/>
+      <w:pPr>
+        <w:ind w:left="4385" w:hanging="360"/>
+      </w:pPr>
+      <w:rPr>
+        <w:rFonts w:ascii="Wingdings" w:hAnsi="Wingdings" w:hint="default"/>
+      </w:rPr>
+    </w:lvl>
+    <w:lvl w:ilvl="6" w:tplc="04090001" w:tentative="1">
+      <w:start w:val="1"/>
+      <w:numFmt w:val="bullet"/>
+      <w:lvlText w:val=""/>
+      <w:lvlJc w:val="left"/>
+      <w:pPr>
+        <w:ind w:left="5105" w:hanging="360"/>
+      </w:pPr>
+      <w:rPr>
+        <w:rFonts w:ascii="Symbol" w:hAnsi="Symbol" w:hint="default"/>
+      </w:rPr>
+    </w:lvl>
+    <w:lvl w:ilvl="7" w:tplc="04090003" w:tentative="1">
+      <w:start w:val="1"/>
+      <w:numFmt w:val="bullet"/>
+      <w:lvlText w:val="o"/>
+      <w:lvlJc w:val="left"/>
+      <w:pPr>
+        <w:ind w:left="5825" w:hanging="360"/>
+      </w:pPr>
+      <w:rPr>
+        <w:rFonts w:ascii="Courier New" w:hAnsi="Courier New" w:cs="Courier New" w:hint="default"/>
+      </w:rPr>
+    </w:lvl>
+    <w:lvl w:ilvl="8" w:tplc="04090005" w:tentative="1">
+      <w:start w:val="1"/>
+      <w:numFmt w:val="bullet"/>
+      <w:lvlText w:val=""/>
+      <w:lvlJc w:val="left"/>
+      <w:pPr>
+        <w:ind w:left="6545" w:hanging="360"/>
+      </w:pPr>
+      <w:rPr>
+        <w:rFonts w:ascii="Wingdings" w:hAnsi="Wingdings" w:hint="default"/>
+      </w:rPr>
+    </w:lvl>
+  </w:abstractNum>
+  <w:abstractNum w:abstractNumId="16" w15:restartNumberingAfterBreak="0">
     <w:nsid w:val="71510E45"/>
     <w:multiLevelType w:val="multilevel"/>
-    <w:tmpl w:val="75547476"/>
+    <w:tmpl w:val="4FDC0E62"/>
     <w:lvl w:ilvl="0">
       <w:start w:val="1"/>
       <w:numFmt w:val="decimal"/>
+      <w:pStyle w:val="Heading1"/>
       <w:lvlText w:val="%1"/>
       <w:lvlJc w:val="left"/>
       <w:pPr>
@@ -4357,7 +5994,7 @@
       </w:rPr>
     </w:lvl>
   </w:abstractNum>
-  <w:abstractNum w:abstractNumId="15" w15:restartNumberingAfterBreak="0">
+  <w:abstractNum w:abstractNumId="17" w15:restartNumberingAfterBreak="0">
     <w:nsid w:val="78BE5E34"/>
     <w:multiLevelType w:val="multilevel"/>
     <w:tmpl w:val="8C3C56B6"/>
@@ -4506,7 +6143,7 @@
       </w:rPr>
     </w:lvl>
   </w:abstractNum>
-  <w:abstractNum w:abstractNumId="16" w15:restartNumberingAfterBreak="0">
+  <w:abstractNum w:abstractNumId="18" w15:restartNumberingAfterBreak="0">
     <w:nsid w:val="7A223751"/>
     <w:multiLevelType w:val="multilevel"/>
     <w:tmpl w:val="CF1E3FF2"/>
@@ -4659,28 +6296,28 @@
     <w:abstractNumId w:val="1"/>
   </w:num>
   <w:num w:numId="2" w16cid:durableId="101724687">
-    <w:abstractNumId w:val="10"/>
+    <w:abstractNumId w:val="11"/>
   </w:num>
   <w:num w:numId="3" w16cid:durableId="416555665">
     <w:abstractNumId w:val="0"/>
   </w:num>
   <w:num w:numId="4" w16cid:durableId="32582431">
+    <w:abstractNumId w:val="16"/>
+  </w:num>
+  <w:num w:numId="5" w16cid:durableId="798762348">
     <w:abstractNumId w:val="14"/>
   </w:num>
-  <w:num w:numId="5" w16cid:durableId="798762348">
+  <w:num w:numId="6" w16cid:durableId="152188031">
     <w:abstractNumId w:val="13"/>
   </w:num>
-  <w:num w:numId="6" w16cid:durableId="152188031">
-    <w:abstractNumId w:val="12"/>
-  </w:num>
   <w:num w:numId="7" w16cid:durableId="868837183">
-    <w:abstractNumId w:val="16"/>
+    <w:abstractNumId w:val="18"/>
   </w:num>
   <w:num w:numId="8" w16cid:durableId="246503225">
     <w:abstractNumId w:val="9"/>
   </w:num>
   <w:num w:numId="9" w16cid:durableId="50469608">
-    <w:abstractNumId w:val="15"/>
+    <w:abstractNumId w:val="17"/>
   </w:num>
   <w:num w:numId="10" w16cid:durableId="594359540">
     <w:abstractNumId w:val="2"/>
@@ -4689,7 +6326,7 @@
     <w:abstractNumId w:val="6"/>
   </w:num>
   <w:num w:numId="12" w16cid:durableId="134152471">
-    <w:abstractNumId w:val="11"/>
+    <w:abstractNumId w:val="12"/>
   </w:num>
   <w:num w:numId="13" w16cid:durableId="1740398986">
     <w:abstractNumId w:val="8"/>
@@ -4705,6 +6342,18 @@
   </w:num>
   <w:num w:numId="17" w16cid:durableId="330111724">
     <w:abstractNumId w:val="7"/>
+  </w:num>
+  <w:num w:numId="18" w16cid:durableId="741223750">
+    <w:abstractNumId w:val="15"/>
+  </w:num>
+  <w:num w:numId="19" w16cid:durableId="1179349162">
+    <w:abstractNumId w:val="10"/>
+  </w:num>
+  <w:num w:numId="20" w16cid:durableId="704910125">
+    <w:abstractNumId w:val="11"/>
+  </w:num>
+  <w:num w:numId="21" w16cid:durableId="2082094963">
+    <w:abstractNumId w:val="11"/>
   </w:num>
   <w:numIdMacAtCleanup w:val="4"/>
 </w:numbering>
@@ -5156,14 +6805,14 @@
     <w:uiPriority w:val="9"/>
     <w:unhideWhenUsed/>
     <w:qFormat/>
-    <w:rsid w:val="00B47595"/>
+    <w:rsid w:val="000D75F2"/>
     <w:pPr>
       <w:numPr>
         <w:ilvl w:val="1"/>
         <w:numId w:val="4"/>
       </w:numPr>
       <w:spacing w:before="120"/>
-      <w:ind w:left="720" w:hanging="720"/>
+      <w:ind w:left="450" w:hanging="450"/>
       <w:outlineLvl w:val="1"/>
     </w:pPr>
     <w:rPr>
@@ -5345,7 +6994,6 @@
   <w:style w:type="character" w:default="1" w:styleId="DefaultParagraphFont">
     <w:name w:val="Default Paragraph Font"/>
     <w:uiPriority w:val="1"/>
-    <w:semiHidden/>
     <w:unhideWhenUsed/>
   </w:style>
   <w:style w:type="table" w:default="1" w:styleId="TableNormal">
@@ -5390,7 +7038,7 @@
     <w:basedOn w:val="DefaultParagraphFont"/>
     <w:link w:val="Heading2"/>
     <w:uiPriority w:val="9"/>
-    <w:rsid w:val="00B47595"/>
+    <w:rsid w:val="000D75F2"/>
     <w:rPr>
       <w:rFonts w:ascii="Times New Roman" w:eastAsiaTheme="majorEastAsia" w:hAnsi="Times New Roman" w:cs="Times New Roman"/>
       <w:b/>
@@ -6115,16 +7763,13 @@
     <w:basedOn w:val="ListParagraph"/>
     <w:link w:val="Bullet-Char"/>
     <w:qFormat/>
-    <w:rsid w:val="00AF1D3A"/>
+    <w:rsid w:val="00D03F67"/>
     <w:pPr>
       <w:numPr>
         <w:numId w:val="2"/>
       </w:numPr>
-      <w:tabs>
-        <w:tab w:val="left" w:pos="851"/>
-      </w:tabs>
       <w:spacing w:before="60" w:line="264" w:lineRule="auto"/>
-      <w:ind w:left="426" w:firstLine="0"/>
+      <w:ind w:left="810"/>
       <w:contextualSpacing w:val="0"/>
       <w:jc w:val="both"/>
     </w:pPr>
@@ -6152,7 +7797,7 @@
     <w:name w:val="Bullet - Char"/>
     <w:basedOn w:val="ListParagraphChar"/>
     <w:link w:val="Bullet-"/>
-    <w:rsid w:val="00AF1D3A"/>
+    <w:rsid w:val="00D03F67"/>
     <w:rPr>
       <w:rFonts w:ascii="Times New Roman" w:eastAsia="inter" w:hAnsi="Times New Roman" w:cs="Times New Roman"/>
       <w:kern w:val="0"/>

--- a/hw8/Team11_HW8.docx
+++ b/hw8/Team11_HW8.docx
@@ -331,9 +331,8 @@
               <w:rPr>
                 <w:sz w:val="26"/>
                 <w:szCs w:val="26"/>
-                <w:lang w:val="vi-VN"/>
               </w:rPr>
-              <w:t>Tìm tập dữ liệu</w:t>
+              <w:t>Đọc Abstract</w:t>
             </w:r>
           </w:p>
           <w:p>
@@ -351,6 +350,36 @@
                 <w:szCs w:val="26"/>
               </w:rPr>
             </w:pPr>
+            <w:r>
+              <w:rPr>
+                <w:sz w:val="26"/>
+                <w:szCs w:val="26"/>
+              </w:rPr>
+              <w:t>Đọc Introduction</w:t>
+            </w:r>
+          </w:p>
+          <w:p>
+            <w:pPr>
+              <w:pStyle w:val="ListParagraph"/>
+              <w:numPr>
+                <w:ilvl w:val="0"/>
+                <w:numId w:val="1"/>
+              </w:numPr>
+              <w:spacing w:before="60"/>
+              <w:ind w:left="374"/>
+              <w:contextualSpacing w:val="0"/>
+              <w:rPr>
+                <w:sz w:val="26"/>
+                <w:szCs w:val="26"/>
+              </w:rPr>
+            </w:pPr>
+            <w:r>
+              <w:rPr>
+                <w:sz w:val="26"/>
+                <w:szCs w:val="26"/>
+              </w:rPr>
+              <w:t>Đọc Related work</w:t>
+            </w:r>
           </w:p>
         </w:tc>
       </w:tr>
@@ -422,9 +451,8 @@
               <w:rPr>
                 <w:sz w:val="26"/>
                 <w:szCs w:val="26"/>
-                <w:lang w:val="vi-VN"/>
               </w:rPr>
-              <w:t>Random Forest</w:t>
+              <w:t>Đọc Method</w:t>
             </w:r>
           </w:p>
           <w:p>
@@ -442,6 +470,80 @@
                 <w:szCs w:val="26"/>
               </w:rPr>
             </w:pPr>
+            <w:r>
+              <w:rPr>
+                <w:sz w:val="26"/>
+                <w:szCs w:val="26"/>
+              </w:rPr>
+              <w:t xml:space="preserve">Đọc </w:t>
+            </w:r>
+            <w:r>
+              <w:rPr>
+                <w:sz w:val="26"/>
+                <w:szCs w:val="26"/>
+              </w:rPr>
+              <w:t>Experiment and analysis</w:t>
+            </w:r>
+          </w:p>
+          <w:p>
+            <w:pPr>
+              <w:pStyle w:val="ListParagraph"/>
+              <w:numPr>
+                <w:ilvl w:val="0"/>
+                <w:numId w:val="1"/>
+              </w:numPr>
+              <w:spacing w:before="60"/>
+              <w:ind w:left="374"/>
+              <w:contextualSpacing w:val="0"/>
+              <w:rPr>
+                <w:sz w:val="26"/>
+                <w:szCs w:val="26"/>
+              </w:rPr>
+            </w:pPr>
+            <w:r>
+              <w:rPr>
+                <w:sz w:val="26"/>
+                <w:szCs w:val="26"/>
+              </w:rPr>
+              <w:t xml:space="preserve">Đọc </w:t>
+            </w:r>
+            <w:r>
+              <w:rPr>
+                <w:sz w:val="26"/>
+                <w:szCs w:val="26"/>
+              </w:rPr>
+              <w:t>Discussion</w:t>
+            </w:r>
+          </w:p>
+          <w:p>
+            <w:pPr>
+              <w:pStyle w:val="ListParagraph"/>
+              <w:numPr>
+                <w:ilvl w:val="0"/>
+                <w:numId w:val="1"/>
+              </w:numPr>
+              <w:spacing w:before="60"/>
+              <w:ind w:left="374"/>
+              <w:contextualSpacing w:val="0"/>
+              <w:rPr>
+                <w:sz w:val="26"/>
+                <w:szCs w:val="26"/>
+              </w:rPr>
+            </w:pPr>
+            <w:r>
+              <w:rPr>
+                <w:sz w:val="26"/>
+                <w:szCs w:val="26"/>
+              </w:rPr>
+              <w:t xml:space="preserve">Đọc </w:t>
+            </w:r>
+            <w:r>
+              <w:rPr>
+                <w:sz w:val="26"/>
+                <w:szCs w:val="26"/>
+              </w:rPr>
+              <w:t>Conclusion</w:t>
+            </w:r>
           </w:p>
         </w:tc>
       </w:tr>
@@ -465,9 +567,6 @@
           <w:lang w:val="en"/>
         </w:rPr>
       </w:pPr>
-      <w:r>
-        <w:br w:type="page"/>
-      </w:r>
     </w:p>
     <w:sdt>
       <w:sdtPr>
@@ -522,7 +621,6 @@
               <w:kern w:val="2"/>
               <w:sz w:val="24"/>
               <w:szCs w:val="24"/>
-              <w:lang/>
               <w14:ligatures w14:val="standardContextual"/>
             </w:rPr>
           </w:pPr>
@@ -548,7 +646,6 @@
                 <w:kern w:val="2"/>
                 <w:sz w:val="24"/>
                 <w:szCs w:val="24"/>
-                <w:lang/>
                 <w14:ligatures w14:val="standardContextual"/>
               </w:rPr>
               <w:tab/>
@@ -610,7 +707,6 @@
               <w:kern w:val="2"/>
               <w:sz w:val="24"/>
               <w:szCs w:val="24"/>
-              <w:lang/>
               <w14:ligatures w14:val="standardContextual"/>
             </w:rPr>
           </w:pPr>
@@ -627,7 +723,6 @@
                 <w:kern w:val="2"/>
                 <w:sz w:val="24"/>
                 <w:szCs w:val="24"/>
-                <w:lang/>
                 <w14:ligatures w14:val="standardContextual"/>
               </w:rPr>
               <w:tab/>
@@ -689,7 +784,6 @@
               <w:kern w:val="2"/>
               <w:sz w:val="24"/>
               <w:szCs w:val="24"/>
-              <w:lang/>
               <w14:ligatures w14:val="standardContextual"/>
             </w:rPr>
           </w:pPr>
@@ -706,7 +800,6 @@
                 <w:kern w:val="2"/>
                 <w:sz w:val="24"/>
                 <w:szCs w:val="24"/>
-                <w:lang/>
                 <w14:ligatures w14:val="standardContextual"/>
               </w:rPr>
               <w:tab/>
@@ -768,7 +861,6 @@
               <w:kern w:val="2"/>
               <w:sz w:val="24"/>
               <w:szCs w:val="24"/>
-              <w:lang/>
               <w14:ligatures w14:val="standardContextual"/>
             </w:rPr>
           </w:pPr>
@@ -785,7 +877,6 @@
                 <w:kern w:val="2"/>
                 <w:sz w:val="24"/>
                 <w:szCs w:val="24"/>
-                <w:lang/>
                 <w14:ligatures w14:val="standardContextual"/>
               </w:rPr>
               <w:tab/>
@@ -847,7 +938,6 @@
               <w:kern w:val="2"/>
               <w:sz w:val="24"/>
               <w:szCs w:val="24"/>
-              <w:lang/>
               <w14:ligatures w14:val="standardContextual"/>
             </w:rPr>
           </w:pPr>
@@ -864,7 +954,6 @@
                 <w:kern w:val="2"/>
                 <w:sz w:val="24"/>
                 <w:szCs w:val="24"/>
-                <w:lang/>
                 <w14:ligatures w14:val="standardContextual"/>
               </w:rPr>
               <w:tab/>
@@ -926,7 +1015,6 @@
               <w:kern w:val="2"/>
               <w:sz w:val="24"/>
               <w:szCs w:val="24"/>
-              <w:lang/>
               <w14:ligatures w14:val="standardContextual"/>
             </w:rPr>
           </w:pPr>
@@ -943,7 +1031,6 @@
                 <w:kern w:val="2"/>
                 <w:sz w:val="24"/>
                 <w:szCs w:val="24"/>
-                <w:lang/>
                 <w14:ligatures w14:val="standardContextual"/>
               </w:rPr>
               <w:tab/>
@@ -1190,156 +1277,2533 @@
       </w:r>
     </w:p>
     <w:p>
+      <w:pPr>
+        <w:pStyle w:val="NormalWeb"/>
+        <w:spacing w:before="120" w:beforeAutospacing="0" w:after="0" w:afterAutospacing="0" w:line="264" w:lineRule="auto"/>
+        <w:rPr>
+          <w:sz w:val="26"/>
+          <w:szCs w:val="26"/>
+        </w:rPr>
+      </w:pPr>
       <w:r>
         <w:rPr>
           <w:noProof/>
           <w14:ligatures w14:val="standardContextual"/>
         </w:rPr>
-        <w:pict w14:anchorId="6E2452CD">
+        <w:pict w14:anchorId="008ED092">
           <v:rect id="_x0000_i1025" alt="" style="width:468pt;height:.05pt;mso-width-percent:0;mso-height-percent:0;mso-width-percent:0;mso-height-percent:0" o:hralign="center" o:hrstd="t" o:hr="t" fillcolor="#a0a0a0" stroked="f"/>
         </w:pict>
       </w:r>
     </w:p>
     <w:p>
       <w:pPr>
+        <w:pStyle w:val="Normaltop6"/>
+        <w:ind w:left="90"/>
+        <w:rPr>
+          <w:b/>
+          <w:bCs/>
+          <w:color w:val="7030A0"/>
+        </w:rPr>
+      </w:pPr>
+      <w:bookmarkStart w:id="0" w:name="_Toc200483440"/>
+      <w:r>
+        <w:rPr>
+          <w:rStyle w:val="Strong"/>
+          <w:noProof/>
+          <w:color w:val="auto"/>
+        </w:rPr>
+        <mc:AlternateContent>
+          <mc:Choice Requires="wps">
+            <w:drawing>
+              <wp:anchor distT="91440" distB="91440" distL="114300" distR="114300" simplePos="0" relativeHeight="251659264" behindDoc="0" locked="0" layoutInCell="1" allowOverlap="1" wp14:anchorId="42C80366" wp14:editId="19FED74F">
+                <wp:simplePos x="0" y="0"/>
+                <wp:positionH relativeFrom="page">
+                  <wp:posOffset>1056640</wp:posOffset>
+                </wp:positionH>
+                <wp:positionV relativeFrom="paragraph">
+                  <wp:posOffset>397510</wp:posOffset>
+                </wp:positionV>
+                <wp:extent cx="5743575" cy="1403985"/>
+                <wp:effectExtent l="0" t="0" r="0" b="0"/>
+                <wp:wrapTopAndBottom/>
+                <wp:docPr id="307" name="Text Box 2"/>
+                <wp:cNvGraphicFramePr>
+                  <a:graphicFrameLocks xmlns:a="http://schemas.openxmlformats.org/drawingml/2006/main"/>
+                </wp:cNvGraphicFramePr>
+                <a:graphic xmlns:a="http://schemas.openxmlformats.org/drawingml/2006/main">
+                  <a:graphicData uri="http://schemas.microsoft.com/office/word/2010/wordprocessingShape">
+                    <wps:wsp>
+                      <wps:cNvSpPr txBox="1">
+                        <a:spLocks noChangeArrowheads="1"/>
+                      </wps:cNvSpPr>
+                      <wps:spPr bwMode="auto">
+                        <a:xfrm>
+                          <a:off x="0" y="0"/>
+                          <a:ext cx="5743575" cy="1403985"/>
+                        </a:xfrm>
+                        <a:prstGeom prst="rect">
+                          <a:avLst/>
+                        </a:prstGeom>
+                        <a:noFill/>
+                        <a:ln w="9525">
+                          <a:noFill/>
+                          <a:miter lim="800000"/>
+                          <a:headEnd/>
+                          <a:tailEnd/>
+                        </a:ln>
+                      </wps:spPr>
+                      <wps:txbx>
+                        <w:txbxContent>
+                          <w:p>
+                            <w:pPr>
+                              <w:pBdr>
+                                <w:top w:val="single" w:sz="24" w:space="8" w:color="156082" w:themeColor="accent1"/>
+                                <w:bottom w:val="single" w:sz="24" w:space="8" w:color="156082" w:themeColor="accent1"/>
+                              </w:pBdr>
+                              <w:spacing w:line="264" w:lineRule="auto"/>
+                              <w:jc w:val="both"/>
+                              <w:rPr>
+                                <w:i/>
+                                <w:iCs/>
+                                <w:color w:val="156082" w:themeColor="accent1"/>
+                                <w:sz w:val="26"/>
+                                <w:szCs w:val="26"/>
+                              </w:rPr>
+                            </w:pPr>
+                            <w:r>
+                              <w:rPr>
+                                <w:i/>
+                                <w:iCs/>
+                                <w:color w:val="156082" w:themeColor="accent1"/>
+                                <w:sz w:val="26"/>
+                                <w:szCs w:val="26"/>
+                              </w:rPr>
+                              <w:t>Tác giả</w:t>
+                            </w:r>
+                            <w:r>
+                              <w:rPr>
+                                <w:i/>
+                                <w:iCs/>
+                                <w:color w:val="156082" w:themeColor="accent1"/>
+                                <w:sz w:val="26"/>
+                                <w:szCs w:val="26"/>
+                              </w:rPr>
+                              <w:t xml:space="preserve"> giới thiệu về Random Forest, hiệu suất của thuật toán bị ảnh hưởng khi tồn tại các cây quyết định</w:t>
+                            </w:r>
+                            <w:r>
+                              <w:rPr>
+                                <w:i/>
+                                <w:iCs/>
+                                <w:color w:val="156082" w:themeColor="accent1"/>
+                                <w:sz w:val="26"/>
+                                <w:szCs w:val="26"/>
+                              </w:rPr>
+                              <w:t xml:space="preserve"> (CARTs)</w:t>
+                            </w:r>
+                            <w:r>
+                              <w:rPr>
+                                <w:i/>
+                                <w:iCs/>
+                                <w:color w:val="156082" w:themeColor="accent1"/>
+                                <w:sz w:val="26"/>
+                                <w:szCs w:val="26"/>
+                              </w:rPr>
+                              <w:t xml:space="preserve"> có độ chính xác phân loại thấp </w:t>
+                            </w:r>
+                            <w:r>
+                              <w:rPr>
+                                <w:i/>
+                                <w:iCs/>
+                                <w:color w:val="156082" w:themeColor="accent1"/>
+                                <w:sz w:val="26"/>
+                                <w:szCs w:val="26"/>
+                              </w:rPr>
+                              <w:t>và độ tương quan cao. Từ đó, đưa ra đề xuất cải tiến bằng cách loại bỏ các cây quyết định không tốt</w:t>
+                            </w:r>
+                            <w:r>
+                              <w:rPr>
+                                <w:i/>
+                                <w:iCs/>
+                                <w:color w:val="156082" w:themeColor="accent1"/>
+                                <w:sz w:val="26"/>
+                                <w:szCs w:val="26"/>
+                              </w:rPr>
+                              <w:t>.</w:t>
+                            </w:r>
+                          </w:p>
+                          <w:p>
+                            <w:pPr>
+                              <w:pBdr>
+                                <w:top w:val="single" w:sz="24" w:space="8" w:color="156082" w:themeColor="accent1"/>
+                                <w:bottom w:val="single" w:sz="24" w:space="8" w:color="156082" w:themeColor="accent1"/>
+                              </w:pBdr>
+                              <w:spacing w:before="120" w:line="264" w:lineRule="auto"/>
+                              <w:jc w:val="both"/>
+                              <w:rPr>
+                                <w:i/>
+                                <w:iCs/>
+                                <w:color w:val="156082" w:themeColor="accent1"/>
+                                <w:sz w:val="26"/>
+                                <w:szCs w:val="26"/>
+                              </w:rPr>
+                            </w:pPr>
+                            <w:r>
+                              <w:rPr>
+                                <w:i/>
+                                <w:iCs/>
+                                <w:color w:val="156082" w:themeColor="accent1"/>
+                                <w:sz w:val="26"/>
+                                <w:szCs w:val="26"/>
+                              </w:rPr>
+                              <w:t>Phương pháp loại bỏ dựa vào</w:t>
+                            </w:r>
+                            <w:r>
+                              <w:rPr>
+                                <w:i/>
+                                <w:iCs/>
+                                <w:color w:val="156082" w:themeColor="accent1"/>
+                                <w:sz w:val="26"/>
+                                <w:szCs w:val="26"/>
+                              </w:rPr>
+                              <w:t>:</w:t>
+                            </w:r>
+                            <w:r>
+                              <w:rPr>
+                                <w:i/>
+                                <w:iCs/>
+                                <w:color w:val="156082" w:themeColor="accent1"/>
+                                <w:sz w:val="26"/>
+                                <w:szCs w:val="26"/>
+                              </w:rPr>
+                              <w:t xml:space="preserve"> ngưỡng tích vô hướng </w:t>
+                            </w:r>
+                            <w:r>
+                              <w:rPr>
+                                <w:i/>
+                                <w:iCs/>
+                                <w:color w:val="156082" w:themeColor="accent1"/>
+                                <w:sz w:val="26"/>
+                                <w:szCs w:val="26"/>
+                              </w:rPr>
+                              <w:t>(inner product threshold)</w:t>
+                            </w:r>
+                            <w:r>
+                              <w:t xml:space="preserve"> </w:t>
+                            </w:r>
+                            <w:r>
+                              <w:rPr>
+                                <w:i/>
+                                <w:iCs/>
+                                <w:color w:val="156082" w:themeColor="accent1"/>
+                                <w:sz w:val="26"/>
+                                <w:szCs w:val="26"/>
+                              </w:rPr>
+                              <w:t>được tính toán bằng grid search và giá trị trung bình độ chính xác phân loại</w:t>
+                            </w:r>
+                            <w:r>
+                              <w:rPr>
+                                <w:i/>
+                                <w:iCs/>
+                                <w:color w:val="156082" w:themeColor="accent1"/>
+                                <w:sz w:val="26"/>
+                                <w:szCs w:val="26"/>
+                              </w:rPr>
+                              <w:t xml:space="preserve"> (</w:t>
+                            </w:r>
+                            <w:r>
+                              <w:rPr>
+                                <w:i/>
+                                <w:iCs/>
+                                <w:color w:val="156082" w:themeColor="accent1"/>
+                                <w:sz w:val="26"/>
+                                <w:szCs w:val="26"/>
+                              </w:rPr>
+                              <w:t>average classifi</w:t>
+                            </w:r>
+                            <w:r>
+                              <w:rPr>
+                                <w:i/>
+                                <w:iCs/>
+                                <w:color w:val="156082" w:themeColor="accent1"/>
+                                <w:sz w:val="26"/>
+                                <w:szCs w:val="26"/>
+                              </w:rPr>
+                              <w:softHyphen/>
+                              <w:t>cation accuracies)</w:t>
+                            </w:r>
+                            <w:r>
+                              <w:rPr>
+                                <w:i/>
+                                <w:iCs/>
+                                <w:color w:val="156082" w:themeColor="accent1"/>
+                                <w:sz w:val="26"/>
+                                <w:szCs w:val="26"/>
+                              </w:rPr>
+                              <w:t xml:space="preserve"> của </w:t>
+                            </w:r>
+                            <w:r>
+                              <w:rPr>
+                                <w:i/>
+                                <w:iCs/>
+                                <w:color w:val="156082" w:themeColor="accent1"/>
+                                <w:sz w:val="26"/>
+                                <w:szCs w:val="26"/>
+                              </w:rPr>
+                              <w:t xml:space="preserve">các </w:t>
+                            </w:r>
+                            <w:r>
+                              <w:rPr>
+                                <w:i/>
+                                <w:iCs/>
+                                <w:color w:val="156082" w:themeColor="accent1"/>
+                                <w:sz w:val="26"/>
+                                <w:szCs w:val="26"/>
+                              </w:rPr>
+                              <w:t>cây quyết định</w:t>
+                            </w:r>
+                            <w:r>
+                              <w:rPr>
+                                <w:i/>
+                                <w:iCs/>
+                                <w:color w:val="156082" w:themeColor="accent1"/>
+                                <w:sz w:val="26"/>
+                                <w:szCs w:val="26"/>
+                              </w:rPr>
+                              <w:t xml:space="preserve"> </w:t>
+                            </w:r>
+                            <w:r>
+                              <w:rPr>
+                                <w:i/>
+                                <w:iCs/>
+                                <w:color w:val="156082" w:themeColor="accent1"/>
+                                <w:sz w:val="26"/>
+                                <w:szCs w:val="26"/>
+                              </w:rPr>
+                              <w:t>(CARTs)</w:t>
+                            </w:r>
+                            <w:r>
+                              <w:rPr>
+                                <w:i/>
+                                <w:iCs/>
+                                <w:color w:val="156082" w:themeColor="accent1"/>
+                                <w:sz w:val="26"/>
+                                <w:szCs w:val="26"/>
+                              </w:rPr>
+                              <w:t xml:space="preserve"> được dự đoán bằng 3 dataset dành riêng</w:t>
+                            </w:r>
+                            <w:r>
+                              <w:rPr>
+                                <w:i/>
+                                <w:iCs/>
+                                <w:color w:val="156082" w:themeColor="accent1"/>
+                                <w:sz w:val="26"/>
+                                <w:szCs w:val="26"/>
+                              </w:rPr>
+                              <w:t>.</w:t>
+                            </w:r>
+                          </w:p>
+                          <w:p>
+                            <w:pPr>
+                              <w:pBdr>
+                                <w:top w:val="single" w:sz="24" w:space="8" w:color="156082" w:themeColor="accent1"/>
+                                <w:bottom w:val="single" w:sz="24" w:space="8" w:color="156082" w:themeColor="accent1"/>
+                              </w:pBdr>
+                              <w:spacing w:before="120" w:line="264" w:lineRule="auto"/>
+                              <w:jc w:val="both"/>
+                              <w:rPr>
+                                <w:i/>
+                                <w:iCs/>
+                                <w:color w:val="156082" w:themeColor="accent1"/>
+                                <w:sz w:val="26"/>
+                                <w:szCs w:val="26"/>
+                              </w:rPr>
+                            </w:pPr>
+                            <w:r>
+                              <w:rPr>
+                                <w:i/>
+                                <w:iCs/>
+                                <w:color w:val="156082" w:themeColor="accent1"/>
+                                <w:sz w:val="26"/>
+                                <w:szCs w:val="26"/>
+                              </w:rPr>
+                              <w:t xml:space="preserve">Kết quả kiểm nghiệm cho thấy </w:t>
+                            </w:r>
+                            <w:r>
+                              <w:rPr>
+                                <w:i/>
+                                <w:iCs/>
+                                <w:color w:val="156082" w:themeColor="accent1"/>
+                                <w:sz w:val="26"/>
+                                <w:szCs w:val="26"/>
+                              </w:rPr>
+                              <w:t>Random Forest</w:t>
+                            </w:r>
+                            <w:r>
+                              <w:rPr>
+                                <w:i/>
+                                <w:iCs/>
+                                <w:color w:val="156082" w:themeColor="accent1"/>
+                                <w:sz w:val="26"/>
+                                <w:szCs w:val="26"/>
+                              </w:rPr>
+                              <w:t xml:space="preserve"> sau khi cải tiến mang lại kết quả tốt so với  </w:t>
+                            </w:r>
+                            <w:r>
+                              <w:rPr>
+                                <w:i/>
+                                <w:iCs/>
+                                <w:color w:val="156082" w:themeColor="accent1"/>
+                                <w:sz w:val="26"/>
+                                <w:szCs w:val="26"/>
+                              </w:rPr>
+                              <w:t xml:space="preserve">Random Forest </w:t>
+                            </w:r>
+                            <w:r>
+                              <w:rPr>
+                                <w:i/>
+                                <w:iCs/>
+                                <w:color w:val="156082" w:themeColor="accent1"/>
+                                <w:sz w:val="26"/>
+                                <w:szCs w:val="26"/>
+                              </w:rPr>
+                              <w:t>khi chưa cải tiến</w:t>
+                            </w:r>
+                            <w:r>
+                              <w:rPr>
+                                <w:i/>
+                                <w:iCs/>
+                                <w:color w:val="156082" w:themeColor="accent1"/>
+                                <w:sz w:val="26"/>
+                                <w:szCs w:val="26"/>
+                              </w:rPr>
+                              <w:t>.</w:t>
+                            </w:r>
+                          </w:p>
+                        </w:txbxContent>
+                      </wps:txbx>
+                      <wps:bodyPr rot="0" vert="horz" wrap="square" lIns="91440" tIns="45720" rIns="91440" bIns="45720" anchor="t" anchorCtr="0">
+                        <a:spAutoFit/>
+                      </wps:bodyPr>
+                    </wps:wsp>
+                  </a:graphicData>
+                </a:graphic>
+                <wp14:sizeRelH relativeFrom="margin">
+                  <wp14:pctWidth>0</wp14:pctWidth>
+                </wp14:sizeRelH>
+                <wp14:sizeRelV relativeFrom="margin">
+                  <wp14:pctHeight>20000</wp14:pctHeight>
+                </wp14:sizeRelV>
+              </wp:anchor>
+            </w:drawing>
+          </mc:Choice>
+          <mc:Fallback>
+            <w:pict>
+              <v:shapetype w14:anchorId="42C80366" id="_x0000_t202" coordsize="21600,21600" o:spt="202" path="m,l,21600r21600,l21600,xe">
+                <v:stroke joinstyle="miter"/>
+                <v:path gradientshapeok="t" o:connecttype="rect"/>
+              </v:shapetype>
+              <v:shape id="Text Box 2" o:spid="_x0000_s1026" type="#_x0000_t202" style="position:absolute;left:0;text-align:left;margin-left:83.2pt;margin-top:31.3pt;width:452.25pt;height:110.55pt;z-index:251659264;visibility:visible;mso-wrap-style:square;mso-width-percent:0;mso-height-percent:200;mso-wrap-distance-left:9pt;mso-wrap-distance-top:7.2pt;mso-wrap-distance-right:9pt;mso-wrap-distance-bottom:7.2pt;mso-position-horizontal:absolute;mso-position-horizontal-relative:page;mso-position-vertical:absolute;mso-position-vertical-relative:text;mso-width-percent:0;mso-height-percent:200;mso-width-relative:margin;mso-height-relative:margin;v-text-anchor:top" o:gfxdata="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" filled="f" stroked="f">
+                <v:textbox style="mso-fit-shape-to-text:t">
+                  <w:txbxContent>
+                    <w:p>
+                      <w:pPr>
+                        <w:pBdr>
+                          <w:top w:val="single" w:sz="24" w:space="8" w:color="156082" w:themeColor="accent1"/>
+                          <w:bottom w:val="single" w:sz="24" w:space="8" w:color="156082" w:themeColor="accent1"/>
+                        </w:pBdr>
+                        <w:spacing w:line="264" w:lineRule="auto"/>
+                        <w:jc w:val="both"/>
+                        <w:rPr>
+                          <w:i/>
+                          <w:iCs/>
+                          <w:color w:val="156082" w:themeColor="accent1"/>
+                          <w:sz w:val="26"/>
+                          <w:szCs w:val="26"/>
+                        </w:rPr>
+                      </w:pPr>
+                      <w:r>
+                        <w:rPr>
+                          <w:i/>
+                          <w:iCs/>
+                          <w:color w:val="156082" w:themeColor="accent1"/>
+                          <w:sz w:val="26"/>
+                          <w:szCs w:val="26"/>
+                        </w:rPr>
+                        <w:t>Tác giả</w:t>
+                      </w:r>
+                      <w:r>
+                        <w:rPr>
+                          <w:i/>
+                          <w:iCs/>
+                          <w:color w:val="156082" w:themeColor="accent1"/>
+                          <w:sz w:val="26"/>
+                          <w:szCs w:val="26"/>
+                        </w:rPr>
+                        <w:t xml:space="preserve"> giới thiệu về Random Forest, hiệu suất của thuật toán bị ảnh hưởng khi tồn tại các cây quyết định</w:t>
+                      </w:r>
+                      <w:r>
+                        <w:rPr>
+                          <w:i/>
+                          <w:iCs/>
+                          <w:color w:val="156082" w:themeColor="accent1"/>
+                          <w:sz w:val="26"/>
+                          <w:szCs w:val="26"/>
+                        </w:rPr>
+                        <w:t xml:space="preserve"> (CARTs)</w:t>
+                      </w:r>
+                      <w:r>
+                        <w:rPr>
+                          <w:i/>
+                          <w:iCs/>
+                          <w:color w:val="156082" w:themeColor="accent1"/>
+                          <w:sz w:val="26"/>
+                          <w:szCs w:val="26"/>
+                        </w:rPr>
+                        <w:t xml:space="preserve"> có độ chính xác phân loại thấp </w:t>
+                      </w:r>
+                      <w:r>
+                        <w:rPr>
+                          <w:i/>
+                          <w:iCs/>
+                          <w:color w:val="156082" w:themeColor="accent1"/>
+                          <w:sz w:val="26"/>
+                          <w:szCs w:val="26"/>
+                        </w:rPr>
+                        <w:t>và độ tương quan cao. Từ đó, đưa ra đề xuất cải tiến bằng cách loại bỏ các cây quyết định không tốt</w:t>
+                      </w:r>
+                      <w:r>
+                        <w:rPr>
+                          <w:i/>
+                          <w:iCs/>
+                          <w:color w:val="156082" w:themeColor="accent1"/>
+                          <w:sz w:val="26"/>
+                          <w:szCs w:val="26"/>
+                        </w:rPr>
+                        <w:t>.</w:t>
+                      </w:r>
+                    </w:p>
+                    <w:p>
+                      <w:pPr>
+                        <w:pBdr>
+                          <w:top w:val="single" w:sz="24" w:space="8" w:color="156082" w:themeColor="accent1"/>
+                          <w:bottom w:val="single" w:sz="24" w:space="8" w:color="156082" w:themeColor="accent1"/>
+                        </w:pBdr>
+                        <w:spacing w:before="120" w:line="264" w:lineRule="auto"/>
+                        <w:jc w:val="both"/>
+                        <w:rPr>
+                          <w:i/>
+                          <w:iCs/>
+                          <w:color w:val="156082" w:themeColor="accent1"/>
+                          <w:sz w:val="26"/>
+                          <w:szCs w:val="26"/>
+                        </w:rPr>
+                      </w:pPr>
+                      <w:r>
+                        <w:rPr>
+                          <w:i/>
+                          <w:iCs/>
+                          <w:color w:val="156082" w:themeColor="accent1"/>
+                          <w:sz w:val="26"/>
+                          <w:szCs w:val="26"/>
+                        </w:rPr>
+                        <w:t>Phương pháp loại bỏ dựa vào</w:t>
+                      </w:r>
+                      <w:r>
+                        <w:rPr>
+                          <w:i/>
+                          <w:iCs/>
+                          <w:color w:val="156082" w:themeColor="accent1"/>
+                          <w:sz w:val="26"/>
+                          <w:szCs w:val="26"/>
+                        </w:rPr>
+                        <w:t>:</w:t>
+                      </w:r>
+                      <w:r>
+                        <w:rPr>
+                          <w:i/>
+                          <w:iCs/>
+                          <w:color w:val="156082" w:themeColor="accent1"/>
+                          <w:sz w:val="26"/>
+                          <w:szCs w:val="26"/>
+                        </w:rPr>
+                        <w:t xml:space="preserve"> ngưỡng tích vô hướng </w:t>
+                      </w:r>
+                      <w:r>
+                        <w:rPr>
+                          <w:i/>
+                          <w:iCs/>
+                          <w:color w:val="156082" w:themeColor="accent1"/>
+                          <w:sz w:val="26"/>
+                          <w:szCs w:val="26"/>
+                        </w:rPr>
+                        <w:t>(inner product threshold)</w:t>
+                      </w:r>
+                      <w:r>
+                        <w:t xml:space="preserve"> </w:t>
+                      </w:r>
+                      <w:r>
+                        <w:rPr>
+                          <w:i/>
+                          <w:iCs/>
+                          <w:color w:val="156082" w:themeColor="accent1"/>
+                          <w:sz w:val="26"/>
+                          <w:szCs w:val="26"/>
+                        </w:rPr>
+                        <w:t>được tính toán bằng grid search và giá trị trung bình độ chính xác phân loại</w:t>
+                      </w:r>
+                      <w:r>
+                        <w:rPr>
+                          <w:i/>
+                          <w:iCs/>
+                          <w:color w:val="156082" w:themeColor="accent1"/>
+                          <w:sz w:val="26"/>
+                          <w:szCs w:val="26"/>
+                        </w:rPr>
+                        <w:t xml:space="preserve"> (</w:t>
+                      </w:r>
+                      <w:r>
+                        <w:rPr>
+                          <w:i/>
+                          <w:iCs/>
+                          <w:color w:val="156082" w:themeColor="accent1"/>
+                          <w:sz w:val="26"/>
+                          <w:szCs w:val="26"/>
+                        </w:rPr>
+                        <w:t>average classifi</w:t>
+                      </w:r>
+                      <w:r>
+                        <w:rPr>
+                          <w:i/>
+                          <w:iCs/>
+                          <w:color w:val="156082" w:themeColor="accent1"/>
+                          <w:sz w:val="26"/>
+                          <w:szCs w:val="26"/>
+                        </w:rPr>
+                        <w:softHyphen/>
+                        <w:t>cation accuracies)</w:t>
+                      </w:r>
+                      <w:r>
+                        <w:rPr>
+                          <w:i/>
+                          <w:iCs/>
+                          <w:color w:val="156082" w:themeColor="accent1"/>
+                          <w:sz w:val="26"/>
+                          <w:szCs w:val="26"/>
+                        </w:rPr>
+                        <w:t xml:space="preserve"> của </w:t>
+                      </w:r>
+                      <w:r>
+                        <w:rPr>
+                          <w:i/>
+                          <w:iCs/>
+                          <w:color w:val="156082" w:themeColor="accent1"/>
+                          <w:sz w:val="26"/>
+                          <w:szCs w:val="26"/>
+                        </w:rPr>
+                        <w:t xml:space="preserve">các </w:t>
+                      </w:r>
+                      <w:r>
+                        <w:rPr>
+                          <w:i/>
+                          <w:iCs/>
+                          <w:color w:val="156082" w:themeColor="accent1"/>
+                          <w:sz w:val="26"/>
+                          <w:szCs w:val="26"/>
+                        </w:rPr>
+                        <w:t>cây quyết định</w:t>
+                      </w:r>
+                      <w:r>
+                        <w:rPr>
+                          <w:i/>
+                          <w:iCs/>
+                          <w:color w:val="156082" w:themeColor="accent1"/>
+                          <w:sz w:val="26"/>
+                          <w:szCs w:val="26"/>
+                        </w:rPr>
+                        <w:t xml:space="preserve"> </w:t>
+                      </w:r>
+                      <w:r>
+                        <w:rPr>
+                          <w:i/>
+                          <w:iCs/>
+                          <w:color w:val="156082" w:themeColor="accent1"/>
+                          <w:sz w:val="26"/>
+                          <w:szCs w:val="26"/>
+                        </w:rPr>
+                        <w:t>(CARTs)</w:t>
+                      </w:r>
+                      <w:r>
+                        <w:rPr>
+                          <w:i/>
+                          <w:iCs/>
+                          <w:color w:val="156082" w:themeColor="accent1"/>
+                          <w:sz w:val="26"/>
+                          <w:szCs w:val="26"/>
+                        </w:rPr>
+                        <w:t xml:space="preserve"> được dự đoán bằng 3 dataset dành riêng</w:t>
+                      </w:r>
+                      <w:r>
+                        <w:rPr>
+                          <w:i/>
+                          <w:iCs/>
+                          <w:color w:val="156082" w:themeColor="accent1"/>
+                          <w:sz w:val="26"/>
+                          <w:szCs w:val="26"/>
+                        </w:rPr>
+                        <w:t>.</w:t>
+                      </w:r>
+                    </w:p>
+                    <w:p>
+                      <w:pPr>
+                        <w:pBdr>
+                          <w:top w:val="single" w:sz="24" w:space="8" w:color="156082" w:themeColor="accent1"/>
+                          <w:bottom w:val="single" w:sz="24" w:space="8" w:color="156082" w:themeColor="accent1"/>
+                        </w:pBdr>
+                        <w:spacing w:before="120" w:line="264" w:lineRule="auto"/>
+                        <w:jc w:val="both"/>
+                        <w:rPr>
+                          <w:i/>
+                          <w:iCs/>
+                          <w:color w:val="156082" w:themeColor="accent1"/>
+                          <w:sz w:val="26"/>
+                          <w:szCs w:val="26"/>
+                        </w:rPr>
+                      </w:pPr>
+                      <w:r>
+                        <w:rPr>
+                          <w:i/>
+                          <w:iCs/>
+                          <w:color w:val="156082" w:themeColor="accent1"/>
+                          <w:sz w:val="26"/>
+                          <w:szCs w:val="26"/>
+                        </w:rPr>
+                        <w:t xml:space="preserve">Kết quả kiểm nghiệm cho thấy </w:t>
+                      </w:r>
+                      <w:r>
+                        <w:rPr>
+                          <w:i/>
+                          <w:iCs/>
+                          <w:color w:val="156082" w:themeColor="accent1"/>
+                          <w:sz w:val="26"/>
+                          <w:szCs w:val="26"/>
+                        </w:rPr>
+                        <w:t>Random Forest</w:t>
+                      </w:r>
+                      <w:r>
+                        <w:rPr>
+                          <w:i/>
+                          <w:iCs/>
+                          <w:color w:val="156082" w:themeColor="accent1"/>
+                          <w:sz w:val="26"/>
+                          <w:szCs w:val="26"/>
+                        </w:rPr>
+                        <w:t xml:space="preserve"> sau khi cải tiến mang lại kết quả tốt so với  </w:t>
+                      </w:r>
+                      <w:r>
+                        <w:rPr>
+                          <w:i/>
+                          <w:iCs/>
+                          <w:color w:val="156082" w:themeColor="accent1"/>
+                          <w:sz w:val="26"/>
+                          <w:szCs w:val="26"/>
+                        </w:rPr>
+                        <w:t xml:space="preserve">Random Forest </w:t>
+                      </w:r>
+                      <w:r>
+                        <w:rPr>
+                          <w:i/>
+                          <w:iCs/>
+                          <w:color w:val="156082" w:themeColor="accent1"/>
+                          <w:sz w:val="26"/>
+                          <w:szCs w:val="26"/>
+                        </w:rPr>
+                        <w:t>khi chưa cải tiến</w:t>
+                      </w:r>
+                      <w:r>
+                        <w:rPr>
+                          <w:i/>
+                          <w:iCs/>
+                          <w:color w:val="156082" w:themeColor="accent1"/>
+                          <w:sz w:val="26"/>
+                          <w:szCs w:val="26"/>
+                        </w:rPr>
+                        <w:t>.</w:t>
+                      </w:r>
+                    </w:p>
+                  </w:txbxContent>
+                </v:textbox>
+                <w10:wrap type="topAndBottom" anchorx="page"/>
+              </v:shape>
+            </w:pict>
+          </mc:Fallback>
+        </mc:AlternateContent>
+      </w:r>
+      <w:r>
+        <w:rPr>
+          <w:rStyle w:val="Strong"/>
+          <w:color w:val="auto"/>
+        </w:rPr>
+        <w:t>Abstract</w:t>
+      </w:r>
+      <w:bookmarkEnd w:id="0"/>
+    </w:p>
+    <w:p>
+      <w:pPr>
+        <w:pStyle w:val="Bullet"/>
+        <w:numPr>
+          <w:ilvl w:val="0"/>
+          <w:numId w:val="0"/>
+        </w:numPr>
+      </w:pPr>
+    </w:p>
+    <w:p>
+      <w:pPr>
         <w:pStyle w:val="Heading1"/>
-        <w:rPr>
-          <w:color w:val="EE0000"/>
-        </w:rPr>
-      </w:pPr>
-      <w:bookmarkStart w:id="0" w:name="_Toc200483440"/>
+      </w:pPr>
+      <w:bookmarkStart w:id="1" w:name="_Toc200483441"/>
+      <w:r>
+        <w:rPr>
+          <w:rStyle w:val="Strong"/>
+          <w:noProof/>
+        </w:rPr>
+        <mc:AlternateContent>
+          <mc:Choice Requires="wps">
+            <w:drawing>
+              <wp:anchor distT="91440" distB="91440" distL="114300" distR="114300" simplePos="0" relativeHeight="251661312" behindDoc="0" locked="0" layoutInCell="1" allowOverlap="1" wp14:anchorId="5A15BDDA" wp14:editId="6606F009">
+                <wp:simplePos x="0" y="0"/>
+                <wp:positionH relativeFrom="page">
+                  <wp:posOffset>857250</wp:posOffset>
+                </wp:positionH>
+                <wp:positionV relativeFrom="paragraph">
+                  <wp:posOffset>459105</wp:posOffset>
+                </wp:positionV>
+                <wp:extent cx="6229350" cy="1403985"/>
+                <wp:effectExtent l="0" t="0" r="0" b="0"/>
+                <wp:wrapTopAndBottom/>
+                <wp:docPr id="1036617437" name="Text Box 2"/>
+                <wp:cNvGraphicFramePr>
+                  <a:graphicFrameLocks xmlns:a="http://schemas.openxmlformats.org/drawingml/2006/main"/>
+                </wp:cNvGraphicFramePr>
+                <a:graphic xmlns:a="http://schemas.openxmlformats.org/drawingml/2006/main">
+                  <a:graphicData uri="http://schemas.microsoft.com/office/word/2010/wordprocessingShape">
+                    <wps:wsp>
+                      <wps:cNvSpPr txBox="1">
+                        <a:spLocks noChangeArrowheads="1"/>
+                      </wps:cNvSpPr>
+                      <wps:spPr bwMode="auto">
+                        <a:xfrm>
+                          <a:off x="0" y="0"/>
+                          <a:ext cx="6229350" cy="1403985"/>
+                        </a:xfrm>
+                        <a:prstGeom prst="rect">
+                          <a:avLst/>
+                        </a:prstGeom>
+                        <a:noFill/>
+                        <a:ln w="9525">
+                          <a:noFill/>
+                          <a:miter lim="800000"/>
+                          <a:headEnd/>
+                          <a:tailEnd/>
+                        </a:ln>
+                      </wps:spPr>
+                      <wps:txbx>
+                        <w:txbxContent>
+                          <w:p>
+                            <w:pPr>
+                              <w:pBdr>
+                                <w:top w:val="single" w:sz="24" w:space="8" w:color="156082" w:themeColor="accent1"/>
+                                <w:bottom w:val="single" w:sz="24" w:space="8" w:color="156082" w:themeColor="accent1"/>
+                              </w:pBdr>
+                              <w:spacing w:before="120" w:line="264" w:lineRule="auto"/>
+                              <w:ind w:left="360"/>
+                              <w:jc w:val="both"/>
+                              <w:rPr>
+                                <w:i/>
+                                <w:iCs/>
+                                <w:color w:val="156082" w:themeColor="accent1"/>
+                                <w:sz w:val="26"/>
+                                <w:szCs w:val="26"/>
+                              </w:rPr>
+                            </w:pPr>
+                            <w:r>
+                              <w:rPr>
+                                <w:i/>
+                                <w:iCs/>
+                                <w:color w:val="156082" w:themeColor="accent1"/>
+                                <w:sz w:val="26"/>
+                                <w:szCs w:val="26"/>
+                              </w:rPr>
+                              <w:t>Tác giả</w:t>
+                            </w:r>
+                            <w:r>
+                              <w:rPr>
+                                <w:i/>
+                                <w:iCs/>
+                                <w:color w:val="156082" w:themeColor="accent1"/>
+                                <w:sz w:val="26"/>
+                                <w:szCs w:val="26"/>
+                              </w:rPr>
+                              <w:t xml:space="preserve"> giới thiệu về lịch sử ra đời của Random Forest và hạn chế của nó khi gặp phải các vấn đề như</w:t>
+                            </w:r>
+                            <w:r>
+                              <w:rPr>
+                                <w:i/>
+                                <w:iCs/>
+                                <w:color w:val="156082" w:themeColor="accent1"/>
+                                <w:sz w:val="26"/>
+                                <w:szCs w:val="26"/>
+                              </w:rPr>
+                              <w:t xml:space="preserve"> dataset nhỏ, đặc trưng (feature) hạn chế và có nhiều phân lớp. Từ đó, nhiều cải tiến đã được nghiên cứu, nhưng đa phần chỉ tập trung phần cải tiến cơ chế bầu chọn (voting). Tuy nhiên, các nghiên cứu những năm gần đây chú trọng đến đến cải tiến quá trình xây dựng cây quyết định.</w:t>
+                            </w:r>
+                          </w:p>
+                          <w:p>
+                            <w:pPr>
+                              <w:pBdr>
+                                <w:top w:val="single" w:sz="24" w:space="8" w:color="156082" w:themeColor="accent1"/>
+                                <w:bottom w:val="single" w:sz="24" w:space="8" w:color="156082" w:themeColor="accent1"/>
+                              </w:pBdr>
+                              <w:spacing w:before="120" w:line="264" w:lineRule="auto"/>
+                              <w:ind w:left="360"/>
+                              <w:jc w:val="both"/>
+                              <w:rPr>
+                                <w:i/>
+                                <w:iCs/>
+                                <w:color w:val="156082" w:themeColor="accent1"/>
+                                <w:sz w:val="26"/>
+                                <w:szCs w:val="26"/>
+                              </w:rPr>
+                            </w:pPr>
+                            <w:r>
+                              <w:rPr>
+                                <w:i/>
+                                <w:iCs/>
+                                <w:color w:val="156082" w:themeColor="accent1"/>
+                                <w:sz w:val="26"/>
+                                <w:szCs w:val="26"/>
+                              </w:rPr>
+                              <w:t xml:space="preserve">Tác gả có đưa ra các hạn chế của các phương pháp cải tiến </w:t>
+                            </w:r>
+                            <w:r>
+                              <w:rPr>
+                                <w:i/>
+                                <w:iCs/>
+                                <w:color w:val="156082" w:themeColor="accent1"/>
+                                <w:sz w:val="26"/>
+                                <w:szCs w:val="26"/>
+                              </w:rPr>
+                              <w:t xml:space="preserve">hiện tại </w:t>
+                            </w:r>
+                            <w:r>
+                              <w:rPr>
+                                <w:i/>
+                                <w:iCs/>
+                                <w:color w:val="156082" w:themeColor="accent1"/>
+                                <w:sz w:val="26"/>
+                                <w:szCs w:val="26"/>
+                              </w:rPr>
+                              <w:t>và đề xuất phương pháp</w:t>
+                            </w:r>
+                            <w:r>
+                              <w:rPr>
+                                <w:i/>
+                                <w:iCs/>
+                                <w:color w:val="156082" w:themeColor="accent1"/>
+                                <w:sz w:val="26"/>
+                                <w:szCs w:val="26"/>
+                              </w:rPr>
+                              <w:t xml:space="preserve"> loại bỏ cây xấu</w:t>
+                            </w:r>
+                            <w:r>
+                              <w:rPr>
+                                <w:i/>
+                                <w:iCs/>
+                                <w:color w:val="156082" w:themeColor="accent1"/>
+                                <w:sz w:val="26"/>
+                                <w:szCs w:val="26"/>
+                              </w:rPr>
+                              <w:t xml:space="preserve"> dựa vào độ chính xác </w:t>
+                            </w:r>
+                            <w:r>
+                              <w:rPr>
+                                <w:i/>
+                                <w:iCs/>
+                                <w:color w:val="156082" w:themeColor="accent1"/>
+                                <w:sz w:val="26"/>
+                                <w:szCs w:val="26"/>
+                              </w:rPr>
+                              <w:t xml:space="preserve">phân loại </w:t>
+                            </w:r>
+                            <w:r>
+                              <w:rPr>
+                                <w:i/>
+                                <w:iCs/>
+                                <w:color w:val="156082" w:themeColor="accent1"/>
+                                <w:sz w:val="26"/>
+                                <w:szCs w:val="26"/>
+                              </w:rPr>
+                              <w:t>trung bình và độ tương quan</w:t>
+                            </w:r>
+                            <w:r>
+                              <w:rPr>
+                                <w:i/>
+                                <w:iCs/>
+                                <w:color w:val="156082" w:themeColor="accent1"/>
+                                <w:sz w:val="26"/>
+                                <w:szCs w:val="26"/>
+                              </w:rPr>
+                              <w:t xml:space="preserve"> của các cây.</w:t>
+                            </w:r>
+                          </w:p>
+                          <w:p>
+                            <w:pPr>
+                              <w:pBdr>
+                                <w:top w:val="single" w:sz="24" w:space="8" w:color="156082" w:themeColor="accent1"/>
+                                <w:bottom w:val="single" w:sz="24" w:space="8" w:color="156082" w:themeColor="accent1"/>
+                              </w:pBdr>
+                              <w:spacing w:before="120" w:line="264" w:lineRule="auto"/>
+                              <w:ind w:left="360"/>
+                              <w:rPr>
+                                <w:i/>
+                                <w:iCs/>
+                                <w:color w:val="156082" w:themeColor="accent1"/>
+                                <w:sz w:val="26"/>
+                                <w:szCs w:val="26"/>
+                              </w:rPr>
+                            </w:pPr>
+                            <w:r>
+                              <w:rPr>
+                                <w:i/>
+                                <w:iCs/>
+                                <w:color w:val="156082" w:themeColor="accent1"/>
+                                <w:sz w:val="26"/>
+                                <w:szCs w:val="26"/>
+                              </w:rPr>
+                              <w:t>Tác giả cũng liệt kê các đóng góp của phương pháp này</w:t>
+                            </w:r>
+                          </w:p>
+                        </w:txbxContent>
+                      </wps:txbx>
+                      <wps:bodyPr rot="0" vert="horz" wrap="square" lIns="91440" tIns="45720" rIns="91440" bIns="45720" anchor="t" anchorCtr="0">
+                        <a:spAutoFit/>
+                      </wps:bodyPr>
+                    </wps:wsp>
+                  </a:graphicData>
+                </a:graphic>
+                <wp14:sizeRelH relativeFrom="margin">
+                  <wp14:pctWidth>0</wp14:pctWidth>
+                </wp14:sizeRelH>
+                <wp14:sizeRelV relativeFrom="margin">
+                  <wp14:pctHeight>20000</wp14:pctHeight>
+                </wp14:sizeRelV>
+              </wp:anchor>
+            </w:drawing>
+          </mc:Choice>
+          <mc:Fallback>
+            <w:pict>
+              <v:shape w14:anchorId="5A15BDDA" id="_x0000_s1027" type="#_x0000_t202" style="position:absolute;left:0;text-align:left;margin-left:67.5pt;margin-top:36.15pt;width:490.5pt;height:110.55pt;z-index:251661312;visibility:visible;mso-wrap-style:square;mso-width-percent:0;mso-height-percent:200;mso-wrap-distance-left:9pt;mso-wrap-distance-top:7.2pt;mso-wrap-distance-right:9pt;mso-wrap-distance-bottom:7.2pt;mso-position-horizontal:absolute;mso-position-horizontal-relative:page;mso-position-vertical:absolute;mso-position-vertical-relative:text;mso-width-percent:0;mso-height-percent:200;mso-width-relative:margin;mso-height-relative:margin;v-text-anchor:top" o:gfxdata="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" filled="f" stroked="f">
+                <v:textbox style="mso-fit-shape-to-text:t">
+                  <w:txbxContent>
+                    <w:p>
+                      <w:pPr>
+                        <w:pBdr>
+                          <w:top w:val="single" w:sz="24" w:space="8" w:color="156082" w:themeColor="accent1"/>
+                          <w:bottom w:val="single" w:sz="24" w:space="8" w:color="156082" w:themeColor="accent1"/>
+                        </w:pBdr>
+                        <w:spacing w:before="120" w:line="264" w:lineRule="auto"/>
+                        <w:ind w:left="360"/>
+                        <w:jc w:val="both"/>
+                        <w:rPr>
+                          <w:i/>
+                          <w:iCs/>
+                          <w:color w:val="156082" w:themeColor="accent1"/>
+                          <w:sz w:val="26"/>
+                          <w:szCs w:val="26"/>
+                        </w:rPr>
+                      </w:pPr>
+                      <w:r>
+                        <w:rPr>
+                          <w:i/>
+                          <w:iCs/>
+                          <w:color w:val="156082" w:themeColor="accent1"/>
+                          <w:sz w:val="26"/>
+                          <w:szCs w:val="26"/>
+                        </w:rPr>
+                        <w:t>Tác giả</w:t>
+                      </w:r>
+                      <w:r>
+                        <w:rPr>
+                          <w:i/>
+                          <w:iCs/>
+                          <w:color w:val="156082" w:themeColor="accent1"/>
+                          <w:sz w:val="26"/>
+                          <w:szCs w:val="26"/>
+                        </w:rPr>
+                        <w:t xml:space="preserve"> giới thiệu về lịch sử ra đời của Random Forest và hạn chế của nó khi gặp phải các vấn đề như</w:t>
+                      </w:r>
+                      <w:r>
+                        <w:rPr>
+                          <w:i/>
+                          <w:iCs/>
+                          <w:color w:val="156082" w:themeColor="accent1"/>
+                          <w:sz w:val="26"/>
+                          <w:szCs w:val="26"/>
+                        </w:rPr>
+                        <w:t xml:space="preserve"> dataset nhỏ, đặc trưng (feature) hạn chế và có nhiều phân lớp. Từ đó, nhiều cải tiến đã được nghiên cứu, nhưng đa phần chỉ tập trung phần cải tiến cơ chế bầu chọn (voting). Tuy nhiên, các nghiên cứu những năm gần đây chú trọng đến đến cải tiến quá trình xây dựng cây quyết định.</w:t>
+                      </w:r>
+                    </w:p>
+                    <w:p>
+                      <w:pPr>
+                        <w:pBdr>
+                          <w:top w:val="single" w:sz="24" w:space="8" w:color="156082" w:themeColor="accent1"/>
+                          <w:bottom w:val="single" w:sz="24" w:space="8" w:color="156082" w:themeColor="accent1"/>
+                        </w:pBdr>
+                        <w:spacing w:before="120" w:line="264" w:lineRule="auto"/>
+                        <w:ind w:left="360"/>
+                        <w:jc w:val="both"/>
+                        <w:rPr>
+                          <w:i/>
+                          <w:iCs/>
+                          <w:color w:val="156082" w:themeColor="accent1"/>
+                          <w:sz w:val="26"/>
+                          <w:szCs w:val="26"/>
+                        </w:rPr>
+                      </w:pPr>
+                      <w:r>
+                        <w:rPr>
+                          <w:i/>
+                          <w:iCs/>
+                          <w:color w:val="156082" w:themeColor="accent1"/>
+                          <w:sz w:val="26"/>
+                          <w:szCs w:val="26"/>
+                        </w:rPr>
+                        <w:t xml:space="preserve">Tác gả có đưa ra các hạn chế của các phương pháp cải tiến </w:t>
+                      </w:r>
+                      <w:r>
+                        <w:rPr>
+                          <w:i/>
+                          <w:iCs/>
+                          <w:color w:val="156082" w:themeColor="accent1"/>
+                          <w:sz w:val="26"/>
+                          <w:szCs w:val="26"/>
+                        </w:rPr>
+                        <w:t xml:space="preserve">hiện tại </w:t>
+                      </w:r>
+                      <w:r>
+                        <w:rPr>
+                          <w:i/>
+                          <w:iCs/>
+                          <w:color w:val="156082" w:themeColor="accent1"/>
+                          <w:sz w:val="26"/>
+                          <w:szCs w:val="26"/>
+                        </w:rPr>
+                        <w:t>và đề xuất phương pháp</w:t>
+                      </w:r>
+                      <w:r>
+                        <w:rPr>
+                          <w:i/>
+                          <w:iCs/>
+                          <w:color w:val="156082" w:themeColor="accent1"/>
+                          <w:sz w:val="26"/>
+                          <w:szCs w:val="26"/>
+                        </w:rPr>
+                        <w:t xml:space="preserve"> loại bỏ cây xấu</w:t>
+                      </w:r>
+                      <w:r>
+                        <w:rPr>
+                          <w:i/>
+                          <w:iCs/>
+                          <w:color w:val="156082" w:themeColor="accent1"/>
+                          <w:sz w:val="26"/>
+                          <w:szCs w:val="26"/>
+                        </w:rPr>
+                        <w:t xml:space="preserve"> dựa vào độ chính xác </w:t>
+                      </w:r>
+                      <w:r>
+                        <w:rPr>
+                          <w:i/>
+                          <w:iCs/>
+                          <w:color w:val="156082" w:themeColor="accent1"/>
+                          <w:sz w:val="26"/>
+                          <w:szCs w:val="26"/>
+                        </w:rPr>
+                        <w:t xml:space="preserve">phân loại </w:t>
+                      </w:r>
+                      <w:r>
+                        <w:rPr>
+                          <w:i/>
+                          <w:iCs/>
+                          <w:color w:val="156082" w:themeColor="accent1"/>
+                          <w:sz w:val="26"/>
+                          <w:szCs w:val="26"/>
+                        </w:rPr>
+                        <w:t>trung bình và độ tương quan</w:t>
+                      </w:r>
+                      <w:r>
+                        <w:rPr>
+                          <w:i/>
+                          <w:iCs/>
+                          <w:color w:val="156082" w:themeColor="accent1"/>
+                          <w:sz w:val="26"/>
+                          <w:szCs w:val="26"/>
+                        </w:rPr>
+                        <w:t xml:space="preserve"> của các cây.</w:t>
+                      </w:r>
+                    </w:p>
+                    <w:p>
+                      <w:pPr>
+                        <w:pBdr>
+                          <w:top w:val="single" w:sz="24" w:space="8" w:color="156082" w:themeColor="accent1"/>
+                          <w:bottom w:val="single" w:sz="24" w:space="8" w:color="156082" w:themeColor="accent1"/>
+                        </w:pBdr>
+                        <w:spacing w:before="120" w:line="264" w:lineRule="auto"/>
+                        <w:ind w:left="360"/>
+                        <w:rPr>
+                          <w:i/>
+                          <w:iCs/>
+                          <w:color w:val="156082" w:themeColor="accent1"/>
+                          <w:sz w:val="26"/>
+                          <w:szCs w:val="26"/>
+                        </w:rPr>
+                      </w:pPr>
+                      <w:r>
+                        <w:rPr>
+                          <w:i/>
+                          <w:iCs/>
+                          <w:color w:val="156082" w:themeColor="accent1"/>
+                          <w:sz w:val="26"/>
+                          <w:szCs w:val="26"/>
+                        </w:rPr>
+                        <w:t>Tác giả cũng liệt kê các đóng góp của phương pháp này</w:t>
+                      </w:r>
+                    </w:p>
+                  </w:txbxContent>
+                </v:textbox>
+                <w10:wrap type="topAndBottom" anchorx="page"/>
+              </v:shape>
+            </w:pict>
+          </mc:Fallback>
+        </mc:AlternateContent>
+      </w:r>
       <w:r>
         <w:rPr>
           <w:rStyle w:val="Strong"/>
           <w:b/>
           <w:bCs/>
-          <w:color w:val="EE0000"/>
-        </w:rPr>
-        <w:t>Abstract</w:t>
-      </w:r>
-      <w:bookmarkEnd w:id="0"/>
+        </w:rPr>
+        <w:t>Introduction</w:t>
+      </w:r>
     </w:p>
     <w:p>
       <w:pPr>
         <w:pStyle w:val="normal-body1"/>
-        <w:rPr>
-          <w:rStyle w:val="citation-132"/>
-          <w:color w:val="EE0000"/>
-        </w:rPr>
-      </w:pPr>
-      <w:r>
-        <w:rPr>
-          <w:rStyle w:val="citation-132"/>
-          <w:color w:val="EE0000"/>
-        </w:rPr>
-        <w:t>Random forest (RF) là một trong những thuật toán machine learning được sử dụng rộng rãi.</w:t>
-      </w:r>
+      </w:pPr>
     </w:p>
     <w:p>
       <w:pPr>
-        <w:pStyle w:val="normal-body1"/>
-        <w:rPr>
-          <w:rStyle w:val="citation-132"/>
-          <w:color w:val="EE0000"/>
-        </w:rPr>
-      </w:pPr>
-      <w:r>
-        <w:rPr>
-          <w:rStyle w:val="citation-132"/>
-          <w:color w:val="EE0000"/>
-        </w:rPr>
-        <w:t xml:space="preserve">Các cây quyết định </w:t>
-      </w:r>
-      <w:r>
-        <w:rPr>
-          <w:rStyle w:val="citation-132"/>
+        <w:pStyle w:val="Heading1"/>
+        <w:rPr>
+          <w:lang w:val="en"/>
+        </w:rPr>
+      </w:pPr>
+      <w:r>
+        <w:rPr>
+          <w:rStyle w:val="Strong"/>
+          <w:noProof/>
+          <w:color w:val="7030A0"/>
+        </w:rPr>
+        <w:lastRenderedPageBreak/>
+        <mc:AlternateContent>
+          <mc:Choice Requires="wps">
+            <w:drawing>
+              <wp:anchor distT="91440" distB="91440" distL="114300" distR="114300" simplePos="0" relativeHeight="251663360" behindDoc="0" locked="0" layoutInCell="1" allowOverlap="1" wp14:anchorId="72E2ECF7" wp14:editId="23A4D09B">
+                <wp:simplePos x="0" y="0"/>
+                <wp:positionH relativeFrom="page">
+                  <wp:posOffset>1123950</wp:posOffset>
+                </wp:positionH>
+                <wp:positionV relativeFrom="paragraph">
+                  <wp:posOffset>300355</wp:posOffset>
+                </wp:positionV>
+                <wp:extent cx="6019800" cy="1403985"/>
+                <wp:effectExtent l="0" t="0" r="0" b="5715"/>
+                <wp:wrapTopAndBottom/>
+                <wp:docPr id="2010563050" name="Text Box 2"/>
+                <wp:cNvGraphicFramePr>
+                  <a:graphicFrameLocks xmlns:a="http://schemas.openxmlformats.org/drawingml/2006/main"/>
+                </wp:cNvGraphicFramePr>
+                <a:graphic xmlns:a="http://schemas.openxmlformats.org/drawingml/2006/main">
+                  <a:graphicData uri="http://schemas.microsoft.com/office/word/2010/wordprocessingShape">
+                    <wps:wsp>
+                      <wps:cNvSpPr txBox="1">
+                        <a:spLocks noChangeArrowheads="1"/>
+                      </wps:cNvSpPr>
+                      <wps:spPr bwMode="auto">
+                        <a:xfrm>
+                          <a:off x="0" y="0"/>
+                          <a:ext cx="6019800" cy="1403985"/>
+                        </a:xfrm>
+                        <a:prstGeom prst="rect">
+                          <a:avLst/>
+                        </a:prstGeom>
+                        <a:noFill/>
+                        <a:ln w="9525">
+                          <a:noFill/>
+                          <a:miter lim="800000"/>
+                          <a:headEnd/>
+                          <a:tailEnd/>
+                        </a:ln>
+                      </wps:spPr>
+                      <wps:txbx>
+                        <w:txbxContent>
+                          <w:p>
+                            <w:pPr>
+                              <w:pBdr>
+                                <w:top w:val="single" w:sz="24" w:space="8" w:color="156082" w:themeColor="accent1"/>
+                                <w:bottom w:val="single" w:sz="24" w:space="8" w:color="156082" w:themeColor="accent1"/>
+                              </w:pBdr>
+                              <w:spacing w:line="264" w:lineRule="auto"/>
+                              <w:jc w:val="both"/>
+                              <w:rPr>
+                                <w:i/>
+                                <w:iCs/>
+                                <w:color w:val="156082" w:themeColor="accent1"/>
+                                <w:sz w:val="26"/>
+                                <w:szCs w:val="26"/>
+                              </w:rPr>
+                            </w:pPr>
+                            <w:r>
+                              <w:rPr>
+                                <w:i/>
+                                <w:iCs/>
+                                <w:color w:val="156082" w:themeColor="accent1"/>
+                                <w:sz w:val="26"/>
+                                <w:szCs w:val="26"/>
+                              </w:rPr>
+                              <w:t>Tác giả</w:t>
+                            </w:r>
+                            <w:r>
+                              <w:rPr>
+                                <w:i/>
+                                <w:iCs/>
+                                <w:color w:val="156082" w:themeColor="accent1"/>
+                                <w:sz w:val="26"/>
+                                <w:szCs w:val="26"/>
+                              </w:rPr>
+                              <w:t xml:space="preserve"> </w:t>
+                            </w:r>
+                            <w:r>
+                              <w:rPr>
+                                <w:i/>
+                                <w:iCs/>
+                                <w:color w:val="156082" w:themeColor="accent1"/>
+                                <w:sz w:val="26"/>
+                                <w:szCs w:val="26"/>
+                              </w:rPr>
+                              <w:t>nói về</w:t>
+                            </w:r>
+                            <w:r>
+                              <w:rPr>
+                                <w:i/>
+                                <w:iCs/>
+                                <w:color w:val="156082" w:themeColor="accent1"/>
+                                <w:sz w:val="26"/>
+                                <w:szCs w:val="26"/>
+                              </w:rPr>
+                              <w:t xml:space="preserve"> </w:t>
+                            </w:r>
+                            <w:r>
+                              <w:rPr>
+                                <w:i/>
+                                <w:iCs/>
+                                <w:color w:val="156082" w:themeColor="accent1"/>
+                                <w:sz w:val="26"/>
+                                <w:szCs w:val="26"/>
+                              </w:rPr>
+                              <w:t>thuật toán bagging dựa phương pháp lấy mẫu bootstrap để tạo tập dữ liệu huấn luyện mới từ tập dữ liệu gốc</w:t>
+                            </w:r>
+                          </w:p>
+                          <w:p>
+                            <w:pPr>
+                              <w:pBdr>
+                                <w:top w:val="single" w:sz="24" w:space="8" w:color="156082" w:themeColor="accent1"/>
+                                <w:bottom w:val="single" w:sz="24" w:space="8" w:color="156082" w:themeColor="accent1"/>
+                              </w:pBdr>
+                              <w:spacing w:before="120" w:line="264" w:lineRule="auto"/>
+                              <w:jc w:val="both"/>
+                              <w:rPr>
+                                <w:i/>
+                                <w:iCs/>
+                                <w:color w:val="156082" w:themeColor="accent1"/>
+                                <w:sz w:val="26"/>
+                                <w:szCs w:val="26"/>
+                              </w:rPr>
+                            </w:pPr>
+                            <w:r>
+                              <w:rPr>
+                                <w:i/>
+                                <w:iCs/>
+                                <w:color w:val="156082" w:themeColor="accent1"/>
+                                <w:sz w:val="26"/>
+                                <w:szCs w:val="26"/>
+                              </w:rPr>
+                              <w:t>Tác giả giới thiệu Random Forest thuộc nhóm thuật toán kết hợp (</w:t>
+                            </w:r>
+                            <w:r>
+                              <w:rPr>
+                                <w:i/>
+                                <w:iCs/>
+                                <w:color w:val="156082" w:themeColor="accent1"/>
+                                <w:sz w:val="26"/>
+                                <w:szCs w:val="26"/>
+                              </w:rPr>
+                              <w:t>ensemble</w:t>
+                            </w:r>
+                            <w:r>
+                              <w:rPr>
+                                <w:i/>
+                                <w:iCs/>
+                                <w:color w:val="156082" w:themeColor="accent1"/>
+                                <w:sz w:val="26"/>
+                                <w:szCs w:val="26"/>
+                              </w:rPr>
+                              <w:t xml:space="preserve">), dựa vào tập dữ liệu được tạo từ bagging để huấn luyện các cây (CART) và kết hợp </w:t>
+                            </w:r>
+                            <w:r>
+                              <w:rPr>
+                                <w:i/>
+                                <w:iCs/>
+                                <w:color w:val="156082" w:themeColor="accent1"/>
+                                <w:sz w:val="26"/>
+                                <w:szCs w:val="26"/>
+                              </w:rPr>
+                              <w:t xml:space="preserve">hiệu quả </w:t>
+                            </w:r>
+                            <w:r>
+                              <w:rPr>
+                                <w:i/>
+                                <w:iCs/>
+                                <w:color w:val="156082" w:themeColor="accent1"/>
+                                <w:sz w:val="26"/>
+                                <w:szCs w:val="26"/>
+                              </w:rPr>
+                              <w:t>các cây này với nhau.</w:t>
+                            </w:r>
+                          </w:p>
+                          <w:p>
+                            <w:pPr>
+                              <w:pBdr>
+                                <w:top w:val="single" w:sz="24" w:space="8" w:color="156082" w:themeColor="accent1"/>
+                                <w:bottom w:val="single" w:sz="24" w:space="8" w:color="156082" w:themeColor="accent1"/>
+                              </w:pBdr>
+                              <w:spacing w:before="120" w:line="264" w:lineRule="auto"/>
+                              <w:jc w:val="both"/>
+                              <w:rPr>
+                                <w:i/>
+                                <w:iCs/>
+                                <w:color w:val="156082" w:themeColor="accent1"/>
+                                <w:sz w:val="26"/>
+                                <w:szCs w:val="26"/>
+                              </w:rPr>
+                            </w:pPr>
+                            <w:r>
+                              <w:rPr>
+                                <w:i/>
+                                <w:iCs/>
+                                <w:color w:val="156082" w:themeColor="accent1"/>
+                                <w:sz w:val="26"/>
+                                <w:szCs w:val="26"/>
+                              </w:rPr>
+                              <w:t>Tác giả nói về hệ số Gini (</w:t>
+                            </w:r>
+                            <w:r>
+                              <w:rPr>
+                                <w:i/>
+                                <w:iCs/>
+                                <w:color w:val="156082" w:themeColor="accent1"/>
+                                <w:sz w:val="26"/>
+                                <w:szCs w:val="26"/>
+                              </w:rPr>
+                              <w:t>Gini coefficient</w:t>
+                            </w:r>
+                            <w:r>
+                              <w:rPr>
+                                <w:i/>
+                                <w:iCs/>
+                                <w:color w:val="156082" w:themeColor="accent1"/>
+                                <w:sz w:val="26"/>
+                                <w:szCs w:val="26"/>
+                              </w:rPr>
+                              <w:t xml:space="preserve">) </w:t>
+                            </w:r>
+                            <w:r>
+                              <w:rPr>
+                                <w:i/>
+                                <w:iCs/>
+                                <w:color w:val="156082" w:themeColor="accent1"/>
+                                <w:sz w:val="26"/>
+                                <w:szCs w:val="26"/>
+                              </w:rPr>
+                              <w:t>dùng làm</w:t>
+                            </w:r>
+                            <w:r>
+                              <w:rPr>
+                                <w:i/>
+                                <w:iCs/>
+                                <w:color w:val="156082" w:themeColor="accent1"/>
+                                <w:sz w:val="26"/>
+                                <w:szCs w:val="26"/>
+                              </w:rPr>
+                              <w:t xml:space="preserve"> chỉ số lựa chọn đặc trưng và công thức toán học của </w:t>
+                            </w:r>
+                            <w:r>
+                              <w:rPr>
+                                <w:i/>
+                                <w:iCs/>
+                                <w:color w:val="156082" w:themeColor="accent1"/>
+                                <w:sz w:val="26"/>
+                                <w:szCs w:val="26"/>
+                              </w:rPr>
+                              <w:t>nó</w:t>
+                            </w:r>
+                          </w:p>
+                          <w:p>
+                            <w:pPr>
+                              <w:pBdr>
+                                <w:top w:val="single" w:sz="24" w:space="8" w:color="156082" w:themeColor="accent1"/>
+                                <w:bottom w:val="single" w:sz="24" w:space="8" w:color="156082" w:themeColor="accent1"/>
+                              </w:pBdr>
+                              <w:spacing w:before="120" w:line="264" w:lineRule="auto"/>
+                              <w:jc w:val="both"/>
+                              <w:rPr>
+                                <w:i/>
+                                <w:iCs/>
+                                <w:color w:val="156082" w:themeColor="accent1"/>
+                                <w:sz w:val="26"/>
+                                <w:szCs w:val="26"/>
+                              </w:rPr>
+                            </w:pPr>
+                            <w:r>
+                              <w:rPr>
+                                <w:i/>
+                                <w:iCs/>
+                                <w:color w:val="156082" w:themeColor="accent1"/>
+                                <w:sz w:val="26"/>
+                                <w:szCs w:val="26"/>
+                              </w:rPr>
+                              <w:t>Tác giả mô tả thuật toán Random Forest gồm 4 bước: tạo k tập huấn luyện từ tập dữ liệu gốc, huấn luyện k cây với các đặc trưng riêng với hệ số gini được dùng để tách nút, các cây được dùng để dự đoán thường không thực hiện cắt tỉa, bầu chọn kết quả bằng phiếu đa số (</w:t>
+                            </w:r>
+                            <w:r>
+                              <w:rPr>
+                                <w:i/>
+                                <w:iCs/>
+                                <w:color w:val="156082" w:themeColor="accent1"/>
+                                <w:sz w:val="26"/>
+                                <w:szCs w:val="26"/>
+                              </w:rPr>
+                              <w:t>majority voting</w:t>
+                            </w:r>
+                            <w:r>
+                              <w:rPr>
+                                <w:i/>
+                                <w:iCs/>
+                                <w:color w:val="156082" w:themeColor="accent1"/>
+                                <w:sz w:val="26"/>
+                                <w:szCs w:val="26"/>
+                              </w:rPr>
+                              <w:t>)</w:t>
+                            </w:r>
+                          </w:p>
+                          <w:p>
+                            <w:pPr>
+                              <w:pBdr>
+                                <w:top w:val="single" w:sz="24" w:space="8" w:color="156082" w:themeColor="accent1"/>
+                                <w:bottom w:val="single" w:sz="24" w:space="8" w:color="156082" w:themeColor="accent1"/>
+                              </w:pBdr>
+                              <w:spacing w:before="120" w:line="264" w:lineRule="auto"/>
+                              <w:jc w:val="both"/>
+                              <w:rPr>
+                                <w:i/>
+                                <w:iCs/>
+                                <w:color w:val="156082" w:themeColor="accent1"/>
+                                <w:sz w:val="26"/>
+                                <w:szCs w:val="26"/>
+                              </w:rPr>
+                            </w:pPr>
+                            <w:r>
+                              <w:rPr>
+                                <w:i/>
+                                <w:iCs/>
+                                <w:color w:val="156082" w:themeColor="accent1"/>
+                                <w:sz w:val="26"/>
+                                <w:szCs w:val="26"/>
+                              </w:rPr>
+                              <w:t>Tác</w:t>
+                            </w:r>
+                            <w:r>
+                              <w:rPr>
+                                <w:i/>
+                                <w:iCs/>
+                                <w:color w:val="156082" w:themeColor="accent1"/>
+                                <w:sz w:val="26"/>
+                                <w:szCs w:val="26"/>
+                              </w:rPr>
+                              <w:t xml:space="preserve"> giả đưa ra các hạn chế (shortcomings) của Random Forest: tốn thời gian và tài nguyên huấn luyện, chất lượng của các tập huấn luyện được tạo từ bagging có thể làm xuất hiện cây yếu, tính trùng lập của các cây dẫn tới giảm tính đa dạng (</w:t>
+                            </w:r>
+                            <w:r>
+                              <w:rPr>
+                                <w:i/>
+                                <w:iCs/>
+                                <w:color w:val="156082" w:themeColor="accent1"/>
+                                <w:sz w:val="26"/>
+                                <w:szCs w:val="26"/>
+                              </w:rPr>
+                              <w:t>diversity</w:t>
+                            </w:r>
+                            <w:r>
+                              <w:rPr>
+                                <w:i/>
+                                <w:iCs/>
+                                <w:color w:val="156082" w:themeColor="accent1"/>
+                                <w:sz w:val="26"/>
+                                <w:szCs w:val="26"/>
+                              </w:rPr>
+                              <w:t>)</w:t>
+                            </w:r>
+                            <w:r>
+                              <w:rPr>
+                                <w:i/>
+                                <w:iCs/>
+                                <w:color w:val="156082" w:themeColor="accent1"/>
+                                <w:sz w:val="26"/>
+                                <w:szCs w:val="26"/>
+                              </w:rPr>
+                              <w:t>. Từ đó đưa ra hướng cải tiến ở mục tiếp theo</w:t>
+                            </w:r>
+                          </w:p>
+                        </w:txbxContent>
+                      </wps:txbx>
+                      <wps:bodyPr rot="0" vert="horz" wrap="square" lIns="91440" tIns="45720" rIns="91440" bIns="45720" anchor="t" anchorCtr="0">
+                        <a:spAutoFit/>
+                      </wps:bodyPr>
+                    </wps:wsp>
+                  </a:graphicData>
+                </a:graphic>
+                <wp14:sizeRelH relativeFrom="margin">
+                  <wp14:pctWidth>0</wp14:pctWidth>
+                </wp14:sizeRelH>
+                <wp14:sizeRelV relativeFrom="margin">
+                  <wp14:pctHeight>20000</wp14:pctHeight>
+                </wp14:sizeRelV>
+              </wp:anchor>
+            </w:drawing>
+          </mc:Choice>
+          <mc:Fallback>
+            <w:pict>
+              <v:shape w14:anchorId="72E2ECF7" id="_x0000_s1028" type="#_x0000_t202" style="position:absolute;left:0;text-align:left;margin-left:88.5pt;margin-top:23.65pt;width:474pt;height:110.55pt;z-index:251663360;visibility:visible;mso-wrap-style:square;mso-width-percent:0;mso-height-percent:200;mso-wrap-distance-left:9pt;mso-wrap-distance-top:7.2pt;mso-wrap-distance-right:9pt;mso-wrap-distance-bottom:7.2pt;mso-position-horizontal:absolute;mso-position-horizontal-relative:page;mso-position-vertical:absolute;mso-position-vertical-relative:text;mso-width-percent:0;mso-height-percent:200;mso-width-relative:margin;mso-height-relative:margin;v-text-anchor:top" o:gfxdata="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" filled="f" stroked="f">
+                <v:textbox style="mso-fit-shape-to-text:t">
+                  <w:txbxContent>
+                    <w:p>
+                      <w:pPr>
+                        <w:pBdr>
+                          <w:top w:val="single" w:sz="24" w:space="8" w:color="156082" w:themeColor="accent1"/>
+                          <w:bottom w:val="single" w:sz="24" w:space="8" w:color="156082" w:themeColor="accent1"/>
+                        </w:pBdr>
+                        <w:spacing w:line="264" w:lineRule="auto"/>
+                        <w:jc w:val="both"/>
+                        <w:rPr>
+                          <w:i/>
+                          <w:iCs/>
+                          <w:color w:val="156082" w:themeColor="accent1"/>
+                          <w:sz w:val="26"/>
+                          <w:szCs w:val="26"/>
+                        </w:rPr>
+                      </w:pPr>
+                      <w:r>
+                        <w:rPr>
+                          <w:i/>
+                          <w:iCs/>
+                          <w:color w:val="156082" w:themeColor="accent1"/>
+                          <w:sz w:val="26"/>
+                          <w:szCs w:val="26"/>
+                        </w:rPr>
+                        <w:t>Tác giả</w:t>
+                      </w:r>
+                      <w:r>
+                        <w:rPr>
+                          <w:i/>
+                          <w:iCs/>
+                          <w:color w:val="156082" w:themeColor="accent1"/>
+                          <w:sz w:val="26"/>
+                          <w:szCs w:val="26"/>
+                        </w:rPr>
+                        <w:t xml:space="preserve"> </w:t>
+                      </w:r>
+                      <w:r>
+                        <w:rPr>
+                          <w:i/>
+                          <w:iCs/>
+                          <w:color w:val="156082" w:themeColor="accent1"/>
+                          <w:sz w:val="26"/>
+                          <w:szCs w:val="26"/>
+                        </w:rPr>
+                        <w:t>nói về</w:t>
+                      </w:r>
+                      <w:r>
+                        <w:rPr>
+                          <w:i/>
+                          <w:iCs/>
+                          <w:color w:val="156082" w:themeColor="accent1"/>
+                          <w:sz w:val="26"/>
+                          <w:szCs w:val="26"/>
+                        </w:rPr>
+                        <w:t xml:space="preserve"> </w:t>
+                      </w:r>
+                      <w:r>
+                        <w:rPr>
+                          <w:i/>
+                          <w:iCs/>
+                          <w:color w:val="156082" w:themeColor="accent1"/>
+                          <w:sz w:val="26"/>
+                          <w:szCs w:val="26"/>
+                        </w:rPr>
+                        <w:t>thuật toán bagging dựa phương pháp lấy mẫu bootstrap để tạo tập dữ liệu huấn luyện mới từ tập dữ liệu gốc</w:t>
+                      </w:r>
+                    </w:p>
+                    <w:p>
+                      <w:pPr>
+                        <w:pBdr>
+                          <w:top w:val="single" w:sz="24" w:space="8" w:color="156082" w:themeColor="accent1"/>
+                          <w:bottom w:val="single" w:sz="24" w:space="8" w:color="156082" w:themeColor="accent1"/>
+                        </w:pBdr>
+                        <w:spacing w:before="120" w:line="264" w:lineRule="auto"/>
+                        <w:jc w:val="both"/>
+                        <w:rPr>
+                          <w:i/>
+                          <w:iCs/>
+                          <w:color w:val="156082" w:themeColor="accent1"/>
+                          <w:sz w:val="26"/>
+                          <w:szCs w:val="26"/>
+                        </w:rPr>
+                      </w:pPr>
+                      <w:r>
+                        <w:rPr>
+                          <w:i/>
+                          <w:iCs/>
+                          <w:color w:val="156082" w:themeColor="accent1"/>
+                          <w:sz w:val="26"/>
+                          <w:szCs w:val="26"/>
+                        </w:rPr>
+                        <w:t>Tác giả giới thiệu Random Forest thuộc nhóm thuật toán kết hợp (</w:t>
+                      </w:r>
+                      <w:r>
+                        <w:rPr>
+                          <w:i/>
+                          <w:iCs/>
+                          <w:color w:val="156082" w:themeColor="accent1"/>
+                          <w:sz w:val="26"/>
+                          <w:szCs w:val="26"/>
+                        </w:rPr>
+                        <w:t>ensemble</w:t>
+                      </w:r>
+                      <w:r>
+                        <w:rPr>
+                          <w:i/>
+                          <w:iCs/>
+                          <w:color w:val="156082" w:themeColor="accent1"/>
+                          <w:sz w:val="26"/>
+                          <w:szCs w:val="26"/>
+                        </w:rPr>
+                        <w:t xml:space="preserve">), dựa vào tập dữ liệu được tạo từ bagging để huấn luyện các cây (CART) và kết hợp </w:t>
+                      </w:r>
+                      <w:r>
+                        <w:rPr>
+                          <w:i/>
+                          <w:iCs/>
+                          <w:color w:val="156082" w:themeColor="accent1"/>
+                          <w:sz w:val="26"/>
+                          <w:szCs w:val="26"/>
+                        </w:rPr>
+                        <w:t xml:space="preserve">hiệu quả </w:t>
+                      </w:r>
+                      <w:r>
+                        <w:rPr>
+                          <w:i/>
+                          <w:iCs/>
+                          <w:color w:val="156082" w:themeColor="accent1"/>
+                          <w:sz w:val="26"/>
+                          <w:szCs w:val="26"/>
+                        </w:rPr>
+                        <w:t>các cây này với nhau.</w:t>
+                      </w:r>
+                    </w:p>
+                    <w:p>
+                      <w:pPr>
+                        <w:pBdr>
+                          <w:top w:val="single" w:sz="24" w:space="8" w:color="156082" w:themeColor="accent1"/>
+                          <w:bottom w:val="single" w:sz="24" w:space="8" w:color="156082" w:themeColor="accent1"/>
+                        </w:pBdr>
+                        <w:spacing w:before="120" w:line="264" w:lineRule="auto"/>
+                        <w:jc w:val="both"/>
+                        <w:rPr>
+                          <w:i/>
+                          <w:iCs/>
+                          <w:color w:val="156082" w:themeColor="accent1"/>
+                          <w:sz w:val="26"/>
+                          <w:szCs w:val="26"/>
+                        </w:rPr>
+                      </w:pPr>
+                      <w:r>
+                        <w:rPr>
+                          <w:i/>
+                          <w:iCs/>
+                          <w:color w:val="156082" w:themeColor="accent1"/>
+                          <w:sz w:val="26"/>
+                          <w:szCs w:val="26"/>
+                        </w:rPr>
+                        <w:t>Tác giả nói về hệ số Gini (</w:t>
+                      </w:r>
+                      <w:r>
+                        <w:rPr>
+                          <w:i/>
+                          <w:iCs/>
+                          <w:color w:val="156082" w:themeColor="accent1"/>
+                          <w:sz w:val="26"/>
+                          <w:szCs w:val="26"/>
+                        </w:rPr>
+                        <w:t>Gini coefficient</w:t>
+                      </w:r>
+                      <w:r>
+                        <w:rPr>
+                          <w:i/>
+                          <w:iCs/>
+                          <w:color w:val="156082" w:themeColor="accent1"/>
+                          <w:sz w:val="26"/>
+                          <w:szCs w:val="26"/>
+                        </w:rPr>
+                        <w:t xml:space="preserve">) </w:t>
+                      </w:r>
+                      <w:r>
+                        <w:rPr>
+                          <w:i/>
+                          <w:iCs/>
+                          <w:color w:val="156082" w:themeColor="accent1"/>
+                          <w:sz w:val="26"/>
+                          <w:szCs w:val="26"/>
+                        </w:rPr>
+                        <w:t>dùng làm</w:t>
+                      </w:r>
+                      <w:r>
+                        <w:rPr>
+                          <w:i/>
+                          <w:iCs/>
+                          <w:color w:val="156082" w:themeColor="accent1"/>
+                          <w:sz w:val="26"/>
+                          <w:szCs w:val="26"/>
+                        </w:rPr>
+                        <w:t xml:space="preserve"> chỉ số lựa chọn đặc trưng và công thức toán học của </w:t>
+                      </w:r>
+                      <w:r>
+                        <w:rPr>
+                          <w:i/>
+                          <w:iCs/>
+                          <w:color w:val="156082" w:themeColor="accent1"/>
+                          <w:sz w:val="26"/>
+                          <w:szCs w:val="26"/>
+                        </w:rPr>
+                        <w:t>nó</w:t>
+                      </w:r>
+                    </w:p>
+                    <w:p>
+                      <w:pPr>
+                        <w:pBdr>
+                          <w:top w:val="single" w:sz="24" w:space="8" w:color="156082" w:themeColor="accent1"/>
+                          <w:bottom w:val="single" w:sz="24" w:space="8" w:color="156082" w:themeColor="accent1"/>
+                        </w:pBdr>
+                        <w:spacing w:before="120" w:line="264" w:lineRule="auto"/>
+                        <w:jc w:val="both"/>
+                        <w:rPr>
+                          <w:i/>
+                          <w:iCs/>
+                          <w:color w:val="156082" w:themeColor="accent1"/>
+                          <w:sz w:val="26"/>
+                          <w:szCs w:val="26"/>
+                        </w:rPr>
+                      </w:pPr>
+                      <w:r>
+                        <w:rPr>
+                          <w:i/>
+                          <w:iCs/>
+                          <w:color w:val="156082" w:themeColor="accent1"/>
+                          <w:sz w:val="26"/>
+                          <w:szCs w:val="26"/>
+                        </w:rPr>
+                        <w:t>Tác giả mô tả thuật toán Random Forest gồm 4 bước: tạo k tập huấn luyện từ tập dữ liệu gốc, huấn luyện k cây với các đặc trưng riêng với hệ số gini được dùng để tách nút, các cây được dùng để dự đoán thường không thực hiện cắt tỉa, bầu chọn kết quả bằng phiếu đa số (</w:t>
+                      </w:r>
+                      <w:r>
+                        <w:rPr>
+                          <w:i/>
+                          <w:iCs/>
+                          <w:color w:val="156082" w:themeColor="accent1"/>
+                          <w:sz w:val="26"/>
+                          <w:szCs w:val="26"/>
+                        </w:rPr>
+                        <w:t>majority voting</w:t>
+                      </w:r>
+                      <w:r>
+                        <w:rPr>
+                          <w:i/>
+                          <w:iCs/>
+                          <w:color w:val="156082" w:themeColor="accent1"/>
+                          <w:sz w:val="26"/>
+                          <w:szCs w:val="26"/>
+                        </w:rPr>
+                        <w:t>)</w:t>
+                      </w:r>
+                    </w:p>
+                    <w:p>
+                      <w:pPr>
+                        <w:pBdr>
+                          <w:top w:val="single" w:sz="24" w:space="8" w:color="156082" w:themeColor="accent1"/>
+                          <w:bottom w:val="single" w:sz="24" w:space="8" w:color="156082" w:themeColor="accent1"/>
+                        </w:pBdr>
+                        <w:spacing w:before="120" w:line="264" w:lineRule="auto"/>
+                        <w:jc w:val="both"/>
+                        <w:rPr>
+                          <w:i/>
+                          <w:iCs/>
+                          <w:color w:val="156082" w:themeColor="accent1"/>
+                          <w:sz w:val="26"/>
+                          <w:szCs w:val="26"/>
+                        </w:rPr>
+                      </w:pPr>
+                      <w:r>
+                        <w:rPr>
+                          <w:i/>
+                          <w:iCs/>
+                          <w:color w:val="156082" w:themeColor="accent1"/>
+                          <w:sz w:val="26"/>
+                          <w:szCs w:val="26"/>
+                        </w:rPr>
+                        <w:t>Tác</w:t>
+                      </w:r>
+                      <w:r>
+                        <w:rPr>
+                          <w:i/>
+                          <w:iCs/>
+                          <w:color w:val="156082" w:themeColor="accent1"/>
+                          <w:sz w:val="26"/>
+                          <w:szCs w:val="26"/>
+                        </w:rPr>
+                        <w:t xml:space="preserve"> giả đưa ra các hạn chế (shortcomings) của Random Forest: tốn thời gian và tài nguyên huấn luyện, chất lượng của các tập huấn luyện được tạo từ bagging có thể làm xuất hiện cây yếu, tính trùng lập của các cây dẫn tới giảm tính đa dạng (</w:t>
+                      </w:r>
+                      <w:r>
+                        <w:rPr>
+                          <w:i/>
+                          <w:iCs/>
+                          <w:color w:val="156082" w:themeColor="accent1"/>
+                          <w:sz w:val="26"/>
+                          <w:szCs w:val="26"/>
+                        </w:rPr>
+                        <w:t>diversity</w:t>
+                      </w:r>
+                      <w:r>
+                        <w:rPr>
+                          <w:i/>
+                          <w:iCs/>
+                          <w:color w:val="156082" w:themeColor="accent1"/>
+                          <w:sz w:val="26"/>
+                          <w:szCs w:val="26"/>
+                        </w:rPr>
+                        <w:t>)</w:t>
+                      </w:r>
+                      <w:r>
+                        <w:rPr>
+                          <w:i/>
+                          <w:iCs/>
+                          <w:color w:val="156082" w:themeColor="accent1"/>
+                          <w:sz w:val="26"/>
+                          <w:szCs w:val="26"/>
+                        </w:rPr>
+                        <w:t>. Từ đó đưa ra hướng cải tiến ở mục tiếp theo</w:t>
+                      </w:r>
+                    </w:p>
+                  </w:txbxContent>
+                </v:textbox>
+                <w10:wrap type="topAndBottom" anchorx="page"/>
+              </v:shape>
+            </w:pict>
+          </mc:Fallback>
+        </mc:AlternateContent>
+      </w:r>
+      <w:r>
+        <w:rPr>
+          <w:lang w:val="en"/>
+        </w:rPr>
+        <w:t>Related work:</w:t>
+      </w:r>
+    </w:p>
+    <w:p>
+      <w:pPr>
+        <w:pStyle w:val="Heading1"/>
+        <w:rPr>
+          <w:lang w:val="en"/>
+        </w:rPr>
+      </w:pPr>
+      <w:r>
+        <w:rPr>
+          <w:lang w:val="en"/>
+        </w:rPr>
+        <w:t>Method:</w:t>
+      </w:r>
+    </w:p>
+    <w:p>
+      <w:pPr>
+        <w:pStyle w:val="Heading2"/>
+      </w:pPr>
+      <w:r>
+        <w:t>Basic research work</w:t>
+      </w:r>
+    </w:p>
+    <w:p>
+      <w:pPr>
+        <w:pStyle w:val="Bullet-"/>
+      </w:pPr>
+      <w:r>
+        <w:rPr>
+          <w:b/>
+          <w:bCs/>
+        </w:rPr>
+        <w:t>T</w:t>
+      </w:r>
+      <w:r>
+        <w:rPr>
+          <w:b/>
+          <w:bCs/>
+        </w:rPr>
+        <w:t>ính toán độ chính xác phân loại trung bình</w:t>
+      </w:r>
+      <w:r>
+        <w:t xml:space="preserve"> </w:t>
+      </w:r>
+      <w:r>
+        <w:rPr>
           <w:i/>
           <w:iCs/>
-          <w:color w:val="EE0000"/>
-        </w:rPr>
-        <w:t>(decision trees)</w:t>
-      </w:r>
-      <w:r>
-        <w:rPr>
-          <w:rStyle w:val="citation-132"/>
-          <w:color w:val="EE0000"/>
-        </w:rPr>
-        <w:t xml:space="preserve"> trong RF có thể có: độ chính xác phân loại thấp</w:t>
-      </w:r>
-      <w:r>
-        <w:rPr>
-          <w:rStyle w:val="citation-132"/>
+        </w:rPr>
+        <w:t>(</w:t>
+      </w:r>
+      <w:r>
+        <w:rPr>
           <w:i/>
           <w:iCs/>
-          <w:color w:val="EE0000"/>
-        </w:rPr>
-        <w:t xml:space="preserve"> (</w:t>
+        </w:rPr>
+        <w:t>average classification accuracy</w:t>
       </w:r>
       <w:r>
         <w:rPr>
           <w:i/>
           <w:iCs/>
-          <w:color w:val="EE0000"/>
-        </w:rPr>
-        <w:t>low classification accuracies</w:t>
-      </w:r>
-      <w:r>
-        <w:rPr>
-          <w:rStyle w:val="citation-132"/>
+        </w:rPr>
+        <w:t>)</w:t>
+      </w:r>
+    </w:p>
+    <w:p>
+      <w:pPr>
+        <w:pStyle w:val="Bullet-"/>
+        <w:numPr>
+          <w:ilvl w:val="0"/>
+          <w:numId w:val="0"/>
+        </w:numPr>
+        <w:ind w:left="450"/>
+      </w:pPr>
+      <w:r>
+        <w:rPr>
+          <w:u w:val="single"/>
+        </w:rPr>
+        <w:t>Bước 1:</w:t>
+      </w:r>
+      <w:r>
+        <w:t xml:space="preserve"> </w:t>
+      </w:r>
+      <w:r>
+        <w:t xml:space="preserve">Từ tập dữ liệu gốc, chọn 3 datasets </w:t>
+      </w:r>
+      <w:r>
+        <w:t xml:space="preserve">(E1, E2, E3) </w:t>
+      </w:r>
+      <w:r>
+        <w:t>với số lượng bằng nhau đánh giá CARTs sau huấn luyện, tập hu</w:t>
+      </w:r>
+      <w:r>
+        <w:t>ấn luyện là tập riêng</w:t>
+      </w:r>
+    </w:p>
+    <w:p>
+      <w:pPr>
+        <w:pStyle w:val="Bullet-"/>
+        <w:numPr>
+          <w:ilvl w:val="0"/>
+          <w:numId w:val="0"/>
+        </w:numPr>
+        <w:ind w:left="450"/>
+      </w:pPr>
+      <w:r>
+        <w:rPr>
+          <w:u w:val="single"/>
+        </w:rPr>
+        <w:t>Bước 2:</w:t>
+      </w:r>
+      <w:r>
+        <w:t xml:space="preserve"> Xác định N là số lượng CARTs</w:t>
+      </w:r>
+      <w:r>
+        <w:t xml:space="preserve"> </w:t>
+      </w:r>
+      <w:r>
+        <w:t>cần xây dựng ứng với các các tập huấn luyện được tạo từ bagging từ tập gốc còn lại không bao gồm 3 tập dành riêng trên</w:t>
+      </w:r>
+    </w:p>
+    <w:p>
+      <w:pPr>
+        <w:pStyle w:val="Bullet-"/>
+        <w:numPr>
+          <w:ilvl w:val="0"/>
+          <w:numId w:val="0"/>
+        </w:numPr>
+        <w:ind w:left="450"/>
+      </w:pPr>
+      <w:r>
+        <w:rPr>
+          <w:u w:val="single"/>
+        </w:rPr>
+        <w:t>Bước 3:</w:t>
+      </w:r>
+      <w:r>
+        <w:t xml:space="preserve"> N cây tiến hành dự đoán trên </w:t>
+      </w:r>
+      <w:r>
+        <w:t>E1, E2, E3</w:t>
+      </w:r>
+      <w:r>
+        <w:t xml:space="preserve"> và tính độ chính xác a</w:t>
+      </w:r>
+      <w:r>
+        <w:rPr>
+          <w:vertAlign w:val="subscript"/>
+        </w:rPr>
+        <w:t>ij</w:t>
+      </w:r>
+    </w:p>
+    <w:p>
+      <w:pPr>
+        <w:pStyle w:val="Bullet"/>
+        <w:rPr>
+          <w:rFonts w:eastAsia="inter"/>
+        </w:rPr>
+      </w:pPr>
+      <w:r>
+        <w:rPr>
+          <w:rFonts w:eastAsia="inter"/>
+        </w:rPr>
+        <w:t>i</w:t>
+      </w:r>
+      <w:r>
+        <w:rPr>
+          <w:rFonts w:eastAsia="inter"/>
+        </w:rPr>
+        <w:t xml:space="preserve"> </w:t>
+      </w:r>
+      <w:r>
+        <w:rPr>
+          <w:rFonts w:eastAsia="inter"/>
+        </w:rPr>
+        <w:t>=1,2,...,N: đại diện cho cây CART thứ i,</w:t>
+      </w:r>
+    </w:p>
+    <w:p>
+      <w:pPr>
+        <w:pStyle w:val="Bullet"/>
+        <w:rPr>
+          <w:rFonts w:eastAsia="inter"/>
+        </w:rPr>
+      </w:pPr>
+      <w:r>
+        <w:rPr>
+          <w:rFonts w:eastAsia="inter"/>
+        </w:rPr>
+        <w:t>j=1,2,3</w:t>
+      </w:r>
+      <w:r>
+        <w:t xml:space="preserve"> </w:t>
+      </w:r>
+      <w:r>
+        <w:rPr>
+          <w:rFonts w:eastAsia="inter"/>
+        </w:rPr>
+        <w:t>đại diện cho tập dữ liệu kiểm tra thứ j</w:t>
+      </w:r>
+      <w:r>
+        <w:rPr>
+          <w:rFonts w:eastAsia="inter"/>
+        </w:rPr>
+        <w:t xml:space="preserve"> </w:t>
+      </w:r>
+      <w:r>
+        <w:t>(E1, E2, E3)</w:t>
+      </w:r>
+    </w:p>
+    <w:p>
+      <w:pPr>
+        <w:pStyle w:val="Bullet-"/>
+        <w:numPr>
+          <w:ilvl w:val="0"/>
+          <w:numId w:val="0"/>
+        </w:numPr>
+        <w:ind w:left="450"/>
+      </w:pPr>
+      <w:r>
+        <w:rPr>
+          <w:u w:val="single"/>
+        </w:rPr>
+        <w:t>Bước 4:</w:t>
+      </w:r>
+      <w:r>
+        <w:t xml:space="preserve"> Tính độ chính xác trung bình của mỗi cây</w:t>
+      </w:r>
+      <w:r>
+        <w:t xml:space="preserve"> (cây i)</w:t>
+      </w:r>
+    </w:p>
+    <w:p>
+      <w:pPr>
+        <w:pStyle w:val="Bullet-"/>
+        <w:numPr>
+          <w:ilvl w:val="0"/>
+          <w:numId w:val="0"/>
+        </w:numPr>
+        <w:ind w:left="450"/>
+      </w:pPr>
+      <w:r>
+        <w:drawing>
+          <wp:inline distT="0" distB="0" distL="0" distR="0" wp14:anchorId="5EA76FB4" wp14:editId="58752986">
+            <wp:extent cx="2029108" cy="276264"/>
+            <wp:effectExtent l="0" t="0" r="0" b="9525"/>
+            <wp:docPr id="267163634" name="Picture 1"/>
+            <wp:cNvGraphicFramePr>
+              <a:graphicFrameLocks xmlns:a="http://schemas.openxmlformats.org/drawingml/2006/main" noChangeAspect="1"/>
+            </wp:cNvGraphicFramePr>
+            <a:graphic xmlns:a="http://schemas.openxmlformats.org/drawingml/2006/main">
+              <a:graphicData uri="http://schemas.openxmlformats.org/drawingml/2006/picture">
+                <pic:pic xmlns:pic="http://schemas.openxmlformats.org/drawingml/2006/picture">
+                  <pic:nvPicPr>
+                    <pic:cNvPr id="267163634" name=""/>
+                    <pic:cNvPicPr/>
+                  </pic:nvPicPr>
+                  <pic:blipFill>
+                    <a:blip r:embed="rId8"/>
+                    <a:stretch>
+                      <a:fillRect/>
+                    </a:stretch>
+                  </pic:blipFill>
+                  <pic:spPr>
+                    <a:xfrm>
+                      <a:off x="0" y="0"/>
+                      <a:ext cx="2029108" cy="276264"/>
+                    </a:xfrm>
+                    <a:prstGeom prst="rect">
+                      <a:avLst/>
+                    </a:prstGeom>
+                  </pic:spPr>
+                </pic:pic>
+              </a:graphicData>
+            </a:graphic>
+          </wp:inline>
+        </w:drawing>
+      </w:r>
+    </w:p>
+    <w:p>
+      <w:pPr>
+        <w:pStyle w:val="Bullet-"/>
+        <w:numPr>
+          <w:ilvl w:val="0"/>
+          <w:numId w:val="0"/>
+        </w:numPr>
+        <w:ind w:left="450"/>
+      </w:pPr>
+      <w:r>
+        <w:t>Bước 5: sắp xếp cây giảm dần theo độ chính xác trung bình</w:t>
+      </w:r>
+    </w:p>
+    <w:p>
+      <w:pPr>
+        <w:pStyle w:val="Bullet-"/>
+      </w:pPr>
+      <w:r>
+        <w:rPr>
+          <w:b/>
+          <w:bCs/>
+        </w:rPr>
+        <w:t>Đo độ tương quan</w:t>
+      </w:r>
+      <w:r>
+        <w:rPr>
           <w:i/>
           <w:iCs/>
-          <w:color w:val="EE0000"/>
-        </w:rPr>
-        <w:t>)</w:t>
-      </w:r>
-      <w:r>
-        <w:rPr>
-          <w:rStyle w:val="citation-132"/>
-          <w:color w:val="EE0000"/>
-        </w:rPr>
-        <w:t xml:space="preserve"> hoặc độ tương quan cao </w:t>
-      </w:r>
-      <w:r>
-        <w:rPr>
-          <w:rStyle w:val="citation-132"/>
+        </w:rPr>
+        <w:t xml:space="preserve"> (</w:t>
+      </w:r>
+      <w:r>
+        <w:rPr>
           <w:i/>
           <w:iCs/>
-          <w:color w:val="EE0000"/>
-        </w:rPr>
-        <w:t>(</w:t>
-      </w:r>
-      <w:r>
-        <w:rPr>
-          <w:i/>
-          <w:iCs/>
-          <w:color w:val="EE0000"/>
-        </w:rPr>
-        <w:t>high correlations</w:t>
-      </w:r>
-      <w:r>
-        <w:rPr>
-          <w:rStyle w:val="citation-132"/>
-          <w:i/>
-          <w:iCs/>
-          <w:color w:val="EE0000"/>
-        </w:rPr>
+        </w:rPr>
+        <w:t>Correlation measurement</w:t>
+      </w:r>
+      <w:r>
         <w:t>)</w:t>
       </w:r>
-      <w:r>
-        <w:rPr>
-          <w:rStyle w:val="citation-132"/>
-          <w:i/>
-          <w:iCs/>
-          <w:color w:val="EE0000"/>
-        </w:rPr>
+    </w:p>
+    <w:p>
+      <w:pPr>
+        <w:pStyle w:val="normal-body1"/>
+      </w:pPr>
+      <w:r>
+        <w:t>Dùng</w:t>
+      </w:r>
+      <w:r>
         <w:t xml:space="preserve"> </w:t>
       </w:r>
       <w:r>
         <w:rPr>
-          <w:rStyle w:val="citation-132"/>
-          <w:color w:val="EE0000"/>
-        </w:rPr>
-        <w:t>ảnh hưởng đến hiệu suất thuật toán</w:t>
+          <w:rFonts w:eastAsia="Times New Roman"/>
+        </w:rPr>
+        <w:t>phương pháp tích vô hướng cải tiến (improved dot product method)</w:t>
+      </w:r>
+      <w:r>
+        <w:t xml:space="preserve"> để </w:t>
+      </w:r>
+      <w:r>
+        <w:t>tính</w:t>
+      </w:r>
+      <w:r>
+        <w:rPr>
+          <w:rFonts w:eastAsia="Times New Roman"/>
+        </w:rPr>
+        <w:t xml:space="preserve"> góc giữa hai vector</w:t>
+      </w:r>
+      <w:r>
+        <w:t>, từ đó đánh giá tương quan giữa các cây CART</w:t>
+      </w:r>
+      <w:r>
+        <w:t>.</w:t>
+      </w:r>
+    </w:p>
+    <w:p>
+      <w:pPr>
+        <w:pStyle w:val="normal-body1"/>
+      </w:pPr>
+      <w:r>
+        <w:lastRenderedPageBreak/>
+        <w:t xml:space="preserve">Công thức tính góc của 2 vector a, b </w:t>
+      </w:r>
+    </w:p>
+    <w:p>
+      <w:pPr>
+        <w:pStyle w:val="normal-body1"/>
+      </w:pPr>
+      <w:r>
+        <w:drawing>
+          <wp:inline distT="0" distB="0" distL="0" distR="0" wp14:anchorId="47EF7442" wp14:editId="484BD860">
+            <wp:extent cx="1467055" cy="457264"/>
+            <wp:effectExtent l="0" t="0" r="0" b="0"/>
+            <wp:docPr id="185457682" name="Picture 1"/>
+            <wp:cNvGraphicFramePr>
+              <a:graphicFrameLocks xmlns:a="http://schemas.openxmlformats.org/drawingml/2006/main" noChangeAspect="1"/>
+            </wp:cNvGraphicFramePr>
+            <a:graphic xmlns:a="http://schemas.openxmlformats.org/drawingml/2006/main">
+              <a:graphicData uri="http://schemas.openxmlformats.org/drawingml/2006/picture">
+                <pic:pic xmlns:pic="http://schemas.openxmlformats.org/drawingml/2006/picture">
+                  <pic:nvPicPr>
+                    <pic:cNvPr id="185457682" name=""/>
+                    <pic:cNvPicPr/>
+                  </pic:nvPicPr>
+                  <pic:blipFill>
+                    <a:blip r:embed="rId9"/>
+                    <a:stretch>
+                      <a:fillRect/>
+                    </a:stretch>
+                  </pic:blipFill>
+                  <pic:spPr>
+                    <a:xfrm>
+                      <a:off x="0" y="0"/>
+                      <a:ext cx="1467055" cy="457264"/>
+                    </a:xfrm>
+                    <a:prstGeom prst="rect">
+                      <a:avLst/>
+                    </a:prstGeom>
+                  </pic:spPr>
+                </pic:pic>
+              </a:graphicData>
+            </a:graphic>
+          </wp:inline>
+        </w:drawing>
+      </w:r>
+    </w:p>
+    <w:p>
+      <w:pPr>
+        <w:pStyle w:val="normal-body1"/>
+      </w:pPr>
+      <w:r>
+        <w:drawing>
+          <wp:inline distT="0" distB="0" distL="0" distR="0" wp14:anchorId="7383B93D" wp14:editId="1F665000">
+            <wp:extent cx="409632" cy="152421"/>
+            <wp:effectExtent l="0" t="0" r="9525" b="0"/>
+            <wp:docPr id="719406283" name="Picture 1"/>
+            <wp:cNvGraphicFramePr>
+              <a:graphicFrameLocks xmlns:a="http://schemas.openxmlformats.org/drawingml/2006/main" noChangeAspect="1"/>
+            </wp:cNvGraphicFramePr>
+            <a:graphic xmlns:a="http://schemas.openxmlformats.org/drawingml/2006/main">
+              <a:graphicData uri="http://schemas.openxmlformats.org/drawingml/2006/picture">
+                <pic:pic xmlns:pic="http://schemas.openxmlformats.org/drawingml/2006/picture">
+                  <pic:nvPicPr>
+                    <pic:cNvPr id="719406283" name=""/>
+                    <pic:cNvPicPr/>
+                  </pic:nvPicPr>
+                  <pic:blipFill>
+                    <a:blip r:embed="rId10"/>
+                    <a:stretch>
+                      <a:fillRect/>
+                    </a:stretch>
+                  </pic:blipFill>
+                  <pic:spPr>
+                    <a:xfrm>
+                      <a:off x="0" y="0"/>
+                      <a:ext cx="409632" cy="152421"/>
+                    </a:xfrm>
+                    <a:prstGeom prst="rect">
+                      <a:avLst/>
+                    </a:prstGeom>
+                  </pic:spPr>
+                </pic:pic>
+              </a:graphicData>
+            </a:graphic>
+          </wp:inline>
+        </w:drawing>
+      </w:r>
+      <w:r>
+        <w:t>: tích vô hướng</w:t>
+      </w:r>
+    </w:p>
+    <w:p>
+      <w:pPr>
+        <w:pStyle w:val="normal-body1"/>
+      </w:pPr>
+      <w:r>
+        <w:drawing>
+          <wp:inline distT="0" distB="0" distL="0" distR="0" wp14:anchorId="70FD3AF3" wp14:editId="3DCB6687">
+            <wp:extent cx="952633" cy="257211"/>
+            <wp:effectExtent l="0" t="0" r="0" b="9525"/>
+            <wp:docPr id="1721545783" name="Picture 1"/>
+            <wp:cNvGraphicFramePr>
+              <a:graphicFrameLocks xmlns:a="http://schemas.openxmlformats.org/drawingml/2006/main" noChangeAspect="1"/>
+            </wp:cNvGraphicFramePr>
+            <a:graphic xmlns:a="http://schemas.openxmlformats.org/drawingml/2006/main">
+              <a:graphicData uri="http://schemas.openxmlformats.org/drawingml/2006/picture">
+                <pic:pic xmlns:pic="http://schemas.openxmlformats.org/drawingml/2006/picture">
+                  <pic:nvPicPr>
+                    <pic:cNvPr id="1721545783" name=""/>
+                    <pic:cNvPicPr/>
+                  </pic:nvPicPr>
+                  <pic:blipFill>
+                    <a:blip r:embed="rId11"/>
+                    <a:stretch>
+                      <a:fillRect/>
+                    </a:stretch>
+                  </pic:blipFill>
+                  <pic:spPr>
+                    <a:xfrm>
+                      <a:off x="0" y="0"/>
+                      <a:ext cx="952633" cy="257211"/>
+                    </a:xfrm>
+                    <a:prstGeom prst="rect">
+                      <a:avLst/>
+                    </a:prstGeom>
+                  </pic:spPr>
+                </pic:pic>
+              </a:graphicData>
+            </a:graphic>
+          </wp:inline>
+        </w:drawing>
+      </w:r>
+      <w:r>
+        <w:t xml:space="preserve">  là độ dài 2 vector (chuẩn euclid)</w:t>
+      </w:r>
+    </w:p>
+    <w:p>
+      <w:pPr>
+        <w:pStyle w:val="normal-body1"/>
+        <w:rPr>
+          <w:lang w:val="en"/>
+        </w:rPr>
+      </w:pPr>
+      <w:r>
+        <w:rPr>
+          <w:lang w:val="en"/>
+        </w:rPr>
+        <w:t>Độ tương quan giữa 2 cây</w:t>
+      </w:r>
+      <w:r>
+        <w:rPr>
+          <w:lang w:val="en"/>
+        </w:rPr>
+        <w:t xml:space="preserve">: </w:t>
+      </w:r>
+    </w:p>
+    <w:p>
+      <w:pPr>
+        <w:pStyle w:val="normal-body1"/>
+        <w:rPr>
+          <w:lang w:val="en"/>
+        </w:rPr>
+      </w:pPr>
+      <w:r>
+        <w:rPr>
+          <w:lang w:val="en"/>
+        </w:rPr>
+        <w:drawing>
+          <wp:inline distT="0" distB="0" distL="0" distR="0" wp14:anchorId="2565B485" wp14:editId="39AEE64A">
+            <wp:extent cx="2590802" cy="571500"/>
+            <wp:effectExtent l="0" t="0" r="0" b="0"/>
+            <wp:docPr id="1628025166" name="Picture 1"/>
+            <wp:cNvGraphicFramePr>
+              <a:graphicFrameLocks xmlns:a="http://schemas.openxmlformats.org/drawingml/2006/main" noChangeAspect="1"/>
+            </wp:cNvGraphicFramePr>
+            <a:graphic xmlns:a="http://schemas.openxmlformats.org/drawingml/2006/main">
+              <a:graphicData uri="http://schemas.openxmlformats.org/drawingml/2006/picture">
+                <pic:pic xmlns:pic="http://schemas.openxmlformats.org/drawingml/2006/picture">
+                  <pic:nvPicPr>
+                    <pic:cNvPr id="1628025166" name=""/>
+                    <pic:cNvPicPr/>
+                  </pic:nvPicPr>
+                  <pic:blipFill>
+                    <a:blip r:embed="rId12"/>
+                    <a:stretch>
+                      <a:fillRect/>
+                    </a:stretch>
+                  </pic:blipFill>
+                  <pic:spPr>
+                    <a:xfrm>
+                      <a:off x="0" y="0"/>
+                      <a:ext cx="2601195" cy="573793"/>
+                    </a:xfrm>
+                    <a:prstGeom prst="rect">
+                      <a:avLst/>
+                    </a:prstGeom>
+                  </pic:spPr>
+                </pic:pic>
+              </a:graphicData>
+            </a:graphic>
+          </wp:inline>
+        </w:drawing>
       </w:r>
     </w:p>
     <w:p>
@@ -1347,389 +3811,29 @@
         <w:pStyle w:val="normal-body1"/>
         <w:numPr>
           <w:ilvl w:val="0"/>
-          <w:numId w:val="18"/>
+          <w:numId w:val="44"/>
         </w:numPr>
-        <w:rPr>
-          <w:color w:val="EE0000"/>
-        </w:rPr>
-      </w:pPr>
-      <w:r>
-        <w:rPr>
-          <w:rStyle w:val="citation-132"/>
-          <w:color w:val="EE0000"/>
-        </w:rPr>
-        <w:t xml:space="preserve">Cải tiến </w:t>
-      </w:r>
-      <w:r>
-        <w:rPr>
-          <w:rStyle w:val="citation-132"/>
-          <w:color w:val="EE0000"/>
-        </w:rPr>
-        <w:t>dự</w:t>
-      </w:r>
-      <w:r>
-        <w:rPr>
-          <w:rStyle w:val="citation-132"/>
-          <w:color w:val="EE0000"/>
-        </w:rPr>
-        <w:t>a</w:t>
-      </w:r>
-      <w:r>
-        <w:rPr>
-          <w:rStyle w:val="citation-132"/>
-          <w:color w:val="EE0000"/>
-        </w:rPr>
-        <w:t xml:space="preserve"> trên </w:t>
-      </w:r>
+      </w:pPr>
       <w:r>
         <w:rPr>
           <w:i/>
           <w:iCs/>
-          <w:color w:val="EE0000"/>
-        </w:rPr>
-        <w:t>classification accuracies</w:t>
+        </w:rPr>
+        <w:t>Di​,</w:t>
       </w:r>
       <w:r>
         <w:rPr>
           <w:i/>
           <w:iCs/>
-          <w:color w:val="EE0000"/>
-        </w:rPr>
-        <w:t xml:space="preserve"> và </w:t>
+        </w:rPr>
+        <w:t xml:space="preserve"> </w:t>
       </w:r>
       <w:r>
         <w:rPr>
           <w:i/>
           <w:iCs/>
-          <w:color w:val="EE0000"/>
-        </w:rPr>
-        <w:t>correlations</w:t>
-      </w:r>
-      <w:r>
-        <w:rPr>
-          <w:i/>
-          <w:iCs/>
-          <w:color w:val="EE0000"/>
-        </w:rPr>
-        <w:t xml:space="preserve"> </w:t>
-      </w:r>
-      <w:r>
-        <w:rPr>
-          <w:color w:val="EE0000"/>
-        </w:rPr>
-        <w:t>của các cây</w:t>
-      </w:r>
-    </w:p>
-    <w:p>
-      <w:pPr>
-        <w:pStyle w:val="normal-body1"/>
-        <w:rPr>
-          <w:color w:val="EE0000"/>
-        </w:rPr>
-      </w:pPr>
-      <w:r>
-        <w:rPr>
-          <w:color w:val="EE0000"/>
-        </w:rPr>
-        <w:t>Từ khóa:</w:t>
-      </w:r>
-      <w:r>
-        <w:rPr>
-          <w:b/>
-          <w:bCs/>
-          <w:color w:val="EE0000"/>
-        </w:rPr>
-        <w:t xml:space="preserve"> </w:t>
-      </w:r>
-      <w:r>
-        <w:rPr>
-          <w:b/>
-          <w:bCs/>
-          <w:color w:val="EE0000"/>
-        </w:rPr>
-        <w:t>CART</w:t>
-      </w:r>
-      <w:r>
-        <w:rPr>
-          <w:b/>
-          <w:bCs/>
-          <w:color w:val="EE0000"/>
-        </w:rPr>
-        <w:t>s</w:t>
-      </w:r>
-      <w:r>
-        <w:rPr>
-          <w:color w:val="EE0000"/>
-        </w:rPr>
-        <w:t xml:space="preserve"> (</w:t>
-      </w:r>
-      <w:r>
-        <w:rPr>
-          <w:i/>
-          <w:iCs/>
-          <w:color w:val="EE0000"/>
-        </w:rPr>
-        <w:t>Classification and Regression Trees</w:t>
-      </w:r>
-      <w:r>
-        <w:rPr>
-          <w:color w:val="EE0000"/>
-        </w:rPr>
-        <w:t>)</w:t>
-      </w:r>
-      <w:r>
-        <w:rPr>
-          <w:color w:val="EE0000"/>
-        </w:rPr>
-        <w:t>: các cây quyết định trong RF</w:t>
-      </w:r>
-    </w:p>
-    <w:p>
-      <w:pPr>
-        <w:pStyle w:val="normal-body1"/>
-        <w:rPr>
-          <w:rStyle w:val="citation-132"/>
-          <w:color w:val="EE0000"/>
-        </w:rPr>
-      </w:pPr>
-      <w:r>
-        <w:rPr>
-          <w:rStyle w:val="citation-132"/>
-          <w:color w:val="EE0000"/>
-        </w:rPr>
-        <w:t>Ý tưởng cải tiến:</w:t>
-      </w:r>
-    </w:p>
-    <w:p>
-      <w:pPr>
-        <w:pStyle w:val="normal-body1"/>
-        <w:rPr>
-          <w:rStyle w:val="citation-132"/>
-          <w:color w:val="EE0000"/>
-        </w:rPr>
-      </w:pPr>
-      <w:r>
-        <w:rPr>
-          <w:rStyle w:val="citation-132"/>
-          <w:color w:val="EE0000"/>
-        </w:rPr>
-        <w:t xml:space="preserve">(1) Giữ lại các cây có </w:t>
-      </w:r>
-      <w:r>
-        <w:rPr>
-          <w:rStyle w:val="citation-132"/>
-          <w:color w:val="EE0000"/>
-        </w:rPr>
-        <w:t>độ chính xác phân loại thấp</w:t>
-      </w:r>
-    </w:p>
-    <w:p>
-      <w:pPr>
-        <w:pStyle w:val="Bullet-"/>
-        <w:rPr>
-          <w:rStyle w:val="citation-132"/>
-          <w:color w:val="EE0000"/>
-        </w:rPr>
-      </w:pPr>
-      <w:r>
-        <w:rPr>
-          <w:rStyle w:val="citation-132"/>
-          <w:color w:val="EE0000"/>
-        </w:rPr>
-        <w:t xml:space="preserve">Mỗi cây dự đoán trên 3 datasets dành riêng → tính độ chính xác trung bình </w:t>
-      </w:r>
-    </w:p>
-    <w:p>
-      <w:pPr>
-        <w:pStyle w:val="Bullet-"/>
-        <w:rPr>
-          <w:rStyle w:val="citation-132"/>
-          <w:color w:val="EE0000"/>
-        </w:rPr>
-      </w:pPr>
-      <w:r>
-        <w:rPr>
-          <w:rStyle w:val="citation-132"/>
-          <w:color w:val="EE0000"/>
-        </w:rPr>
-        <w:t xml:space="preserve">Sắp xếp các cây theo </w:t>
-      </w:r>
-      <w:r>
-        <w:rPr>
-          <w:rStyle w:val="citation-132"/>
-          <w:color w:val="EE0000"/>
-        </w:rPr>
-        <w:t>độ chính xác trung bình</w:t>
-      </w:r>
-      <w:r>
-        <w:rPr>
-          <w:rStyle w:val="citation-132"/>
-          <w:color w:val="EE0000"/>
-        </w:rPr>
-        <w:t xml:space="preserve"> giảm dần</w:t>
-      </w:r>
-    </w:p>
-    <w:p>
-      <w:pPr>
-        <w:pStyle w:val="normal-body1"/>
-        <w:rPr>
-          <w:rStyle w:val="citation-132"/>
-          <w:color w:val="EE0000"/>
-        </w:rPr>
-      </w:pPr>
-      <w:r>
-        <w:rPr>
-          <w:rStyle w:val="citation-132"/>
-          <w:color w:val="EE0000"/>
-        </w:rPr>
-        <w:t>(2) Giảm độ tương quan giữa các cây</w:t>
-      </w:r>
-    </w:p>
-    <w:p>
-      <w:pPr>
-        <w:pStyle w:val="Bullet-"/>
-      </w:pPr>
-      <w:r>
-        <w:t>T</w:t>
-      </w:r>
-      <w:r>
-        <w:t>ính độ tương đồng cosine (cosine similarity)</w:t>
-      </w:r>
-      <w:r>
-        <w:t xml:space="preserve"> bằng </w:t>
-      </w:r>
-      <w:r>
-        <w:t>phương pháp tích vô hướng cải tiến (improved dot product)</w:t>
-      </w:r>
-    </w:p>
-    <w:p>
-      <w:pPr>
-        <w:pStyle w:val="Bullet-"/>
-        <w:rPr>
-          <w:rStyle w:val="citation-132"/>
-          <w:color w:val="EE0000"/>
-        </w:rPr>
-      </w:pPr>
-      <w:r>
-        <w:t xml:space="preserve">Là </w:t>
-      </w:r>
-      <w:r>
-        <w:t>mức độ tương quan giữa các cây CART trong không gian đặc trưng</w:t>
-      </w:r>
-      <w:r>
-        <w:t xml:space="preserve"> (</w:t>
-      </w:r>
-      <w:r>
-        <w:t>feature space</w:t>
-      </w:r>
-      <w:r>
-        <w:t>)</w:t>
-      </w:r>
-      <w:r>
-        <w:t>.</w:t>
-      </w:r>
-    </w:p>
-    <w:p>
-      <w:pPr>
-        <w:pStyle w:val="normal-body1"/>
-        <w:rPr>
-          <w:b/>
-          <w:bCs/>
-          <w:color w:val="EE0000"/>
-        </w:rPr>
-      </w:pPr>
-      <w:r>
-        <w:rPr>
-          <w:b/>
-          <w:bCs/>
-          <w:color w:val="EE0000"/>
-        </w:rPr>
-        <w:t>G</w:t>
-      </w:r>
-      <w:r>
-        <w:rPr>
-          <w:b/>
-          <w:bCs/>
-          <w:color w:val="EE0000"/>
-        </w:rPr>
-        <w:t>rid search</w:t>
-      </w:r>
-      <w:r>
-        <w:rPr>
-          <w:color w:val="EE0000"/>
-        </w:rPr>
-        <w:t xml:space="preserve"> được dùng để xác định </w:t>
-      </w:r>
-      <w:r>
-        <w:rPr>
-          <w:b/>
-          <w:bCs/>
-          <w:color w:val="EE0000"/>
-        </w:rPr>
-        <w:t>ngưỡng tích vô hướng</w:t>
-      </w:r>
-      <w:r>
-        <w:rPr>
-          <w:b/>
-          <w:bCs/>
-          <w:color w:val="EE0000"/>
-        </w:rPr>
-        <w:t xml:space="preserve"> </w:t>
-      </w:r>
-      <w:r>
-        <w:rPr>
-          <w:color w:val="EE0000"/>
-        </w:rPr>
-        <w:t>(</w:t>
-      </w:r>
-      <w:r>
-        <w:rPr>
-          <w:color w:val="EE0000"/>
-        </w:rPr>
-        <w:t>inner product threshold</w:t>
-      </w:r>
-      <w:r>
-        <w:rPr>
-          <w:color w:val="EE0000"/>
-        </w:rPr>
-        <w:t>)</w:t>
-      </w:r>
-    </w:p>
-    <w:p>
-      <w:pPr>
-        <w:pStyle w:val="normal-body1"/>
-        <w:rPr>
-          <w:rStyle w:val="citation-132"/>
-          <w:color w:val="EE0000"/>
-        </w:rPr>
-      </w:pPr>
-      <w:r>
-        <w:rPr>
-          <w:rStyle w:val="citation-132"/>
-          <w:color w:val="EE0000"/>
-        </w:rPr>
-        <w:t>T</w:t>
-      </w:r>
-      <w:r>
-        <w:rPr>
-          <w:rStyle w:val="citation-132"/>
-          <w:color w:val="EE0000"/>
-        </w:rPr>
-        <w:t xml:space="preserve">rong các cặp cây có </w:t>
-      </w:r>
-      <w:r>
-        <w:rPr>
-          <w:rStyle w:val="citation-132"/>
-          <w:color w:val="EE0000"/>
-        </w:rPr>
-        <w:t>tích vô hướng</w:t>
-      </w:r>
-      <w:r>
-        <w:rPr>
-          <w:rStyle w:val="citation-132"/>
-          <w:color w:val="EE0000"/>
-        </w:rPr>
-        <w:t xml:space="preserve"> cao hơn ngưỡng, cây có độ chính xác thấp hơn sẽ được đánh dấu là có thể loại bỏ</w:t>
+        </w:rPr>
+        <w:t>Dj​: hai cây CART</w:t>
       </w:r>
     </w:p>
     <w:p>
@@ -1737,1000 +3841,179 @@
         <w:pStyle w:val="normal-body1"/>
         <w:numPr>
           <w:ilvl w:val="0"/>
-          <w:numId w:val="18"/>
+          <w:numId w:val="44"/>
         </w:numPr>
-        <w:rPr>
-          <w:rStyle w:val="citation-132"/>
-          <w:color w:val="EE0000"/>
-        </w:rPr>
-      </w:pPr>
-      <w:r>
-        <w:rPr>
-          <w:rStyle w:val="citation-132"/>
-          <w:color w:val="EE0000"/>
-        </w:rPr>
-        <w:t>Chỉ còn các cây có chất lượng tốt dùng để xây dựng RF</w:t>
+      </w:pPr>
+      <w:r>
+        <w:t>Wi​,Wj​: tập đặc trưng (feature subset) được sử dụng để huấn luyện CART tương ứng</w:t>
       </w:r>
     </w:p>
     <w:p>
       <w:pPr>
         <w:pStyle w:val="normal-body1"/>
         <w:rPr>
-          <w:rStyle w:val="citation-132"/>
-          <w:b/>
-          <w:bCs/>
-          <w:color w:val="EE0000"/>
-        </w:rPr>
-      </w:pPr>
-      <w:r>
-        <w:rPr>
-          <w:rStyle w:val="citation-132"/>
-          <w:b/>
-          <w:bCs/>
-          <w:color w:val="EE0000"/>
-        </w:rPr>
-        <w:t>Kết quả thực nghiệm:</w:t>
+          <w:lang w:val="en"/>
+        </w:rPr>
+      </w:pPr>
+      <w:r>
+        <w:rPr>
+          <w:lang w:val="en"/>
+        </w:rPr>
+        <w:drawing>
+          <wp:inline distT="0" distB="0" distL="0" distR="0" wp14:anchorId="6D71735B" wp14:editId="604773AE">
+            <wp:extent cx="4534533" cy="666843"/>
+            <wp:effectExtent l="0" t="0" r="0" b="0"/>
+            <wp:docPr id="1675722199" name="Picture 1" descr="A black and white math equations&#10;&#10;AI-generated content may be incorrect."/>
+            <wp:cNvGraphicFramePr>
+              <a:graphicFrameLocks xmlns:a="http://schemas.openxmlformats.org/drawingml/2006/main" noChangeAspect="1"/>
+            </wp:cNvGraphicFramePr>
+            <a:graphic xmlns:a="http://schemas.openxmlformats.org/drawingml/2006/main">
+              <a:graphicData uri="http://schemas.openxmlformats.org/drawingml/2006/picture">
+                <pic:pic xmlns:pic="http://schemas.openxmlformats.org/drawingml/2006/picture">
+                  <pic:nvPicPr>
+                    <pic:cNvPr id="1675722199" name="Picture 1" descr="A black and white math equations&#10;&#10;AI-generated content may be incorrect."/>
+                    <pic:cNvPicPr/>
+                  </pic:nvPicPr>
+                  <pic:blipFill>
+                    <a:blip r:embed="rId13"/>
+                    <a:stretch>
+                      <a:fillRect/>
+                    </a:stretch>
+                  </pic:blipFill>
+                  <pic:spPr>
+                    <a:xfrm>
+                      <a:off x="0" y="0"/>
+                      <a:ext cx="4534533" cy="666843"/>
+                    </a:xfrm>
+                    <a:prstGeom prst="rect">
+                      <a:avLst/>
+                    </a:prstGeom>
+                  </pic:spPr>
+                </pic:pic>
+              </a:graphicData>
+            </a:graphic>
+          </wp:inline>
+        </w:drawing>
       </w:r>
     </w:p>
     <w:p>
       <w:pPr>
-        <w:pStyle w:val="Bullet-"/>
-        <w:rPr>
-          <w:rStyle w:val="citation-132"/>
-          <w:color w:val="EE0000"/>
-        </w:rPr>
-      </w:pPr>
-      <w:r>
-        <w:rPr>
-          <w:rStyle w:val="citation-132"/>
-          <w:color w:val="EE0000"/>
-        </w:rPr>
-        <w:t>So sánh trước và sau cái tiến RF sau 5 lần thực nghiệm (5 datasets), RF cải tiến cho kết quả tốt vượt trội</w:t>
+        <w:pStyle w:val="normal-body1"/>
+        <w:rPr>
+          <w:lang w:val="en"/>
+        </w:rPr>
+      </w:pPr>
+      <w:r>
+        <w:rPr>
+          <w:lang w:val="en"/>
+        </w:rPr>
+        <w:drawing>
+          <wp:inline distT="0" distB="0" distL="0" distR="0" wp14:anchorId="549DE5CE" wp14:editId="0FD9E172">
+            <wp:extent cx="5563376" cy="1409897"/>
+            <wp:effectExtent l="0" t="0" r="0" b="0"/>
+            <wp:docPr id="101217682" name="Picture 1" descr="A black text on a white background&#10;&#10;AI-generated content may be incorrect."/>
+            <wp:cNvGraphicFramePr>
+              <a:graphicFrameLocks xmlns:a="http://schemas.openxmlformats.org/drawingml/2006/main" noChangeAspect="1"/>
+            </wp:cNvGraphicFramePr>
+            <a:graphic xmlns:a="http://schemas.openxmlformats.org/drawingml/2006/main">
+              <a:graphicData uri="http://schemas.openxmlformats.org/drawingml/2006/picture">
+                <pic:pic xmlns:pic="http://schemas.openxmlformats.org/drawingml/2006/picture">
+                  <pic:nvPicPr>
+                    <pic:cNvPr id="101217682" name="Picture 1" descr="A black text on a white background&#10;&#10;AI-generated content may be incorrect."/>
+                    <pic:cNvPicPr/>
+                  </pic:nvPicPr>
+                  <pic:blipFill>
+                    <a:blip r:embed="rId14"/>
+                    <a:stretch>
+                      <a:fillRect/>
+                    </a:stretch>
+                  </pic:blipFill>
+                  <pic:spPr>
+                    <a:xfrm>
+                      <a:off x="0" y="0"/>
+                      <a:ext cx="5563376" cy="1409897"/>
+                    </a:xfrm>
+                    <a:prstGeom prst="rect">
+                      <a:avLst/>
+                    </a:prstGeom>
+                  </pic:spPr>
+                </pic:pic>
+              </a:graphicData>
+            </a:graphic>
+          </wp:inline>
+        </w:drawing>
       </w:r>
     </w:p>
     <w:p>
       <w:pPr>
-        <w:pStyle w:val="Bullet-"/>
-      </w:pPr>
-      <w:r>
-        <w:t>Giá trị G-means và điểm số OBD (out-of-bag) cũng cao hơn rõ rệt.</w:t>
+        <w:pStyle w:val="Heading2"/>
+      </w:pPr>
+      <w:r>
+        <w:t xml:space="preserve">Cải tiến </w:t>
+      </w:r>
+      <w:r>
+        <w:t>random forest</w:t>
+      </w:r>
+      <w:r>
+        <w:t xml:space="preserve"> </w:t>
+      </w:r>
+      <w:r>
+        <w:t>(</w:t>
+      </w:r>
+      <w:r>
+        <w:t>Improved random forest</w:t>
+      </w:r>
+      <w:r>
+        <w:t>)</w:t>
       </w:r>
     </w:p>
     <w:p>
       <w:pPr>
-        <w:pStyle w:val="Bullet-"/>
-      </w:pPr>
-      <w:r>
-        <w:t>K</w:t>
-      </w:r>
-      <w:r>
-        <w:t xml:space="preserve">iểm định phi tham số </w:t>
-      </w:r>
-      <w:r>
-        <w:t>(</w:t>
-      </w:r>
-      <w:r>
-        <w:t>non-parametric test</w:t>
-      </w:r>
-      <w:r>
-        <w:t>) cũng</w:t>
-      </w:r>
-      <w:r>
-        <w:t xml:space="preserve"> cho thấy có sự khác biệt</w:t>
-      </w:r>
-      <w:r>
-        <w:t xml:space="preserve"> với 3 kiểm định</w:t>
-      </w:r>
-      <w:r>
-        <w:t>.</w:t>
-      </w:r>
+        <w:pStyle w:val="normal-body1"/>
+        <w:rPr>
+          <w:lang w:val="en"/>
+        </w:rPr>
+      </w:pPr>
     </w:p>
     <w:p>
       <w:pPr>
+        <w:pStyle w:val="normal-body1"/>
+        <w:rPr>
+          <w:lang w:val="en"/>
+        </w:rPr>
+      </w:pPr>
+    </w:p>
+    <w:p>
+      <w:pPr>
+        <w:pStyle w:val="normal-body1"/>
+        <w:rPr>
+          <w:lang w:val="en"/>
+        </w:rPr>
+      </w:pPr>
+    </w:p>
+    <w:p>
+      <w:pPr>
+        <w:pStyle w:val="normal-body1"/>
+        <w:rPr>
+          <w:lang w:val="en"/>
+        </w:rPr>
+      </w:pPr>
+      <w:r>
+        <w:rPr>
+          <w:lang w:val="en"/>
+        </w:rPr>
+        <w:t>---------AI gen: cần xem lại----------------------------</w:t>
+      </w:r>
+    </w:p>
+    <w:p>
+      <w:pPr>
         <w:pStyle w:val="Heading1"/>
+      </w:pPr>
+      <w:r>
         <w:rPr>
           <w:rStyle w:val="Strong"/>
           <w:b/>
           <w:bCs/>
-          <w:color w:val="EE0000"/>
-        </w:rPr>
-      </w:pPr>
-      <w:bookmarkStart w:id="1" w:name="_Toc200483441"/>
-      <w:r>
-        <w:rPr>
-          <w:rStyle w:val="Strong"/>
-          <w:b/>
-          <w:bCs/>
-          <w:color w:val="EE0000"/>
-        </w:rPr>
-        <w:lastRenderedPageBreak/>
-        <w:t>Introduction</w:t>
-      </w:r>
-    </w:p>
-    <w:p>
-      <w:pPr>
-        <w:pStyle w:val="Heading2"/>
-      </w:pPr>
-      <w:r>
-        <w:t>RF và các nghiên cứu cải tiến</w:t>
-      </w:r>
-    </w:p>
-    <w:p>
-      <w:pPr>
-        <w:pStyle w:val="normal-body1"/>
-        <w:rPr>
-          <w:color w:val="EE0000"/>
-        </w:rPr>
-      </w:pPr>
-      <w:r>
-        <w:rPr>
-          <w:color w:val="EE0000"/>
-        </w:rPr>
-        <w:t xml:space="preserve">Năn 2001, </w:t>
-      </w:r>
-      <w:r>
-        <w:rPr>
-          <w:rStyle w:val="Strong"/>
-          <w:b w:val="0"/>
-          <w:bCs w:val="0"/>
-          <w:color w:val="EE0000"/>
-        </w:rPr>
-        <w:t>Breiman</w:t>
-      </w:r>
-      <w:r>
-        <w:rPr>
-          <w:rStyle w:val="Strong"/>
-          <w:b w:val="0"/>
-          <w:bCs w:val="0"/>
-          <w:color w:val="EE0000"/>
-        </w:rPr>
-        <w:t xml:space="preserve"> tích hợp thuật toán </w:t>
-      </w:r>
-      <w:r>
-        <w:rPr>
-          <w:color w:val="EE0000"/>
-        </w:rPr>
-        <w:t>bagging</w:t>
-      </w:r>
-      <w:r>
-        <w:rPr>
-          <w:color w:val="EE0000"/>
-        </w:rPr>
-        <w:t>, không gian con ngẫu nhiên và CART thành để đề xuất mô hình RF gọi là Traditional RF (TRF)</w:t>
-      </w:r>
-    </w:p>
-    <w:p>
-      <w:pPr>
-        <w:pStyle w:val="normal-body1"/>
-        <w:rPr>
-          <w:color w:val="EE0000"/>
-        </w:rPr>
-      </w:pPr>
-      <w:r>
-        <w:rPr>
-          <w:color w:val="EE0000"/>
-        </w:rPr>
-        <w:t xml:space="preserve">TRF được ứng dụng rộng rãi trong nhiều lĩnh vực để giải quyết bài toán hồi quy và phân lớp. Tuy nhiên, còn nhiều hạn chế </w:t>
-      </w:r>
-      <w:r>
-        <w:rPr>
-          <w:color w:val="EE0000"/>
-        </w:rPr>
-        <w:t>trong các lĩnh vực đặc thù: dataset nhỏ, feature hạn chế hoặc số lượng phân lớp nhiều</w:t>
-      </w:r>
-    </w:p>
-    <w:p>
-      <w:pPr>
-        <w:pStyle w:val="normal-body1"/>
-        <w:rPr>
-          <w:color w:val="EE0000"/>
-        </w:rPr>
-      </w:pPr>
-      <w:r>
-        <w:rPr>
-          <w:color w:val="EE0000"/>
-        </w:rPr>
-        <w:t>Nhiều phương pháp cải tiến đã được nghiên cứu để giải quyết các hạn chế này</w:t>
-      </w:r>
-    </w:p>
-    <w:p>
-      <w:pPr>
-        <w:pStyle w:val="normal-body1"/>
-        <w:rPr>
-          <w:color w:val="EE0000"/>
-        </w:rPr>
-      </w:pPr>
-      <w:r>
-        <w:rPr>
-          <w:color w:val="EE0000"/>
-        </w:rPr>
-        <w:t xml:space="preserve">Giai đoạn 2009 đến 2021, các cải tiến phần lớn tập trung vào cải tiến cơ chế bầu chọn (voting). Tuy nhiên, trong các năm gần đây, các cải tiến bầu chọn giảm và thường chỉ là một phần phụ trong </w:t>
-      </w:r>
-      <w:r>
-        <w:rPr>
-          <w:color w:val="EE0000"/>
-        </w:rPr>
-        <w:t xml:space="preserve">các cải tiến cây quyết định. Lý do: </w:t>
-      </w:r>
-      <w:r>
-        <w:rPr>
-          <w:color w:val="EE0000"/>
-        </w:rPr>
-        <w:t xml:space="preserve"> </w:t>
-      </w:r>
-      <w:r>
-        <w:rPr>
-          <w:color w:val="EE0000"/>
-        </w:rPr>
-        <w:t>voting là phần cuối trong quá trình xây dựng RF, và các nghiên cứu đang hướng tới phần đầu là quá trình xây dựng cây quyết định</w:t>
-      </w:r>
-      <w:r>
-        <w:rPr>
-          <w:color w:val="EE0000"/>
-        </w:rPr>
-        <w:t>.</w:t>
-      </w:r>
-    </w:p>
-    <w:p>
-      <w:pPr>
-        <w:pStyle w:val="normal-body1"/>
-        <w:rPr>
-          <w:color w:val="EE0000"/>
-        </w:rPr>
-      </w:pPr>
-      <w:r>
-        <w:rPr>
-          <w:color w:val="EE0000"/>
-        </w:rPr>
-        <w:t>Nghiên cứu cải tiến cây quyết định từ nhiều khía cạnh:</w:t>
-      </w:r>
-    </w:p>
-    <w:p>
-      <w:pPr>
-        <w:pStyle w:val="Bullet-"/>
-        <w:rPr>
-          <w:color w:val="EE0000"/>
-        </w:rPr>
-      </w:pPr>
-      <w:r>
-        <w:rPr>
-          <w:b/>
-          <w:bCs/>
-          <w:color w:val="EE0000"/>
-        </w:rPr>
-        <w:t>Dựa vào</w:t>
-      </w:r>
-      <w:r>
-        <w:rPr>
-          <w:b/>
-          <w:bCs/>
-          <w:color w:val="EE0000"/>
-        </w:rPr>
-        <w:t xml:space="preserve"> tiêu chí </w:t>
-      </w:r>
-      <w:r>
-        <w:rPr>
-          <w:b/>
-          <w:bCs/>
-          <w:color w:val="EE0000"/>
-        </w:rPr>
-        <w:t>tách nút</w:t>
-      </w:r>
-      <w:r>
-        <w:rPr>
-          <w:color w:val="EE0000"/>
-        </w:rPr>
-        <w:t xml:space="preserve"> (</w:t>
-      </w:r>
-      <w:r>
-        <w:rPr>
-          <w:color w:val="EE0000"/>
-        </w:rPr>
-        <w:t>node splitting criteria</w:t>
-      </w:r>
-      <w:r>
-        <w:rPr>
-          <w:color w:val="EE0000"/>
-        </w:rPr>
-        <w:t>)</w:t>
-      </w:r>
-    </w:p>
-    <w:p>
-      <w:pPr>
-        <w:pStyle w:val="Bullet"/>
-        <w:rPr>
-          <w:color w:val="EE0000"/>
-        </w:rPr>
-      </w:pPr>
-      <w:r>
-        <w:rPr>
-          <w:color w:val="EE0000"/>
-        </w:rPr>
-        <w:t>Ma et al. (2019) đã cải tiến entropy Grassberger và sử dụng phiên bản entropy được cải tiến này để tính information gain</w:t>
-      </w:r>
-    </w:p>
-    <w:p>
-      <w:pPr>
-        <w:pStyle w:val="Bullet-"/>
-        <w:rPr>
-          <w:color w:val="EE0000"/>
-        </w:rPr>
-      </w:pPr>
-      <w:r>
-        <w:rPr>
-          <w:b/>
-          <w:bCs/>
-          <w:color w:val="EE0000"/>
-        </w:rPr>
-        <w:t>Dựa vào quá trình xây dựng cây quyết định</w:t>
-      </w:r>
-      <w:r>
-        <w:rPr>
-          <w:color w:val="EE0000"/>
-        </w:rPr>
-        <w:t xml:space="preserve"> (</w:t>
-      </w:r>
-      <w:r>
-        <w:rPr>
-          <w:color w:val="EE0000"/>
-        </w:rPr>
-        <w:t>construction process of decision trees</w:t>
-      </w:r>
-      <w:r>
-        <w:rPr>
-          <w:color w:val="EE0000"/>
-        </w:rPr>
-        <w:t>)</w:t>
-      </w:r>
-    </w:p>
-    <w:p>
-      <w:pPr>
-        <w:pStyle w:val="Bullet"/>
-        <w:rPr>
-          <w:color w:val="EE0000"/>
-        </w:rPr>
-      </w:pPr>
-      <w:r>
-        <w:rPr>
-          <w:color w:val="EE0000"/>
-        </w:rPr>
-        <w:t>Ishwaran et al. (2008) đã đề xuất ý tưởng cây sống sót (survival tree)</w:t>
-      </w:r>
-    </w:p>
-    <w:p>
-      <w:pPr>
-        <w:pStyle w:val="Bullet"/>
-        <w:rPr>
-          <w:color w:val="EE0000"/>
-        </w:rPr>
-      </w:pPr>
-      <w:r>
-        <w:rPr>
-          <w:color w:val="EE0000"/>
-        </w:rPr>
-        <w:t>Wang và Wang (2020) đã đề xuất Post-Selection Boosted Random Forest (PBRF).</w:t>
-      </w:r>
-    </w:p>
-    <w:p>
-      <w:pPr>
-        <w:pStyle w:val="Bullet"/>
-        <w:rPr>
-          <w:color w:val="EE0000"/>
-        </w:rPr>
-      </w:pPr>
-      <w:r>
-        <w:rPr>
-          <w:color w:val="EE0000"/>
-        </w:rPr>
-        <w:t>Farhadi et al. (2023) đã đề xuất mô hình RARTEN (Reducing and Aggregating Random Forest Trees by Elastic Net)</w:t>
-      </w:r>
-    </w:p>
-    <w:p>
-      <w:pPr>
-        <w:pStyle w:val="Bullet-"/>
-        <w:rPr>
-          <w:color w:val="EE0000"/>
-        </w:rPr>
-      </w:pPr>
-      <w:r>
-        <w:rPr>
-          <w:b/>
-          <w:bCs/>
-          <w:color w:val="EE0000"/>
-        </w:rPr>
-        <w:t>Dựa vào</w:t>
-      </w:r>
-      <w:r>
-        <w:rPr>
-          <w:rFonts w:eastAsia="Times New Roman"/>
-          <w:b/>
-          <w:bCs/>
-          <w:sz w:val="28"/>
-          <w:szCs w:val="28"/>
-        </w:rPr>
-        <w:t xml:space="preserve"> </w:t>
-      </w:r>
-      <w:r>
-        <w:rPr>
-          <w:b/>
-          <w:bCs/>
-          <w:color w:val="EE0000"/>
-        </w:rPr>
-        <w:t>không gian đặc trưng con (feature subspace)</w:t>
-      </w:r>
-    </w:p>
-    <w:p>
-      <w:pPr>
-        <w:pStyle w:val="Bullet"/>
-        <w:rPr>
-          <w:color w:val="EE0000"/>
-        </w:rPr>
-      </w:pPr>
-      <w:r>
-        <w:rPr>
-          <w:color w:val="EE0000"/>
-        </w:rPr>
-        <w:t>Amaratunga et al. (2008) đã giới thiệu một phương pháp gán trọng số đặc trưng mới</w:t>
-      </w:r>
-    </w:p>
-    <w:p>
-      <w:pPr>
-        <w:pStyle w:val="Bullet"/>
-        <w:rPr>
-          <w:color w:val="EE0000"/>
-        </w:rPr>
-      </w:pPr>
-      <w:r>
-        <w:rPr>
-          <w:color w:val="EE0000"/>
-        </w:rPr>
-        <w:t>Kulkarni và Sinha (2013) đã đề xuất một phương pháp disjoint partitioning (phân vùng rời rạc). Phương pháp này chia nhỏ tập huấn luyện thành các phần không chồng lấp để huấn luyện các cây quyết định, giúp tăng tính đa dạng giữa các cây</w:t>
-      </w:r>
-    </w:p>
-    <w:p>
-      <w:pPr>
-        <w:pStyle w:val="Bullet"/>
-        <w:rPr>
-          <w:color w:val="EE0000"/>
-        </w:rPr>
-      </w:pPr>
-      <w:r>
-        <w:rPr>
-          <w:color w:val="EE0000"/>
-        </w:rPr>
-        <w:t>L</w:t>
-      </w:r>
-      <w:r>
-        <w:rPr>
-          <w:color w:val="EE0000"/>
-        </w:rPr>
-        <w:t>iu và Zhao (2017) đã đề xuất mô hình Random Forest có trọng số theo mức độ quan trọng của biến số.</w:t>
-      </w:r>
-    </w:p>
-    <w:p>
-      <w:pPr>
-        <w:pStyle w:val="Bullet"/>
-        <w:rPr>
-          <w:color w:val="EE0000"/>
-        </w:rPr>
-      </w:pPr>
-      <w:r>
-        <w:rPr>
-          <w:color w:val="EE0000"/>
-        </w:rPr>
-        <w:t xml:space="preserve">Ghosh và Cabrera (2021) cải tiến Random Forest bằng cách giảm ảnh hưởng của các cây có </w:t>
-      </w:r>
-      <w:r>
-        <w:rPr>
-          <w:color w:val="EE0000"/>
-        </w:rPr>
-        <w:t>node có</w:t>
-      </w:r>
-      <w:r>
-        <w:rPr>
-          <w:color w:val="EE0000"/>
-        </w:rPr>
-        <w:t xml:space="preserve"> đặc trưng </w:t>
-      </w:r>
-      <w:r>
-        <w:rPr>
-          <w:color w:val="EE0000"/>
-        </w:rPr>
-        <w:t>kém</w:t>
-      </w:r>
-      <w:r>
-        <w:rPr>
-          <w:color w:val="EE0000"/>
-        </w:rPr>
-        <w:t xml:space="preserve"> hữu ích</w:t>
-      </w:r>
-    </w:p>
-    <w:p>
-      <w:pPr>
-        <w:pStyle w:val="Bullet"/>
-        <w:rPr>
-          <w:color w:val="EE0000"/>
-        </w:rPr>
-      </w:pPr>
-      <w:r>
-        <w:rPr>
-          <w:color w:val="EE0000"/>
-        </w:rPr>
-        <w:t xml:space="preserve">Wang et al. (2022) đã sử dụng Spark để </w:t>
-      </w:r>
-      <w:r>
-        <w:rPr>
-          <w:color w:val="EE0000"/>
-        </w:rPr>
-        <w:t xml:space="preserve">cải tiến, </w:t>
-      </w:r>
-      <w:r>
-        <w:rPr>
-          <w:color w:val="EE0000"/>
-        </w:rPr>
-        <w:t>trích xuất đặc trưng dựa trên mức độ quan trọng đã tính toán, tạo thành không gian đặc trưng con</w:t>
-      </w:r>
-    </w:p>
-    <w:p>
-      <w:pPr>
-        <w:pStyle w:val="normal-body1"/>
-        <w:numPr>
-          <w:ilvl w:val="0"/>
-          <w:numId w:val="18"/>
-        </w:numPr>
-        <w:rPr>
-          <w:color w:val="EE0000"/>
-        </w:rPr>
-      </w:pPr>
-      <w:r>
-        <w:rPr>
-          <w:color w:val="EE0000"/>
-        </w:rPr>
-        <w:t>Các n</w:t>
-      </w:r>
-      <w:r>
-        <w:rPr>
-          <w:color w:val="EE0000"/>
-        </w:rPr>
-        <w:t>ghiên cứu hiện tại chủ yếu tập trung vào việc cải thiện bản thân cây quyết định, nhằm nâng cao hiệu quả phân loại và mức độ đa dạng giữa các cây</w:t>
-      </w:r>
-    </w:p>
-    <w:p>
-      <w:pPr>
-        <w:pStyle w:val="Heading2"/>
-      </w:pPr>
-      <w:r>
-        <w:lastRenderedPageBreak/>
-        <w:t>H</w:t>
-      </w:r>
-      <w:r>
-        <w:t>ạn chế</w:t>
-      </w:r>
-      <w:r>
-        <w:t xml:space="preserve"> của các cải tiến</w:t>
-      </w:r>
-      <w:r>
-        <w:t xml:space="preserve"> (Limitation/Gap)</w:t>
-      </w:r>
-      <w:r>
-        <w:t>:</w:t>
-      </w:r>
-    </w:p>
-    <w:p>
-      <w:pPr>
-        <w:pStyle w:val="Bullet-"/>
-        <w:rPr>
-          <w:color w:val="EE0000"/>
-        </w:rPr>
-      </w:pPr>
-      <w:r>
-        <w:rPr>
-          <w:color w:val="EE0000"/>
-        </w:rPr>
-        <w:t>B</w:t>
-      </w:r>
-      <w:r>
-        <w:rPr>
-          <w:color w:val="EE0000"/>
-        </w:rPr>
-        <w:t>ỏ qua cơ chế hoặc phương pháp đánh giá hiệu quả phân loại của cây quyết định</w:t>
-      </w:r>
-      <w:r>
-        <w:rPr>
-          <w:color w:val="EE0000"/>
-        </w:rPr>
-        <w:t xml:space="preserve">, </w:t>
-      </w:r>
-      <w:r>
-        <w:rPr>
-          <w:color w:val="EE0000"/>
-        </w:rPr>
-        <w:t xml:space="preserve">chỉ dùng </w:t>
-      </w:r>
-      <w:r>
-        <w:rPr>
-          <w:color w:val="EE0000"/>
-        </w:rPr>
-        <w:t>dữ liệu ngoài bao (out-of-bag data – OBD)</w:t>
-      </w:r>
-      <w:r>
-        <w:rPr>
-          <w:color w:val="EE0000"/>
-        </w:rPr>
-        <w:t xml:space="preserve"> để kiểm tra từng cây</w:t>
-      </w:r>
-    </w:p>
-    <w:p>
-      <w:pPr>
-        <w:pStyle w:val="Bullet-"/>
-        <w:rPr>
-          <w:color w:val="EE0000"/>
-        </w:rPr>
-      </w:pPr>
-      <w:r>
-        <w:rPr>
-          <w:color w:val="EE0000"/>
-        </w:rPr>
-        <w:t>T</w:t>
-      </w:r>
-      <w:r>
-        <w:rPr>
-          <w:color w:val="EE0000"/>
-        </w:rPr>
-        <w:t xml:space="preserve">ập trung vào tính đa dạng giữa các cây quyết định, nhưng rất ít nghiên </w:t>
-      </w:r>
-      <w:r>
-        <w:rPr>
-          <w:color w:val="EE0000"/>
-        </w:rPr>
-        <w:t>về</w:t>
-      </w:r>
-      <w:r>
-        <w:rPr>
-          <w:color w:val="EE0000"/>
-        </w:rPr>
-        <w:t xml:space="preserve"> mức độ đa dạng </w:t>
-      </w:r>
-      <w:r>
-        <w:rPr>
-          <w:color w:val="EE0000"/>
-        </w:rPr>
-        <w:t>(qu</w:t>
-      </w:r>
-      <w:r>
-        <w:rPr>
-          <w:color w:val="EE0000"/>
-        </w:rPr>
-        <w:t>antify the diversity</w:t>
-      </w:r>
-      <w:r>
-        <w:rPr>
-          <w:color w:val="EE0000"/>
-        </w:rPr>
-        <w:t>)</w:t>
-      </w:r>
-      <w:r>
-        <w:rPr>
-          <w:color w:val="EE0000"/>
-        </w:rPr>
-        <w:t>.</w:t>
-      </w:r>
-    </w:p>
-    <w:p>
-      <w:pPr>
-        <w:pStyle w:val="Bullet-"/>
-        <w:rPr>
-          <w:color w:val="EE0000"/>
-        </w:rPr>
-      </w:pPr>
-      <w:r>
-        <w:rPr>
-          <w:color w:val="EE0000"/>
-        </w:rPr>
-        <w:t>C</w:t>
-      </w:r>
-      <w:r>
-        <w:rPr>
-          <w:color w:val="EE0000"/>
-        </w:rPr>
-        <w:t>hỉ tập trung vào một khía cạnh duy nhất: hoặc là nâng cao hiệu quả phân loại của cây, hoặc là nâng cao tính đa dạng giữa các cây, và hiếm khi kết hợp cả hai yếu tố này một cách toàn diện</w:t>
-      </w:r>
-    </w:p>
-    <w:p>
-      <w:pPr>
-        <w:pStyle w:val="Heading2"/>
-      </w:pPr>
-      <w:r>
-        <w:t>Đề xuất cải tiến</w:t>
-      </w:r>
-    </w:p>
-    <w:p>
-      <w:pPr>
-        <w:pStyle w:val="normal-body1"/>
-        <w:rPr>
-          <w:color w:val="EE0000"/>
-        </w:rPr>
-      </w:pPr>
-      <w:r>
-        <w:rPr>
-          <w:color w:val="EE0000"/>
-        </w:rPr>
-        <w:t>Đ</w:t>
-      </w:r>
-      <w:r>
-        <w:rPr>
-          <w:color w:val="EE0000"/>
-        </w:rPr>
-        <w:t>ề xuất cải tiến dựa trên độ chính xác phân loại và đo lường tương quan giữa các cây quyết định, hướng đến việc xây dựng một mô hình Random Forest có khả năng khái quát hóa tốt và hiệu suất phân loại cao</w:t>
-      </w:r>
-    </w:p>
-    <w:p>
-      <w:pPr>
-        <w:pStyle w:val="Bullet-"/>
-        <w:rPr>
-          <w:color w:val="EE0000"/>
-        </w:rPr>
-      </w:pPr>
-      <w:r>
-        <w:rPr>
-          <w:color w:val="EE0000"/>
-        </w:rPr>
-        <w:t>Trước tiên, cải tiến cơ chế đánh giá hiệu quả phân loại của cây quyết định</w:t>
-      </w:r>
-      <w:r>
-        <w:rPr>
-          <w:color w:val="EE0000"/>
-        </w:rPr>
-        <w:t xml:space="preserve"> qua 3 datasets dành riêng</w:t>
-      </w:r>
-    </w:p>
-    <w:p>
-      <w:pPr>
-        <w:pStyle w:val="Bullet-"/>
-        <w:rPr>
-          <w:color w:val="EE0000"/>
-        </w:rPr>
-      </w:pPr>
-      <w:r>
-        <w:rPr>
-          <w:color w:val="EE0000"/>
-        </w:rPr>
-        <w:t>Tiếp theo, sử dụng phương pháp tích vô hướng cải tiến (improved dot product) để tính toán độ tương đồng cosine giữa các cây trong không gian đặc trưng</w:t>
-      </w:r>
-      <w:r>
-        <w:rPr>
-          <w:color w:val="EE0000"/>
-        </w:rPr>
-        <w:t xml:space="preserve"> gọi </w:t>
-      </w:r>
-      <w:r>
-        <w:rPr>
-          <w:color w:val="EE0000"/>
-        </w:rPr>
-        <w:t>là tương quan giữa các cây</w:t>
-      </w:r>
-      <w:r>
-        <w:rPr>
-          <w:color w:val="EE0000"/>
-        </w:rPr>
-        <w:t>.</w:t>
-      </w:r>
-      <w:r>
-        <w:rPr>
-          <w:color w:val="EE0000"/>
-        </w:rPr>
-        <w:t xml:space="preserve"> </w:t>
-      </w:r>
-      <w:r>
-        <w:rPr>
-          <w:color w:val="EE0000"/>
-        </w:rPr>
-        <w:t>Việc tìm kiếm ngưỡng tương quan (correlation threshold) cũng giúp làm cơ sở để loại bỏ các cặp cây có tương quan cao</w:t>
-      </w:r>
-    </w:p>
-    <w:p>
-      <w:pPr>
-        <w:pStyle w:val="Bullet-"/>
-        <w:rPr>
-          <w:color w:val="EE0000"/>
-        </w:rPr>
-      </w:pPr>
-      <w:r>
-        <w:rPr>
-          <w:color w:val="EE0000"/>
-        </w:rPr>
-        <w:t xml:space="preserve">Cuối cùng, </w:t>
-      </w:r>
-      <w:r>
-        <w:rPr>
-          <w:b/>
-          <w:bCs/>
-          <w:color w:val="EE0000"/>
-        </w:rPr>
-        <w:t>kết hợp độ chính xác phân loại với phép đo tương quan</w:t>
-      </w:r>
-      <w:r>
-        <w:rPr>
-          <w:color w:val="EE0000"/>
-        </w:rPr>
-        <w:t xml:space="preserve"> để </w:t>
-      </w:r>
-      <w:r>
-        <w:rPr>
-          <w:b/>
-          <w:bCs/>
-          <w:color w:val="EE0000"/>
-        </w:rPr>
-        <w:t>sàng lọc những cây có hiệu quả phân loại yếu và có tương quan cao với các cây chất lượng cao khác</w:t>
-      </w:r>
-      <w:r>
-        <w:rPr>
-          <w:color w:val="EE0000"/>
-        </w:rPr>
-        <w:t xml:space="preserve"> từ tập các cây quyết định ban đầu, để </w:t>
-      </w:r>
-      <w:r>
-        <w:rPr>
-          <w:b/>
-          <w:bCs/>
-          <w:color w:val="EE0000"/>
-        </w:rPr>
-        <w:t>xây dựng Random Forest cuối cùng</w:t>
-      </w:r>
-      <w:r>
-        <w:rPr>
-          <w:b/>
-          <w:bCs/>
-          <w:color w:val="EE0000"/>
-        </w:rPr>
-        <w:t>.</w:t>
-      </w:r>
-    </w:p>
-    <w:p>
-      <w:pPr>
-        <w:pStyle w:val="Heading2"/>
-        <w:rPr>
-          <w:color w:val="EE0000"/>
-        </w:rPr>
-      </w:pPr>
-      <w:r>
-        <w:rPr>
-          <w:color w:val="EE0000"/>
-        </w:rPr>
-        <w:t>Các đóng góp</w:t>
-      </w:r>
-      <w:r>
-        <w:rPr>
-          <w:color w:val="EE0000"/>
-        </w:rPr>
-        <w:t xml:space="preserve"> (distribution)</w:t>
-      </w:r>
-    </w:p>
-    <w:p>
-      <w:pPr>
-        <w:pStyle w:val="normal-body1"/>
-        <w:rPr>
-          <w:color w:val="EE0000"/>
-          <w:lang w:val="en"/>
-        </w:rPr>
-      </w:pPr>
-      <w:r>
-        <w:rPr>
-          <w:color w:val="EE0000"/>
-        </w:rPr>
-        <w:t>(1) C</w:t>
-      </w:r>
-      <w:r>
-        <w:rPr>
-          <w:rFonts w:eastAsia="Times New Roman"/>
-          <w:color w:val="EE0000"/>
-        </w:rPr>
-        <w:t>ải thiện cây quyết định</w:t>
-      </w:r>
-      <w:r>
-        <w:rPr>
-          <w:color w:val="EE0000"/>
-        </w:rPr>
-        <w:t xml:space="preserve">, đồng thời </w:t>
-      </w:r>
-      <w:r>
-        <w:rPr>
-          <w:rFonts w:eastAsia="Times New Roman"/>
-          <w:color w:val="EE0000"/>
-        </w:rPr>
-        <w:t>xem xét cả hiệu quả phân loại và mức độ đa dạng giữa các cây quyết định</w:t>
-      </w:r>
-    </w:p>
-    <w:p>
-      <w:pPr>
-        <w:pStyle w:val="normal-body1"/>
-        <w:rPr>
-          <w:color w:val="EE0000"/>
-        </w:rPr>
-      </w:pPr>
-      <w:r>
-        <w:rPr>
-          <w:color w:val="EE0000"/>
-        </w:rPr>
-        <w:t xml:space="preserve">(2) </w:t>
-      </w:r>
-      <w:r>
-        <w:rPr>
-          <w:color w:val="EE0000"/>
-        </w:rPr>
-        <w:t>Cải tiến cơ chế đánh giá hiệu quả phân loại của cây quyết định</w:t>
-      </w:r>
-    </w:p>
-    <w:p>
-      <w:pPr>
-        <w:pStyle w:val="normal-body1"/>
-        <w:rPr>
-          <w:color w:val="EE0000"/>
-        </w:rPr>
-      </w:pPr>
-      <w:r>
-        <w:rPr>
-          <w:color w:val="EE0000"/>
-        </w:rPr>
-        <w:t xml:space="preserve">(3) </w:t>
-      </w:r>
-      <w:r>
-        <w:rPr>
-          <w:color w:val="EE0000"/>
-        </w:rPr>
-        <w:t>Đề xuất phương pháp định lượng mức độ đa dạng giữa các cây quyết định.</w:t>
-      </w:r>
-    </w:p>
-    <w:p>
-      <w:pPr>
-        <w:pStyle w:val="normal-body1"/>
-        <w:rPr>
-          <w:color w:val="EE0000"/>
-        </w:rPr>
-      </w:pPr>
-      <w:r>
-        <w:rPr>
-          <w:color w:val="EE0000"/>
-        </w:rPr>
-        <w:t>(4) S</w:t>
-      </w:r>
-      <w:r>
-        <w:rPr>
-          <w:color w:val="EE0000"/>
-        </w:rPr>
-        <w:t xml:space="preserve">o sánh với năm mô hình Random Forest cải tiến khác trên 20 tập dữ liệu đại diện từ nhiều lĩnh vực khác nhau, và cho thấy khả năng khái quát hóa </w:t>
-      </w:r>
-      <w:r>
-        <w:rPr>
-          <w:color w:val="EE0000"/>
-        </w:rPr>
-        <w:t>và</w:t>
-      </w:r>
-      <w:r>
-        <w:rPr>
-          <w:color w:val="EE0000"/>
-        </w:rPr>
-        <w:t xml:space="preserve"> hiệu suất phân loại cao</w:t>
-      </w:r>
-    </w:p>
-    <w:p>
-      <w:pPr>
-        <w:pStyle w:val="normal-body1"/>
-        <w:rPr>
-          <w:color w:val="EE0000"/>
-          <w:lang w:val="en"/>
-        </w:rPr>
-      </w:pPr>
-    </w:p>
-    <w:p>
-      <w:pPr>
-        <w:pStyle w:val="Heading1"/>
-      </w:pPr>
-      <w:r>
-        <w:rPr>
-          <w:rStyle w:val="Strong"/>
-          <w:b/>
-          <w:bCs/>
         </w:rPr>
         <w:t>Vấn đề Nghiên cứu (Problem Statement)</w:t>
       </w:r>
@@ -2759,14 +4042,20 @@
           <w:b/>
           <w:bCs/>
         </w:rPr>
+        <w:t>Chất lượng cây không đồng đều:</w:t>
+      </w:r>
+      <w:r>
+        <w:rPr>
+          <w:rStyle w:val="citation-127"/>
+        </w:rPr>
+        <w:t xml:space="preserve"> Do việc lấy mẫu bootstrap, một số tập dữ liệu huấn luyện con có thể không mang đặc tính tốt, dẫn đến việc các cây CART được huấn luyện </w:t>
+      </w:r>
+      <w:r>
+        <w:rPr>
+          <w:rStyle w:val="citation-127"/>
+        </w:rPr>
         <w:lastRenderedPageBreak/>
-        <w:t>Chất lượng cây không đồng đều:</w:t>
-      </w:r>
-      <w:r>
-        <w:rPr>
-          <w:rStyle w:val="citation-127"/>
-        </w:rPr>
-        <w:t xml:space="preserve"> Do việc lấy mẫu bootstrap, một số tập dữ liệu huấn luyện con có thể không mang đặc tính tốt, dẫn đến việc các cây CART được huấn luyện trên chúng có hiệu suất phân loại kém</w:t>
+        <w:t>trên chúng có hiệu suất phân loại kém</w:t>
       </w:r>
       <w:r>
         <w:t>. Những cây "yếu" này làm giảm hiệu suất tổng thể của cả khu rừng.</w:t>
@@ -3087,16 +4376,16 @@
         <w:rPr>
           <w:rStyle w:val="Strong"/>
         </w:rPr>
+        <w:t>Xác định ngưỡng tương quan:</w:t>
+      </w:r>
+      <w:r>
+        <w:t xml:space="preserve"> Thuật toán Grid Search được sử dụng để tìm ra một "ngưỡng tích vô hướng" (inner product threshold) tối ưu cho mỗi bộ dữ liệu. </w:t>
+      </w:r>
+      <w:r>
+        <w:rPr>
+          <w:rStyle w:val="citation-113"/>
+        </w:rPr>
         <w:lastRenderedPageBreak/>
-        <w:t>Xác định ngưỡng tương quan:</w:t>
-      </w:r>
-      <w:r>
-        <w:t xml:space="preserve"> Thuật toán Grid Search được sử dụng để tìm ra một "ngưỡng tích vô hướng" (inner product threshold) tối ưu cho mỗi bộ dữ liệu. </w:t>
-      </w:r>
-      <w:r>
-        <w:rPr>
-          <w:rStyle w:val="citation-113"/>
-        </w:rPr>
         <w:t>Ngưỡng này được chọn sao cho khi loại bỏ các cây có tương quan cao hơn ngưỡng này, độ chính xác tổng thể của Rừng ngẫu nhiên là cao nhất</w:t>
       </w:r>
       <w:r>
@@ -3403,7 +4692,6 @@
         <w:rPr>
           <w:rStyle w:val="Strong"/>
         </w:rPr>
-        <w:lastRenderedPageBreak/>
         <w:t>Chi phí tính toán:</w:t>
       </w:r>
       <w:r>
@@ -3441,6 +4729,7 @@
         <w:rPr>
           <w:rStyle w:val="citation-100"/>
         </w:rPr>
+        <w:lastRenderedPageBreak/>
         <w:t>Cải tiến thuật toán để xử lý tốt hơn bài toán mất cân bằng dữ liệu</w:t>
       </w:r>
       <w:r>
@@ -3548,10 +4837,10 @@
     </w:p>
     <w:p/>
     <w:sectPr>
-      <w:headerReference w:type="default" r:id="rId8"/>
-      <w:footerReference w:type="default" r:id="rId9"/>
+      <w:headerReference w:type="default" r:id="rId15"/>
+      <w:footerReference w:type="default" r:id="rId16"/>
       <w:pgSz w:w="12240" w:h="15840"/>
-      <w:pgMar w:top="1260" w:right="990" w:bottom="1440" w:left="1350" w:header="720" w:footer="546" w:gutter="0"/>
+      <w:pgMar w:top="1267" w:right="994" w:bottom="1166" w:left="1354" w:header="720" w:footer="274" w:gutter="0"/>
       <w:cols w:space="720"/>
       <w:docGrid w:linePitch="360"/>
     </w:sectPr>
@@ -3765,7 +5054,7 @@
   <w:abstractNum w:abstractNumId="0" w15:restartNumberingAfterBreak="0">
     <w:nsid w:val="0A74392B"/>
     <w:multiLevelType w:val="multilevel"/>
-    <w:tmpl w:val="DE5C240E"/>
+    <w:tmpl w:val="8D08D138"/>
     <w:lvl w:ilvl="0">
       <w:start w:val="1"/>
       <w:numFmt w:val="bullet"/>
@@ -4167,6 +5456,123 @@
     </w:lvl>
   </w:abstractNum>
   <w:abstractNum w:abstractNumId="3" w15:restartNumberingAfterBreak="0">
+    <w:nsid w:val="216145FC"/>
+    <w:multiLevelType w:val="multilevel"/>
+    <w:tmpl w:val="44224310"/>
+    <w:lvl w:ilvl="0">
+      <w:start w:val="1"/>
+      <w:numFmt w:val="decimal"/>
+      <w:lvlText w:val="%1."/>
+      <w:lvlJc w:val="left"/>
+      <w:pPr>
+        <w:tabs>
+          <w:tab w:val="num" w:pos="720"/>
+        </w:tabs>
+        <w:ind w:left="720" w:hanging="360"/>
+      </w:pPr>
+    </w:lvl>
+    <w:lvl w:ilvl="1">
+      <w:start w:val="1"/>
+      <w:numFmt w:val="bullet"/>
+      <w:lvlText w:val="o"/>
+      <w:lvlJc w:val="left"/>
+      <w:pPr>
+        <w:tabs>
+          <w:tab w:val="num" w:pos="1440"/>
+        </w:tabs>
+        <w:ind w:left="1440" w:hanging="360"/>
+      </w:pPr>
+      <w:rPr>
+        <w:rFonts w:ascii="Courier New" w:hAnsi="Courier New" w:hint="default"/>
+        <w:sz w:val="20"/>
+      </w:rPr>
+    </w:lvl>
+    <w:lvl w:ilvl="2" w:tentative="1">
+      <w:start w:val="1"/>
+      <w:numFmt w:val="decimal"/>
+      <w:lvlText w:val="%3."/>
+      <w:lvlJc w:val="left"/>
+      <w:pPr>
+        <w:tabs>
+          <w:tab w:val="num" w:pos="2160"/>
+        </w:tabs>
+        <w:ind w:left="2160" w:hanging="360"/>
+      </w:pPr>
+    </w:lvl>
+    <w:lvl w:ilvl="3" w:tentative="1">
+      <w:start w:val="1"/>
+      <w:numFmt w:val="decimal"/>
+      <w:lvlText w:val="%4."/>
+      <w:lvlJc w:val="left"/>
+      <w:pPr>
+        <w:tabs>
+          <w:tab w:val="num" w:pos="2880"/>
+        </w:tabs>
+        <w:ind w:left="2880" w:hanging="360"/>
+      </w:pPr>
+    </w:lvl>
+    <w:lvl w:ilvl="4" w:tentative="1">
+      <w:start w:val="1"/>
+      <w:numFmt w:val="decimal"/>
+      <w:lvlText w:val="%5."/>
+      <w:lvlJc w:val="left"/>
+      <w:pPr>
+        <w:tabs>
+          <w:tab w:val="num" w:pos="3600"/>
+        </w:tabs>
+        <w:ind w:left="3600" w:hanging="360"/>
+      </w:pPr>
+    </w:lvl>
+    <w:lvl w:ilvl="5" w:tentative="1">
+      <w:start w:val="1"/>
+      <w:numFmt w:val="decimal"/>
+      <w:lvlText w:val="%6."/>
+      <w:lvlJc w:val="left"/>
+      <w:pPr>
+        <w:tabs>
+          <w:tab w:val="num" w:pos="4320"/>
+        </w:tabs>
+        <w:ind w:left="4320" w:hanging="360"/>
+      </w:pPr>
+    </w:lvl>
+    <w:lvl w:ilvl="6" w:tentative="1">
+      <w:start w:val="1"/>
+      <w:numFmt w:val="decimal"/>
+      <w:lvlText w:val="%7."/>
+      <w:lvlJc w:val="left"/>
+      <w:pPr>
+        <w:tabs>
+          <w:tab w:val="num" w:pos="5040"/>
+        </w:tabs>
+        <w:ind w:left="5040" w:hanging="360"/>
+      </w:pPr>
+    </w:lvl>
+    <w:lvl w:ilvl="7" w:tentative="1">
+      <w:start w:val="1"/>
+      <w:numFmt w:val="decimal"/>
+      <w:lvlText w:val="%8."/>
+      <w:lvlJc w:val="left"/>
+      <w:pPr>
+        <w:tabs>
+          <w:tab w:val="num" w:pos="5760"/>
+        </w:tabs>
+        <w:ind w:left="5760" w:hanging="360"/>
+      </w:pPr>
+    </w:lvl>
+    <w:lvl w:ilvl="8" w:tentative="1">
+      <w:start w:val="1"/>
+      <w:numFmt w:val="decimal"/>
+      <w:lvlText w:val="%9."/>
+      <w:lvlJc w:val="left"/>
+      <w:pPr>
+        <w:tabs>
+          <w:tab w:val="num" w:pos="6480"/>
+        </w:tabs>
+        <w:ind w:left="6480" w:hanging="360"/>
+      </w:pPr>
+    </w:lvl>
+  </w:abstractNum>
+  <w:abstractNum w:abstractNumId="4" w15:restartNumberingAfterBreak="0">
     <w:nsid w:val="28F168DC"/>
     <w:multiLevelType w:val="multilevel"/>
     <w:tmpl w:val="1764CBCC"/>
@@ -4283,7 +5689,156 @@
       </w:pPr>
     </w:lvl>
   </w:abstractNum>
-  <w:abstractNum w:abstractNumId="4" w15:restartNumberingAfterBreak="0">
+  <w:abstractNum w:abstractNumId="5" w15:restartNumberingAfterBreak="0">
+    <w:nsid w:val="292C3907"/>
+    <w:multiLevelType w:val="multilevel"/>
+    <w:tmpl w:val="FCAA98F2"/>
+    <w:lvl w:ilvl="0">
+      <w:start w:val="1"/>
+      <w:numFmt w:val="bullet"/>
+      <w:lvlText w:val=""/>
+      <w:lvlJc w:val="left"/>
+      <w:pPr>
+        <w:tabs>
+          <w:tab w:val="num" w:pos="720"/>
+        </w:tabs>
+        <w:ind w:left="720" w:hanging="360"/>
+      </w:pPr>
+      <w:rPr>
+        <w:rFonts w:ascii="Symbol" w:hAnsi="Symbol" w:hint="default"/>
+        <w:sz w:val="20"/>
+      </w:rPr>
+    </w:lvl>
+    <w:lvl w:ilvl="1" w:tentative="1">
+      <w:start w:val="1"/>
+      <w:numFmt w:val="bullet"/>
+      <w:lvlText w:val="o"/>
+      <w:lvlJc w:val="left"/>
+      <w:pPr>
+        <w:tabs>
+          <w:tab w:val="num" w:pos="1440"/>
+        </w:tabs>
+        <w:ind w:left="1440" w:hanging="360"/>
+      </w:pPr>
+      <w:rPr>
+        <w:rFonts w:ascii="Courier New" w:hAnsi="Courier New" w:hint="default"/>
+        <w:sz w:val="20"/>
+      </w:rPr>
+    </w:lvl>
+    <w:lvl w:ilvl="2" w:tentative="1">
+      <w:start w:val="1"/>
+      <w:numFmt w:val="bullet"/>
+      <w:lvlText w:val=""/>
+      <w:lvlJc w:val="left"/>
+      <w:pPr>
+        <w:tabs>
+          <w:tab w:val="num" w:pos="2160"/>
+        </w:tabs>
+        <w:ind w:left="2160" w:hanging="360"/>
+      </w:pPr>
+      <w:rPr>
+        <w:rFonts w:ascii="Wingdings" w:hAnsi="Wingdings" w:hint="default"/>
+        <w:sz w:val="20"/>
+      </w:rPr>
+    </w:lvl>
+    <w:lvl w:ilvl="3" w:tentative="1">
+      <w:start w:val="1"/>
+      <w:numFmt w:val="bullet"/>
+      <w:lvlText w:val=""/>
+      <w:lvlJc w:val="left"/>
+      <w:pPr>
+        <w:tabs>
+          <w:tab w:val="num" w:pos="2880"/>
+        </w:tabs>
+        <w:ind w:left="2880" w:hanging="360"/>
+      </w:pPr>
+      <w:rPr>
+        <w:rFonts w:ascii="Wingdings" w:hAnsi="Wingdings" w:hint="default"/>
+        <w:sz w:val="20"/>
+      </w:rPr>
+    </w:lvl>
+    <w:lvl w:ilvl="4" w:tentative="1">
+      <w:start w:val="1"/>
+      <w:numFmt w:val="bullet"/>
+      <w:lvlText w:val=""/>
+      <w:lvlJc w:val="left"/>
+      <w:pPr>
+        <w:tabs>
+          <w:tab w:val="num" w:pos="3600"/>
+        </w:tabs>
+        <w:ind w:left="3600" w:hanging="360"/>
+      </w:pPr>
+      <w:rPr>
+        <w:rFonts w:ascii="Wingdings" w:hAnsi="Wingdings" w:hint="default"/>
+        <w:sz w:val="20"/>
+      </w:rPr>
+    </w:lvl>
+    <w:lvl w:ilvl="5" w:tentative="1">
+      <w:start w:val="1"/>
+      <w:numFmt w:val="bullet"/>
+      <w:lvlText w:val=""/>
+      <w:lvlJc w:val="left"/>
+      <w:pPr>
+        <w:tabs>
+          <w:tab w:val="num" w:pos="4320"/>
+        </w:tabs>
+        <w:ind w:left="4320" w:hanging="360"/>
+      </w:pPr>
+      <w:rPr>
+        <w:rFonts w:ascii="Wingdings" w:hAnsi="Wingdings" w:hint="default"/>
+        <w:sz w:val="20"/>
+      </w:rPr>
+    </w:lvl>
+    <w:lvl w:ilvl="6" w:tentative="1">
+      <w:start w:val="1"/>
+      <w:numFmt w:val="bullet"/>
+      <w:lvlText w:val=""/>
+      <w:lvlJc w:val="left"/>
+      <w:pPr>
+        <w:tabs>
+          <w:tab w:val="num" w:pos="5040"/>
+        </w:tabs>
+        <w:ind w:left="5040" w:hanging="360"/>
+      </w:pPr>
+      <w:rPr>
+        <w:rFonts w:ascii="Wingdings" w:hAnsi="Wingdings" w:hint="default"/>
+        <w:sz w:val="20"/>
+      </w:rPr>
+    </w:lvl>
+    <w:lvl w:ilvl="7" w:tentative="1">
+      <w:start w:val="1"/>
+      <w:numFmt w:val="bullet"/>
+      <w:lvlText w:val=""/>
+      <w:lvlJc w:val="left"/>
+      <w:pPr>
+        <w:tabs>
+          <w:tab w:val="num" w:pos="5760"/>
+        </w:tabs>
+        <w:ind w:left="5760" w:hanging="360"/>
+      </w:pPr>
+      <w:rPr>
+        <w:rFonts w:ascii="Wingdings" w:hAnsi="Wingdings" w:hint="default"/>
+        <w:sz w:val="20"/>
+      </w:rPr>
+    </w:lvl>
+    <w:lvl w:ilvl="8" w:tentative="1">
+      <w:start w:val="1"/>
+      <w:numFmt w:val="bullet"/>
+      <w:lvlText w:val=""/>
+      <w:lvlJc w:val="left"/>
+      <w:pPr>
+        <w:tabs>
+          <w:tab w:val="num" w:pos="6480"/>
+        </w:tabs>
+        <w:ind w:left="6480" w:hanging="360"/>
+      </w:pPr>
+      <w:rPr>
+        <w:rFonts w:ascii="Wingdings" w:hAnsi="Wingdings" w:hint="default"/>
+        <w:sz w:val="20"/>
+      </w:rPr>
+    </w:lvl>
+  </w:abstractNum>
+  <w:abstractNum w:abstractNumId="6" w15:restartNumberingAfterBreak="0">
     <w:nsid w:val="32EE0453"/>
     <w:multiLevelType w:val="multilevel"/>
     <w:tmpl w:val="33E438FC"/>
@@ -4432,7 +5987,7 @@
       </w:rPr>
     </w:lvl>
   </w:abstractNum>
-  <w:abstractNum w:abstractNumId="5" w15:restartNumberingAfterBreak="0">
+  <w:abstractNum w:abstractNumId="7" w15:restartNumberingAfterBreak="0">
     <w:nsid w:val="38D800A2"/>
     <w:multiLevelType w:val="multilevel"/>
     <w:tmpl w:val="E152B732"/>
@@ -4581,7 +6136,7 @@
       </w:rPr>
     </w:lvl>
   </w:abstractNum>
-  <w:abstractNum w:abstractNumId="6" w15:restartNumberingAfterBreak="0">
+  <w:abstractNum w:abstractNumId="8" w15:restartNumberingAfterBreak="0">
     <w:nsid w:val="3B630ED8"/>
     <w:multiLevelType w:val="hybridMultilevel"/>
     <w:tmpl w:val="8D0CA5E0"/>
@@ -4670,7 +6225,7 @@
       </w:pPr>
     </w:lvl>
   </w:abstractNum>
-  <w:abstractNum w:abstractNumId="7" w15:restartNumberingAfterBreak="0">
+  <w:abstractNum w:abstractNumId="9" w15:restartNumberingAfterBreak="0">
     <w:nsid w:val="3CA545E2"/>
     <w:multiLevelType w:val="multilevel"/>
     <w:tmpl w:val="4438A39C"/>
@@ -4815,7 +6370,156 @@
       </w:rPr>
     </w:lvl>
   </w:abstractNum>
-  <w:abstractNum w:abstractNumId="8" w15:restartNumberingAfterBreak="0">
+  <w:abstractNum w:abstractNumId="10" w15:restartNumberingAfterBreak="0">
+    <w:nsid w:val="3E6F5D6F"/>
+    <w:multiLevelType w:val="multilevel"/>
+    <w:tmpl w:val="8D14BA06"/>
+    <w:lvl w:ilvl="0">
+      <w:start w:val="1"/>
+      <w:numFmt w:val="bullet"/>
+      <w:lvlText w:val=""/>
+      <w:lvlJc w:val="left"/>
+      <w:pPr>
+        <w:tabs>
+          <w:tab w:val="num" w:pos="720"/>
+        </w:tabs>
+        <w:ind w:left="720" w:hanging="360"/>
+      </w:pPr>
+      <w:rPr>
+        <w:rFonts w:ascii="Symbol" w:hAnsi="Symbol" w:hint="default"/>
+        <w:sz w:val="20"/>
+      </w:rPr>
+    </w:lvl>
+    <w:lvl w:ilvl="1" w:tentative="1">
+      <w:start w:val="1"/>
+      <w:numFmt w:val="bullet"/>
+      <w:lvlText w:val="o"/>
+      <w:lvlJc w:val="left"/>
+      <w:pPr>
+        <w:tabs>
+          <w:tab w:val="num" w:pos="1440"/>
+        </w:tabs>
+        <w:ind w:left="1440" w:hanging="360"/>
+      </w:pPr>
+      <w:rPr>
+        <w:rFonts w:ascii="Courier New" w:hAnsi="Courier New" w:hint="default"/>
+        <w:sz w:val="20"/>
+      </w:rPr>
+    </w:lvl>
+    <w:lvl w:ilvl="2" w:tentative="1">
+      <w:start w:val="1"/>
+      <w:numFmt w:val="bullet"/>
+      <w:lvlText w:val=""/>
+      <w:lvlJc w:val="left"/>
+      <w:pPr>
+        <w:tabs>
+          <w:tab w:val="num" w:pos="2160"/>
+        </w:tabs>
+        <w:ind w:left="2160" w:hanging="360"/>
+      </w:pPr>
+      <w:rPr>
+        <w:rFonts w:ascii="Wingdings" w:hAnsi="Wingdings" w:hint="default"/>
+        <w:sz w:val="20"/>
+      </w:rPr>
+    </w:lvl>
+    <w:lvl w:ilvl="3" w:tentative="1">
+      <w:start w:val="1"/>
+      <w:numFmt w:val="bullet"/>
+      <w:lvlText w:val=""/>
+      <w:lvlJc w:val="left"/>
+      <w:pPr>
+        <w:tabs>
+          <w:tab w:val="num" w:pos="2880"/>
+        </w:tabs>
+        <w:ind w:left="2880" w:hanging="360"/>
+      </w:pPr>
+      <w:rPr>
+        <w:rFonts w:ascii="Wingdings" w:hAnsi="Wingdings" w:hint="default"/>
+        <w:sz w:val="20"/>
+      </w:rPr>
+    </w:lvl>
+    <w:lvl w:ilvl="4" w:tentative="1">
+      <w:start w:val="1"/>
+      <w:numFmt w:val="bullet"/>
+      <w:lvlText w:val=""/>
+      <w:lvlJc w:val="left"/>
+      <w:pPr>
+        <w:tabs>
+          <w:tab w:val="num" w:pos="3600"/>
+        </w:tabs>
+        <w:ind w:left="3600" w:hanging="360"/>
+      </w:pPr>
+      <w:rPr>
+        <w:rFonts w:ascii="Wingdings" w:hAnsi="Wingdings" w:hint="default"/>
+        <w:sz w:val="20"/>
+      </w:rPr>
+    </w:lvl>
+    <w:lvl w:ilvl="5" w:tentative="1">
+      <w:start w:val="1"/>
+      <w:numFmt w:val="bullet"/>
+      <w:lvlText w:val=""/>
+      <w:lvlJc w:val="left"/>
+      <w:pPr>
+        <w:tabs>
+          <w:tab w:val="num" w:pos="4320"/>
+        </w:tabs>
+        <w:ind w:left="4320" w:hanging="360"/>
+      </w:pPr>
+      <w:rPr>
+        <w:rFonts w:ascii="Wingdings" w:hAnsi="Wingdings" w:hint="default"/>
+        <w:sz w:val="20"/>
+      </w:rPr>
+    </w:lvl>
+    <w:lvl w:ilvl="6" w:tentative="1">
+      <w:start w:val="1"/>
+      <w:numFmt w:val="bullet"/>
+      <w:lvlText w:val=""/>
+      <w:lvlJc w:val="left"/>
+      <w:pPr>
+        <w:tabs>
+          <w:tab w:val="num" w:pos="5040"/>
+        </w:tabs>
+        <w:ind w:left="5040" w:hanging="360"/>
+      </w:pPr>
+      <w:rPr>
+        <w:rFonts w:ascii="Wingdings" w:hAnsi="Wingdings" w:hint="default"/>
+        <w:sz w:val="20"/>
+      </w:rPr>
+    </w:lvl>
+    <w:lvl w:ilvl="7" w:tentative="1">
+      <w:start w:val="1"/>
+      <w:numFmt w:val="bullet"/>
+      <w:lvlText w:val=""/>
+      <w:lvlJc w:val="left"/>
+      <w:pPr>
+        <w:tabs>
+          <w:tab w:val="num" w:pos="5760"/>
+        </w:tabs>
+        <w:ind w:left="5760" w:hanging="360"/>
+      </w:pPr>
+      <w:rPr>
+        <w:rFonts w:ascii="Wingdings" w:hAnsi="Wingdings" w:hint="default"/>
+        <w:sz w:val="20"/>
+      </w:rPr>
+    </w:lvl>
+    <w:lvl w:ilvl="8" w:tentative="1">
+      <w:start w:val="1"/>
+      <w:numFmt w:val="bullet"/>
+      <w:lvlText w:val=""/>
+      <w:lvlJc w:val="left"/>
+      <w:pPr>
+        <w:tabs>
+          <w:tab w:val="num" w:pos="6480"/>
+        </w:tabs>
+        <w:ind w:left="6480" w:hanging="360"/>
+      </w:pPr>
+      <w:rPr>
+        <w:rFonts w:ascii="Wingdings" w:hAnsi="Wingdings" w:hint="default"/>
+        <w:sz w:val="20"/>
+      </w:rPr>
+    </w:lvl>
+  </w:abstractNum>
+  <w:abstractNum w:abstractNumId="11" w15:restartNumberingAfterBreak="0">
     <w:nsid w:val="418A7EE6"/>
     <w:multiLevelType w:val="multilevel"/>
     <w:tmpl w:val="46024886"/>
@@ -4964,7 +6668,7 @@
       </w:rPr>
     </w:lvl>
   </w:abstractNum>
-  <w:abstractNum w:abstractNumId="9" w15:restartNumberingAfterBreak="0">
+  <w:abstractNum w:abstractNumId="12" w15:restartNumberingAfterBreak="0">
     <w:nsid w:val="44BC213E"/>
     <w:multiLevelType w:val="multilevel"/>
     <w:tmpl w:val="09683CBE"/>
@@ -5113,7 +6817,7 @@
       </w:rPr>
     </w:lvl>
   </w:abstractNum>
-  <w:abstractNum w:abstractNumId="10" w15:restartNumberingAfterBreak="0">
+  <w:abstractNum w:abstractNumId="13" w15:restartNumberingAfterBreak="0">
     <w:nsid w:val="47C93A17"/>
     <w:multiLevelType w:val="hybridMultilevel"/>
     <w:tmpl w:val="41060B66"/>
@@ -5202,11 +6906,11 @@
       </w:pPr>
     </w:lvl>
   </w:abstractNum>
-  <w:abstractNum w:abstractNumId="11" w15:restartNumberingAfterBreak="0">
+  <w:abstractNum w:abstractNumId="14" w15:restartNumberingAfterBreak="0">
     <w:nsid w:val="49592B2E"/>
     <w:multiLevelType w:val="hybridMultilevel"/>
-    <w:tmpl w:val="239CA19A"/>
-    <w:lvl w:ilvl="0" w:tplc="020E546A">
+    <w:tmpl w:val="73FCE42E"/>
+    <w:lvl w:ilvl="0" w:tplc="6D781292">
       <w:start w:val="1"/>
       <w:numFmt w:val="bullet"/>
       <w:pStyle w:val="Bullet-"/>
@@ -5316,7 +7020,7 @@
       </w:rPr>
     </w:lvl>
   </w:abstractNum>
-  <w:abstractNum w:abstractNumId="12" w15:restartNumberingAfterBreak="0">
+  <w:abstractNum w:abstractNumId="15" w15:restartNumberingAfterBreak="0">
     <w:nsid w:val="502137A5"/>
     <w:multiLevelType w:val="multilevel"/>
     <w:tmpl w:val="DFFEACA0"/>
@@ -5465,7 +7169,7 @@
       </w:rPr>
     </w:lvl>
   </w:abstractNum>
-  <w:abstractNum w:abstractNumId="13" w15:restartNumberingAfterBreak="0">
+  <w:abstractNum w:abstractNumId="16" w15:restartNumberingAfterBreak="0">
     <w:nsid w:val="55C51FB6"/>
     <w:multiLevelType w:val="multilevel"/>
     <w:tmpl w:val="5FE0A1F4"/>
@@ -5614,7 +7318,7 @@
       </w:rPr>
     </w:lvl>
   </w:abstractNum>
-  <w:abstractNum w:abstractNumId="14" w15:restartNumberingAfterBreak="0">
+  <w:abstractNum w:abstractNumId="17" w15:restartNumberingAfterBreak="0">
     <w:nsid w:val="5B162019"/>
     <w:multiLevelType w:val="multilevel"/>
     <w:tmpl w:val="226AC004"/>
@@ -5763,7 +7467,7 @@
       </w:rPr>
     </w:lvl>
   </w:abstractNum>
-  <w:abstractNum w:abstractNumId="15" w15:restartNumberingAfterBreak="0">
+  <w:abstractNum w:abstractNumId="18" w15:restartNumberingAfterBreak="0">
     <w:nsid w:val="6A0040A4"/>
     <w:multiLevelType w:val="hybridMultilevel"/>
     <w:tmpl w:val="B85AC446"/>
@@ -5875,7 +7579,156 @@
       </w:rPr>
     </w:lvl>
   </w:abstractNum>
-  <w:abstractNum w:abstractNumId="16" w15:restartNumberingAfterBreak="0">
+  <w:abstractNum w:abstractNumId="19" w15:restartNumberingAfterBreak="0">
+    <w:nsid w:val="6FF60F3D"/>
+    <w:multiLevelType w:val="multilevel"/>
+    <w:tmpl w:val="7846B010"/>
+    <w:lvl w:ilvl="0">
+      <w:start w:val="1"/>
+      <w:numFmt w:val="bullet"/>
+      <w:lvlText w:val=""/>
+      <w:lvlJc w:val="left"/>
+      <w:pPr>
+        <w:tabs>
+          <w:tab w:val="num" w:pos="720"/>
+        </w:tabs>
+        <w:ind w:left="720" w:hanging="360"/>
+      </w:pPr>
+      <w:rPr>
+        <w:rFonts w:ascii="Symbol" w:hAnsi="Symbol" w:hint="default"/>
+        <w:sz w:val="20"/>
+      </w:rPr>
+    </w:lvl>
+    <w:lvl w:ilvl="1" w:tentative="1">
+      <w:start w:val="1"/>
+      <w:numFmt w:val="bullet"/>
+      <w:lvlText w:val="o"/>
+      <w:lvlJc w:val="left"/>
+      <w:pPr>
+        <w:tabs>
+          <w:tab w:val="num" w:pos="1440"/>
+        </w:tabs>
+        <w:ind w:left="1440" w:hanging="360"/>
+      </w:pPr>
+      <w:rPr>
+        <w:rFonts w:ascii="Courier New" w:hAnsi="Courier New" w:hint="default"/>
+        <w:sz w:val="20"/>
+      </w:rPr>
+    </w:lvl>
+    <w:lvl w:ilvl="2" w:tentative="1">
+      <w:start w:val="1"/>
+      <w:numFmt w:val="bullet"/>
+      <w:lvlText w:val=""/>
+      <w:lvlJc w:val="left"/>
+      <w:pPr>
+        <w:tabs>
+          <w:tab w:val="num" w:pos="2160"/>
+        </w:tabs>
+        <w:ind w:left="2160" w:hanging="360"/>
+      </w:pPr>
+      <w:rPr>
+        <w:rFonts w:ascii="Wingdings" w:hAnsi="Wingdings" w:hint="default"/>
+        <w:sz w:val="20"/>
+      </w:rPr>
+    </w:lvl>
+    <w:lvl w:ilvl="3" w:tentative="1">
+      <w:start w:val="1"/>
+      <w:numFmt w:val="bullet"/>
+      <w:lvlText w:val=""/>
+      <w:lvlJc w:val="left"/>
+      <w:pPr>
+        <w:tabs>
+          <w:tab w:val="num" w:pos="2880"/>
+        </w:tabs>
+        <w:ind w:left="2880" w:hanging="360"/>
+      </w:pPr>
+      <w:rPr>
+        <w:rFonts w:ascii="Wingdings" w:hAnsi="Wingdings" w:hint="default"/>
+        <w:sz w:val="20"/>
+      </w:rPr>
+    </w:lvl>
+    <w:lvl w:ilvl="4" w:tentative="1">
+      <w:start w:val="1"/>
+      <w:numFmt w:val="bullet"/>
+      <w:lvlText w:val=""/>
+      <w:lvlJc w:val="left"/>
+      <w:pPr>
+        <w:tabs>
+          <w:tab w:val="num" w:pos="3600"/>
+        </w:tabs>
+        <w:ind w:left="3600" w:hanging="360"/>
+      </w:pPr>
+      <w:rPr>
+        <w:rFonts w:ascii="Wingdings" w:hAnsi="Wingdings" w:hint="default"/>
+        <w:sz w:val="20"/>
+      </w:rPr>
+    </w:lvl>
+    <w:lvl w:ilvl="5" w:tentative="1">
+      <w:start w:val="1"/>
+      <w:numFmt w:val="bullet"/>
+      <w:lvlText w:val=""/>
+      <w:lvlJc w:val="left"/>
+      <w:pPr>
+        <w:tabs>
+          <w:tab w:val="num" w:pos="4320"/>
+        </w:tabs>
+        <w:ind w:left="4320" w:hanging="360"/>
+      </w:pPr>
+      <w:rPr>
+        <w:rFonts w:ascii="Wingdings" w:hAnsi="Wingdings" w:hint="default"/>
+        <w:sz w:val="20"/>
+      </w:rPr>
+    </w:lvl>
+    <w:lvl w:ilvl="6" w:tentative="1">
+      <w:start w:val="1"/>
+      <w:numFmt w:val="bullet"/>
+      <w:lvlText w:val=""/>
+      <w:lvlJc w:val="left"/>
+      <w:pPr>
+        <w:tabs>
+          <w:tab w:val="num" w:pos="5040"/>
+        </w:tabs>
+        <w:ind w:left="5040" w:hanging="360"/>
+      </w:pPr>
+      <w:rPr>
+        <w:rFonts w:ascii="Wingdings" w:hAnsi="Wingdings" w:hint="default"/>
+        <w:sz w:val="20"/>
+      </w:rPr>
+    </w:lvl>
+    <w:lvl w:ilvl="7" w:tentative="1">
+      <w:start w:val="1"/>
+      <w:numFmt w:val="bullet"/>
+      <w:lvlText w:val=""/>
+      <w:lvlJc w:val="left"/>
+      <w:pPr>
+        <w:tabs>
+          <w:tab w:val="num" w:pos="5760"/>
+        </w:tabs>
+        <w:ind w:left="5760" w:hanging="360"/>
+      </w:pPr>
+      <w:rPr>
+        <w:rFonts w:ascii="Wingdings" w:hAnsi="Wingdings" w:hint="default"/>
+        <w:sz w:val="20"/>
+      </w:rPr>
+    </w:lvl>
+    <w:lvl w:ilvl="8" w:tentative="1">
+      <w:start w:val="1"/>
+      <w:numFmt w:val="bullet"/>
+      <w:lvlText w:val=""/>
+      <w:lvlJc w:val="left"/>
+      <w:pPr>
+        <w:tabs>
+          <w:tab w:val="num" w:pos="6480"/>
+        </w:tabs>
+        <w:ind w:left="6480" w:hanging="360"/>
+      </w:pPr>
+      <w:rPr>
+        <w:rFonts w:ascii="Wingdings" w:hAnsi="Wingdings" w:hint="default"/>
+        <w:sz w:val="20"/>
+      </w:rPr>
+    </w:lvl>
+  </w:abstractNum>
+  <w:abstractNum w:abstractNumId="20" w15:restartNumberingAfterBreak="0">
     <w:nsid w:val="71510E45"/>
     <w:multiLevelType w:val="multilevel"/>
     <w:tmpl w:val="4FDC0E62"/>
@@ -5994,7 +7847,7 @@
       </w:rPr>
     </w:lvl>
   </w:abstractNum>
-  <w:abstractNum w:abstractNumId="17" w15:restartNumberingAfterBreak="0">
+  <w:abstractNum w:abstractNumId="21" w15:restartNumberingAfterBreak="0">
     <w:nsid w:val="78BE5E34"/>
     <w:multiLevelType w:val="multilevel"/>
     <w:tmpl w:val="8C3C56B6"/>
@@ -6143,7 +7996,7 @@
       </w:rPr>
     </w:lvl>
   </w:abstractNum>
-  <w:abstractNum w:abstractNumId="18" w15:restartNumberingAfterBreak="0">
+  <w:abstractNum w:abstractNumId="22" w15:restartNumberingAfterBreak="0">
     <w:nsid w:val="7A223751"/>
     <w:multiLevelType w:val="multilevel"/>
     <w:tmpl w:val="CF1E3FF2"/>
@@ -6296,64 +8149,133 @@
     <w:abstractNumId w:val="1"/>
   </w:num>
   <w:num w:numId="2" w16cid:durableId="101724687">
-    <w:abstractNumId w:val="11"/>
+    <w:abstractNumId w:val="14"/>
   </w:num>
   <w:num w:numId="3" w16cid:durableId="416555665">
     <w:abstractNumId w:val="0"/>
   </w:num>
   <w:num w:numId="4" w16cid:durableId="32582431">
+    <w:abstractNumId w:val="20"/>
+  </w:num>
+  <w:num w:numId="5" w16cid:durableId="798762348">
+    <w:abstractNumId w:val="17"/>
+  </w:num>
+  <w:num w:numId="6" w16cid:durableId="152188031">
     <w:abstractNumId w:val="16"/>
   </w:num>
-  <w:num w:numId="5" w16cid:durableId="798762348">
-    <w:abstractNumId w:val="14"/>
-  </w:num>
-  <w:num w:numId="6" w16cid:durableId="152188031">
-    <w:abstractNumId w:val="13"/>
-  </w:num>
   <w:num w:numId="7" w16cid:durableId="868837183">
-    <w:abstractNumId w:val="18"/>
+    <w:abstractNumId w:val="22"/>
   </w:num>
   <w:num w:numId="8" w16cid:durableId="246503225">
-    <w:abstractNumId w:val="9"/>
+    <w:abstractNumId w:val="12"/>
   </w:num>
   <w:num w:numId="9" w16cid:durableId="50469608">
-    <w:abstractNumId w:val="17"/>
+    <w:abstractNumId w:val="21"/>
   </w:num>
   <w:num w:numId="10" w16cid:durableId="594359540">
     <w:abstractNumId w:val="2"/>
   </w:num>
   <w:num w:numId="11" w16cid:durableId="1669865482">
+    <w:abstractNumId w:val="8"/>
+  </w:num>
+  <w:num w:numId="12" w16cid:durableId="134152471">
+    <w:abstractNumId w:val="15"/>
+  </w:num>
+  <w:num w:numId="13" w16cid:durableId="1740398986">
+    <w:abstractNumId w:val="11"/>
+  </w:num>
+  <w:num w:numId="14" w16cid:durableId="1774669012">
+    <w:abstractNumId w:val="4"/>
+  </w:num>
+  <w:num w:numId="15" w16cid:durableId="1328750599">
     <w:abstractNumId w:val="6"/>
   </w:num>
-  <w:num w:numId="12" w16cid:durableId="134152471">
-    <w:abstractNumId w:val="12"/>
+  <w:num w:numId="16" w16cid:durableId="1072969092">
+    <w:abstractNumId w:val="7"/>
   </w:num>
-  <w:num w:numId="13" w16cid:durableId="1740398986">
-    <w:abstractNumId w:val="8"/>
+  <w:num w:numId="17" w16cid:durableId="330111724">
+    <w:abstractNumId w:val="9"/>
   </w:num>
-  <w:num w:numId="14" w16cid:durableId="1774669012">
+  <w:num w:numId="18" w16cid:durableId="741223750">
+    <w:abstractNumId w:val="18"/>
+  </w:num>
+  <w:num w:numId="19" w16cid:durableId="1179349162">
+    <w:abstractNumId w:val="13"/>
+  </w:num>
+  <w:num w:numId="20" w16cid:durableId="704910125">
+    <w:abstractNumId w:val="14"/>
+  </w:num>
+  <w:num w:numId="21" w16cid:durableId="2082094963">
+    <w:abstractNumId w:val="14"/>
+  </w:num>
+  <w:num w:numId="22" w16cid:durableId="52000095">
+    <w:abstractNumId w:val="5"/>
+  </w:num>
+  <w:num w:numId="23" w16cid:durableId="474492708">
+    <w:abstractNumId w:val="14"/>
+  </w:num>
+  <w:num w:numId="24" w16cid:durableId="1770154981">
+    <w:abstractNumId w:val="0"/>
+  </w:num>
+  <w:num w:numId="25" w16cid:durableId="1224874828">
+    <w:abstractNumId w:val="0"/>
+  </w:num>
+  <w:num w:numId="26" w16cid:durableId="665935210">
+    <w:abstractNumId w:val="0"/>
+  </w:num>
+  <w:num w:numId="27" w16cid:durableId="1598126655">
+    <w:abstractNumId w:val="0"/>
+  </w:num>
+  <w:num w:numId="28" w16cid:durableId="2029944514">
+    <w:abstractNumId w:val="0"/>
+  </w:num>
+  <w:num w:numId="29" w16cid:durableId="2053653641">
+    <w:abstractNumId w:val="0"/>
+  </w:num>
+  <w:num w:numId="30" w16cid:durableId="825125007">
+    <w:abstractNumId w:val="0"/>
+  </w:num>
+  <w:num w:numId="31" w16cid:durableId="1276793788">
+    <w:abstractNumId w:val="0"/>
+  </w:num>
+  <w:num w:numId="32" w16cid:durableId="1692148497">
+    <w:abstractNumId w:val="14"/>
+  </w:num>
+  <w:num w:numId="33" w16cid:durableId="1388457667">
+    <w:abstractNumId w:val="0"/>
+  </w:num>
+  <w:num w:numId="34" w16cid:durableId="1836608776">
+    <w:abstractNumId w:val="0"/>
+  </w:num>
+  <w:num w:numId="35" w16cid:durableId="490146862">
+    <w:abstractNumId w:val="0"/>
+  </w:num>
+  <w:num w:numId="36" w16cid:durableId="1923879464">
+    <w:abstractNumId w:val="0"/>
+  </w:num>
+  <w:num w:numId="37" w16cid:durableId="2004044351">
+    <w:abstractNumId w:val="0"/>
+  </w:num>
+  <w:num w:numId="38" w16cid:durableId="2057462095">
+    <w:abstractNumId w:val="0"/>
+  </w:num>
+  <w:num w:numId="39" w16cid:durableId="1987126098">
+    <w:abstractNumId w:val="0"/>
+  </w:num>
+  <w:num w:numId="40" w16cid:durableId="516114525">
+    <w:abstractNumId w:val="0"/>
+  </w:num>
+  <w:num w:numId="41" w16cid:durableId="1186794359">
+    <w:abstractNumId w:val="14"/>
+  </w:num>
+  <w:num w:numId="42" w16cid:durableId="54086423">
+    <w:abstractNumId w:val="19"/>
+  </w:num>
+  <w:num w:numId="43" w16cid:durableId="163739701">
     <w:abstractNumId w:val="3"/>
   </w:num>
-  <w:num w:numId="15" w16cid:durableId="1328750599">
-    <w:abstractNumId w:val="4"/>
-  </w:num>
-  <w:num w:numId="16" w16cid:durableId="1072969092">
-    <w:abstractNumId w:val="5"/>
-  </w:num>
-  <w:num w:numId="17" w16cid:durableId="330111724">
-    <w:abstractNumId w:val="7"/>
-  </w:num>
-  <w:num w:numId="18" w16cid:durableId="741223750">
-    <w:abstractNumId w:val="15"/>
-  </w:num>
-  <w:num w:numId="19" w16cid:durableId="1179349162">
+  <w:num w:numId="44" w16cid:durableId="94399055">
     <w:abstractNumId w:val="10"/>
-  </w:num>
-  <w:num w:numId="20" w16cid:durableId="704910125">
-    <w:abstractNumId w:val="11"/>
-  </w:num>
-  <w:num w:numId="21" w16cid:durableId="2082094963">
-    <w:abstractNumId w:val="11"/>
   </w:num>
   <w:numIdMacAtCleanup w:val="4"/>
 </w:numbering>
@@ -7486,7 +9408,6 @@
     <w:name w:val="Normal (Web)"/>
     <w:basedOn w:val="Normal"/>
     <w:uiPriority w:val="99"/>
-    <w:semiHidden/>
     <w:unhideWhenUsed/>
     <w:rsid w:val="001B60A4"/>
     <w:pPr>
@@ -7763,13 +9684,16 @@
     <w:basedOn w:val="ListParagraph"/>
     <w:link w:val="Bullet-Char"/>
     <w:qFormat/>
-    <w:rsid w:val="00D03F67"/>
+    <w:rsid w:val="000655D9"/>
     <w:pPr>
       <w:numPr>
         <w:numId w:val="2"/>
       </w:numPr>
+      <w:tabs>
+        <w:tab w:val="left" w:pos="900"/>
+      </w:tabs>
       <w:spacing w:before="60" w:line="264" w:lineRule="auto"/>
-      <w:ind w:left="810"/>
+      <w:ind w:left="450" w:firstLine="0"/>
       <w:contextualSpacing w:val="0"/>
       <w:jc w:val="both"/>
     </w:pPr>
@@ -7797,7 +9721,7 @@
     <w:name w:val="Bullet - Char"/>
     <w:basedOn w:val="ListParagraphChar"/>
     <w:link w:val="Bullet-"/>
-    <w:rsid w:val="00D03F67"/>
+    <w:rsid w:val="000655D9"/>
     <w:rPr>
       <w:rFonts w:ascii="Times New Roman" w:eastAsia="inter" w:hAnsi="Times New Roman" w:cs="Times New Roman"/>
       <w:kern w:val="0"/>
@@ -7811,17 +9735,17 @@
     <w:basedOn w:val="Normal"/>
     <w:link w:val="BulletChar"/>
     <w:qFormat/>
-    <w:rsid w:val="00AF1D3A"/>
+    <w:rsid w:val="000D1BEA"/>
     <w:pPr>
       <w:numPr>
         <w:numId w:val="3"/>
       </w:numPr>
       <w:tabs>
         <w:tab w:val="clear" w:pos="720"/>
-        <w:tab w:val="left" w:pos="1276"/>
+        <w:tab w:val="left" w:pos="1260"/>
       </w:tabs>
       <w:spacing w:before="60" w:line="264" w:lineRule="auto"/>
-      <w:ind w:left="851" w:hanging="22"/>
+      <w:ind w:left="900" w:firstLine="0"/>
     </w:pPr>
     <w:rPr>
       <w:rFonts w:eastAsiaTheme="majorEastAsia"/>
@@ -7833,7 +9757,7 @@
     <w:name w:val="Bullet . Char"/>
     <w:basedOn w:val="DefaultParagraphFont"/>
     <w:link w:val="Bullet"/>
-    <w:rsid w:val="00AF1D3A"/>
+    <w:rsid w:val="000D1BEA"/>
     <w:rPr>
       <w:rFonts w:ascii="Times New Roman" w:eastAsiaTheme="majorEastAsia" w:hAnsi="Times New Roman" w:cs="Times New Roman"/>
       <w:kern w:val="0"/>
@@ -8207,6 +10131,64 @@
     <w:name w:val="mdc-button__label"/>
     <w:basedOn w:val="DefaultParagraphFont"/>
     <w:rsid w:val="0058238B"/>
+  </w:style>
+  <w:style w:type="paragraph" w:styleId="NoSpacing">
+    <w:name w:val="No Spacing"/>
+    <w:link w:val="NoSpacingChar"/>
+    <w:uiPriority w:val="1"/>
+    <w:qFormat/>
+    <w:rsid w:val="00EB3EFD"/>
+    <w:pPr>
+      <w:spacing w:after="0" w:line="240" w:lineRule="auto"/>
+    </w:pPr>
+    <w:rPr>
+      <w:rFonts w:eastAsiaTheme="minorEastAsia"/>
+      <w:kern w:val="0"/>
+      <w:sz w:val="22"/>
+      <w:szCs w:val="22"/>
+      <w14:ligatures w14:val="none"/>
+    </w:rPr>
+  </w:style>
+  <w:style w:type="character" w:customStyle="1" w:styleId="NoSpacingChar">
+    <w:name w:val="No Spacing Char"/>
+    <w:basedOn w:val="DefaultParagraphFont"/>
+    <w:link w:val="NoSpacing"/>
+    <w:uiPriority w:val="1"/>
+    <w:rsid w:val="00EB3EFD"/>
+    <w:rPr>
+      <w:rFonts w:eastAsiaTheme="minorEastAsia"/>
+      <w:kern w:val="0"/>
+      <w:sz w:val="22"/>
+      <w:szCs w:val="22"/>
+      <w14:ligatures w14:val="none"/>
+    </w:rPr>
+  </w:style>
+  <w:style w:type="paragraph" w:customStyle="1" w:styleId="table-bullet">
+    <w:name w:val="table-bullet"/>
+    <w:basedOn w:val="Bullet"/>
+    <w:link w:val="table-bulletChar"/>
+    <w:qFormat/>
+    <w:rsid w:val="00B3391A"/>
+    <w:pPr>
+      <w:tabs>
+        <w:tab w:val="clear" w:pos="1260"/>
+        <w:tab w:val="left" w:pos="330"/>
+      </w:tabs>
+      <w:ind w:left="60"/>
+    </w:pPr>
+  </w:style>
+  <w:style w:type="character" w:customStyle="1" w:styleId="table-bulletChar">
+    <w:name w:val="table-bullet Char"/>
+    <w:basedOn w:val="BulletChar"/>
+    <w:link w:val="table-bullet"/>
+    <w:rsid w:val="00B3391A"/>
+    <w:rPr>
+      <w:rFonts w:ascii="Times New Roman" w:eastAsiaTheme="majorEastAsia" w:hAnsi="Times New Roman" w:cs="Times New Roman"/>
+      <w:kern w:val="0"/>
+      <w:sz w:val="26"/>
+      <w:szCs w:val="26"/>
+      <w14:ligatures w14:val="none"/>
+    </w:rPr>
   </w:style>
 </w:styles>
 </file>
